--- a/src/src/main/webapp/portal/asset/arrived/reportTemplate/TechnologyReportTemplate.docx
+++ b/src/src/main/webapp/portal/asset/arrived/reportTemplate/TechnologyReportTemplate.docx
@@ -5,7 +5,7 @@
     <w:p>
       <w:pPr>
         <w:spacing w:line="720" w:lineRule="auto"/>
-        <w:ind w:firstLineChars="350" w:firstLine="1546"/>
+        <w:ind w:firstLineChars="350" w:firstLine="1265"/>
         <w:rPr>
           <w:rStyle w:val="TitleChar"/>
           <w:rFonts w:ascii="宋体" w:eastAsia="宋体" w:hAnsi="宋体" w:cs="宋体"/>
@@ -15,10 +15,21 @@
         <w:rPr>
           <w:rStyle w:val="TitleChar"/>
           <w:rFonts w:ascii="宋体" w:eastAsia="宋体" w:hAnsi="宋体" w:cs="宋体" w:hint="eastAsia"/>
-          <w:sz w:val="44"/>
-          <w:szCs w:val="44"/>
+          <w:sz w:val="36"/>
+          <w:szCs w:val="36"/>
         </w:rPr>
-        <w:t>医疗设备验收报告</w:t>
+        <w:t>医疗设备验收</w:t>
+      </w:r>
+      <w:bookmarkStart w:id="0" w:name="_GoBack"/>
+      <w:bookmarkEnd w:id="0"/>
+      <w:r>
+        <w:rPr>
+          <w:rStyle w:val="TitleChar"/>
+          <w:rFonts w:ascii="宋体" w:eastAsia="宋体" w:hAnsi="宋体" w:cs="宋体" w:hint="eastAsia"/>
+          <w:sz w:val="36"/>
+          <w:szCs w:val="36"/>
+        </w:rPr>
+        <w:t>报告</w:t>
       </w:r>
       <w:r>
         <w:rPr>
@@ -58,15 +69,15 @@
           <w:sz w:val="18"/>
           <w:szCs w:val="18"/>
         </w:rPr>
-        <w:t>共  页，第  页</w:t>
+        <w:t xml:space="preserve">                                                     </w:t>
       </w:r>
       <w:r>
         <w:rPr>
-          <w:rFonts w:ascii="宋体" w:eastAsia="宋体" w:hAnsi="宋体" w:cs="宋体" w:hint="eastAsia"/>
+          <w:rFonts w:ascii="宋体" w:eastAsia="宋体" w:hAnsi="宋体" w:cs="宋体"/>
           <w:sz w:val="18"/>
           <w:szCs w:val="18"/>
         </w:rPr>
-        <w:t xml:space="preserve">                                                     </w:t>
+        <w:t xml:space="preserve">                  </w:t>
       </w:r>
       <w:r>
         <w:rPr>
@@ -88,8 +99,6 @@
         </w:rPr>
         <w:t>：</w:t>
       </w:r>
-      <w:bookmarkStart w:id="0" w:name="_GoBack"/>
-      <w:bookmarkEnd w:id="0"/>
     </w:p>
     <w:tbl>
       <w:tblPr>
@@ -98,20 +107,23 @@
         <w:tblLook w:val="04A0" w:firstRow="1" w:lastRow="0" w:firstColumn="1" w:lastColumn="0" w:noHBand="0" w:noVBand="1"/>
       </w:tblPr>
       <w:tblGrid>
-        <w:gridCol w:w="1586"/>
-        <w:gridCol w:w="1587"/>
-        <w:gridCol w:w="1589"/>
-        <w:gridCol w:w="1588"/>
-        <w:gridCol w:w="1588"/>
-        <w:gridCol w:w="1588"/>
+        <w:gridCol w:w="351"/>
+        <w:gridCol w:w="352"/>
+        <w:gridCol w:w="880"/>
+        <w:gridCol w:w="1530"/>
+        <w:gridCol w:w="1646"/>
+        <w:gridCol w:w="622"/>
+        <w:gridCol w:w="968"/>
+        <w:gridCol w:w="3177"/>
       </w:tblGrid>
       <w:tr>
         <w:trPr>
-          <w:trHeight w:val="567"/>
+          <w:trHeight w:val="425"/>
         </w:trPr>
         <w:tc>
           <w:tcPr>
-            <w:tcW w:w="1586" w:type="dxa"/>
+            <w:tcW w:w="1583" w:type="dxa"/>
+            <w:gridSpan w:val="3"/>
             <w:vAlign w:val="center"/>
           </w:tcPr>
           <w:p>
@@ -176,7 +188,8 @@
         </w:tc>
         <w:tc>
           <w:tcPr>
-            <w:tcW w:w="1588" w:type="dxa"/>
+            <w:tcW w:w="1590" w:type="dxa"/>
+            <w:gridSpan w:val="2"/>
             <w:vAlign w:val="center"/>
           </w:tcPr>
           <w:p>
@@ -196,6 +209,84 @@
                 <w:szCs w:val="18"/>
               </w:rPr>
               <w:t>设备名称</w:t>
+            </w:r>
+          </w:p>
+        </w:tc>
+        <w:tc>
+          <w:tcPr>
+            <w:tcW w:w="3177" w:type="dxa"/>
+            <w:vAlign w:val="center"/>
+          </w:tcPr>
+          <w:p>
+            <w:pPr>
+              <w:rPr>
+                <w:rFonts w:ascii="宋体" w:eastAsia="宋体" w:hAnsi="宋体" w:cs="宋体"/>
+                <w:bCs/>
+                <w:sz w:val="18"/>
+                <w:szCs w:val="18"/>
+              </w:rPr>
+            </w:pPr>
+            <w:r>
+              <w:rPr>
+                <w:sz w:val="20"/>
+                <w:szCs w:val="20"/>
+              </w:rPr>
+              <w:t>{{</w:t>
+            </w:r>
+            <w:proofErr w:type="spellStart"/>
+            <w:r>
+              <w:rPr>
+                <w:sz w:val="20"/>
+                <w:szCs w:val="20"/>
+              </w:rPr>
+              <w:t>asset</w:t>
+            </w:r>
+            <w:r>
+              <w:rPr>
+                <w:rFonts w:hint="eastAsia"/>
+                <w:sz w:val="20"/>
+                <w:szCs w:val="20"/>
+              </w:rPr>
+              <w:t>_name</w:t>
+            </w:r>
+            <w:proofErr w:type="spellEnd"/>
+            <w:r>
+              <w:rPr>
+                <w:sz w:val="20"/>
+                <w:szCs w:val="20"/>
+              </w:rPr>
+              <w:t>}}</w:t>
+            </w:r>
+          </w:p>
+        </w:tc>
+      </w:tr>
+      <w:tr>
+        <w:trPr>
+          <w:trHeight w:val="425"/>
+        </w:trPr>
+        <w:tc>
+          <w:tcPr>
+            <w:tcW w:w="1583" w:type="dxa"/>
+            <w:gridSpan w:val="3"/>
+            <w:vAlign w:val="center"/>
+          </w:tcPr>
+          <w:p>
+            <w:pPr>
+              <w:rPr>
+                <w:rFonts w:ascii="宋体" w:eastAsia="宋体" w:hAnsi="宋体" w:cs="宋体"/>
+                <w:bCs/>
+                <w:sz w:val="18"/>
+                <w:szCs w:val="18"/>
+              </w:rPr>
+            </w:pPr>
+            <w:r>
+              <w:rPr>
+                <w:rFonts w:ascii="宋体" w:eastAsia="宋体" w:hAnsi="宋体" w:cs="宋体" w:hint="eastAsia"/>
+                <w:bCs/>
+                <w:sz w:val="18"/>
+                <w:szCs w:val="18"/>
+              </w:rPr>
+              <w:t>型号规格</w:t>
             </w:r>
           </w:p>
         </w:tc>
@@ -227,7 +318,302 @@
                 <w:sz w:val="20"/>
                 <w:szCs w:val="20"/>
               </w:rPr>
-              <w:t>asset</w:t>
+              <w:t>function_type</w:t>
+            </w:r>
+            <w:proofErr w:type="spellEnd"/>
+            <w:r>
+              <w:rPr>
+                <w:sz w:val="20"/>
+                <w:szCs w:val="20"/>
+              </w:rPr>
+              <w:t>}}</w:t>
+            </w:r>
+          </w:p>
+        </w:tc>
+        <w:tc>
+          <w:tcPr>
+            <w:tcW w:w="1590" w:type="dxa"/>
+            <w:gridSpan w:val="2"/>
+            <w:vAlign w:val="center"/>
+          </w:tcPr>
+          <w:p>
+            <w:pPr>
+              <w:rPr>
+                <w:rFonts w:ascii="宋体" w:eastAsia="宋体" w:hAnsi="宋体" w:cs="宋体"/>
+                <w:bCs/>
+                <w:sz w:val="18"/>
+                <w:szCs w:val="18"/>
+              </w:rPr>
+            </w:pPr>
+            <w:r>
+              <w:rPr>
+                <w:rFonts w:ascii="宋体" w:eastAsia="宋体" w:hAnsi="宋体" w:cs="宋体" w:hint="eastAsia"/>
+                <w:bCs/>
+                <w:sz w:val="18"/>
+                <w:szCs w:val="18"/>
+              </w:rPr>
+              <w:t>第三方检查单位</w:t>
+            </w:r>
+          </w:p>
+        </w:tc>
+        <w:tc>
+          <w:tcPr>
+            <w:tcW w:w="3177" w:type="dxa"/>
+            <w:vAlign w:val="center"/>
+          </w:tcPr>
+          <w:p>
+            <w:pPr>
+              <w:rPr>
+                <w:rFonts w:ascii="宋体" w:eastAsia="宋体" w:hAnsi="宋体" w:cs="宋体"/>
+                <w:bCs/>
+                <w:sz w:val="18"/>
+                <w:szCs w:val="18"/>
+              </w:rPr>
+            </w:pPr>
+            <w:r>
+              <w:rPr>
+                <w:sz w:val="20"/>
+                <w:szCs w:val="20"/>
+              </w:rPr>
+              <w:t>{{</w:t>
+            </w:r>
+            <w:proofErr w:type="spellStart"/>
+            <w:r>
+              <w:rPr>
+                <w:sz w:val="20"/>
+                <w:szCs w:val="20"/>
+              </w:rPr>
+              <w:t>third_party_name</w:t>
+            </w:r>
+            <w:proofErr w:type="spellEnd"/>
+            <w:r>
+              <w:rPr>
+                <w:sz w:val="20"/>
+                <w:szCs w:val="20"/>
+              </w:rPr>
+              <w:t>}}</w:t>
+            </w:r>
+          </w:p>
+        </w:tc>
+      </w:tr>
+      <w:tr>
+        <w:trPr>
+          <w:trHeight w:val="425"/>
+        </w:trPr>
+        <w:tc>
+          <w:tcPr>
+            <w:tcW w:w="1583" w:type="dxa"/>
+            <w:gridSpan w:val="3"/>
+            <w:vAlign w:val="center"/>
+          </w:tcPr>
+          <w:p>
+            <w:pPr>
+              <w:rPr>
+                <w:rFonts w:ascii="宋体" w:eastAsia="宋体" w:hAnsi="宋体" w:cs="宋体"/>
+                <w:bCs/>
+                <w:sz w:val="18"/>
+                <w:szCs w:val="18"/>
+              </w:rPr>
+            </w:pPr>
+            <w:r>
+              <w:rPr>
+                <w:rFonts w:ascii="宋体" w:eastAsia="宋体" w:hAnsi="宋体" w:cs="宋体" w:hint="eastAsia"/>
+                <w:bCs/>
+                <w:sz w:val="18"/>
+                <w:szCs w:val="18"/>
+              </w:rPr>
+              <w:t>出厂编号</w:t>
+            </w:r>
+          </w:p>
+        </w:tc>
+        <w:tc>
+          <w:tcPr>
+            <w:tcW w:w="3176" w:type="dxa"/>
+            <w:gridSpan w:val="2"/>
+            <w:vAlign w:val="center"/>
+          </w:tcPr>
+          <w:p>
+            <w:pPr>
+              <w:rPr>
+                <w:rFonts w:ascii="宋体" w:eastAsia="宋体" w:hAnsi="宋体" w:cs="宋体"/>
+                <w:bCs/>
+                <w:sz w:val="18"/>
+                <w:szCs w:val="18"/>
+              </w:rPr>
+            </w:pPr>
+            <w:r>
+              <w:rPr>
+                <w:sz w:val="20"/>
+                <w:szCs w:val="20"/>
+              </w:rPr>
+              <w:t>{{</w:t>
+            </w:r>
+            <w:proofErr w:type="spellStart"/>
+            <w:r>
+              <w:rPr>
+                <w:sz w:val="20"/>
+                <w:szCs w:val="20"/>
+              </w:rPr>
+              <w:t>manufact</w:t>
+            </w:r>
+            <w:r>
+              <w:rPr>
+                <w:rFonts w:hint="eastAsia"/>
+                <w:sz w:val="20"/>
+                <w:szCs w:val="20"/>
+              </w:rPr>
+              <w:t>_</w:t>
+            </w:r>
+            <w:r>
+              <w:rPr>
+                <w:sz w:val="20"/>
+                <w:szCs w:val="20"/>
+              </w:rPr>
+              <w:t>num</w:t>
+            </w:r>
+            <w:proofErr w:type="spellEnd"/>
+            <w:r>
+              <w:rPr>
+                <w:sz w:val="20"/>
+                <w:szCs w:val="20"/>
+              </w:rPr>
+              <w:t>}}</w:t>
+            </w:r>
+          </w:p>
+        </w:tc>
+        <w:tc>
+          <w:tcPr>
+            <w:tcW w:w="1590" w:type="dxa"/>
+            <w:gridSpan w:val="2"/>
+            <w:vAlign w:val="center"/>
+          </w:tcPr>
+          <w:p>
+            <w:pPr>
+              <w:rPr>
+                <w:rFonts w:ascii="宋体" w:eastAsia="宋体" w:hAnsi="宋体" w:cs="宋体"/>
+                <w:bCs/>
+                <w:sz w:val="18"/>
+                <w:szCs w:val="18"/>
+              </w:rPr>
+            </w:pPr>
+            <w:r>
+              <w:rPr>
+                <w:rFonts w:ascii="宋体" w:eastAsia="宋体" w:hAnsi="宋体" w:cs="宋体" w:hint="eastAsia"/>
+                <w:bCs/>
+                <w:sz w:val="18"/>
+                <w:szCs w:val="18"/>
+              </w:rPr>
+              <w:t>检测日期</w:t>
+            </w:r>
+          </w:p>
+        </w:tc>
+        <w:tc>
+          <w:tcPr>
+            <w:tcW w:w="3177" w:type="dxa"/>
+            <w:vAlign w:val="center"/>
+          </w:tcPr>
+          <w:p>
+            <w:pPr>
+              <w:rPr>
+                <w:rFonts w:ascii="宋体" w:eastAsia="宋体" w:hAnsi="宋体" w:cs="宋体"/>
+                <w:bCs/>
+                <w:sz w:val="18"/>
+                <w:szCs w:val="18"/>
+              </w:rPr>
+            </w:pPr>
+            <w:r>
+              <w:rPr>
+                <w:sz w:val="20"/>
+                <w:szCs w:val="20"/>
+              </w:rPr>
+              <w:t>{{</w:t>
+            </w:r>
+            <w:proofErr w:type="spellStart"/>
+            <w:r>
+              <w:rPr>
+                <w:rFonts w:hint="eastAsia"/>
+                <w:sz w:val="20"/>
+                <w:szCs w:val="20"/>
+              </w:rPr>
+              <w:t>device_name</w:t>
+            </w:r>
+            <w:proofErr w:type="spellEnd"/>
+            <w:r>
+              <w:rPr>
+                <w:sz w:val="20"/>
+                <w:szCs w:val="20"/>
+              </w:rPr>
+              <w:t>}}</w:t>
+            </w:r>
+          </w:p>
+        </w:tc>
+      </w:tr>
+      <w:tr>
+        <w:trPr>
+          <w:trHeight w:val="425"/>
+        </w:trPr>
+        <w:tc>
+          <w:tcPr>
+            <w:tcW w:w="1583" w:type="dxa"/>
+            <w:gridSpan w:val="3"/>
+            <w:vAlign w:val="center"/>
+          </w:tcPr>
+          <w:p>
+            <w:pPr>
+              <w:rPr>
+                <w:rFonts w:ascii="宋体" w:eastAsia="宋体" w:hAnsi="宋体" w:cs="宋体"/>
+                <w:bCs/>
+                <w:sz w:val="18"/>
+                <w:szCs w:val="18"/>
+              </w:rPr>
+            </w:pPr>
+            <w:r>
+              <w:rPr>
+                <w:rFonts w:ascii="宋体" w:eastAsia="宋体" w:hAnsi="宋体" w:cs="宋体" w:hint="eastAsia"/>
+                <w:bCs/>
+                <w:sz w:val="18"/>
+                <w:szCs w:val="18"/>
+              </w:rPr>
+              <w:t>验收人/经办人</w:t>
+            </w:r>
+          </w:p>
+        </w:tc>
+        <w:tc>
+          <w:tcPr>
+            <w:tcW w:w="7943" w:type="dxa"/>
+            <w:gridSpan w:val="5"/>
+            <w:vAlign w:val="center"/>
+          </w:tcPr>
+          <w:p>
+            <w:pPr>
+              <w:rPr>
+                <w:rFonts w:ascii="宋体" w:eastAsia="宋体" w:hAnsi="宋体" w:cs="宋体"/>
+                <w:bCs/>
+                <w:sz w:val="18"/>
+                <w:szCs w:val="18"/>
+              </w:rPr>
+            </w:pPr>
+            <w:r>
+              <w:rPr>
+                <w:sz w:val="20"/>
+                <w:szCs w:val="20"/>
+              </w:rPr>
+              <w:t>{{</w:t>
+            </w:r>
+            <w:proofErr w:type="spellStart"/>
+            <w:r>
+              <w:rPr>
+                <w:sz w:val="20"/>
+                <w:szCs w:val="20"/>
+              </w:rPr>
+              <w:t>technical</w:t>
+            </w:r>
+            <w:r>
+              <w:rPr>
+                <w:sz w:val="20"/>
+                <w:szCs w:val="20"/>
+              </w:rPr>
+              <w:t>_ack</w:t>
             </w:r>
             <w:r>
               <w:rPr>
@@ -254,11 +640,65 @@
         </w:trPr>
         <w:tc>
           <w:tcPr>
-            <w:tcW w:w="1586" w:type="dxa"/>
-            <w:vAlign w:val="center"/>
-          </w:tcPr>
-          <w:p>
-            <w:pPr>
+            <w:tcW w:w="9526" w:type="dxa"/>
+            <w:gridSpan w:val="8"/>
+            <w:vAlign w:val="center"/>
+          </w:tcPr>
+          <w:p>
+            <w:pPr>
+              <w:rPr>
+                <w:rFonts w:ascii="宋体" w:eastAsia="宋体" w:hAnsi="宋体" w:hint="eastAsia"/>
+                <w:sz w:val="18"/>
+                <w:szCs w:val="18"/>
+              </w:rPr>
+            </w:pPr>
+            <w:r>
+              <w:rPr>
+                <w:rFonts w:ascii="宋体" w:eastAsia="宋体" w:hAnsi="宋体" w:hint="eastAsia"/>
+                <w:sz w:val="18"/>
+                <w:szCs w:val="18"/>
+              </w:rPr>
+              <w:t>设备安装情况</w:t>
+            </w:r>
+            <w:r>
+              <w:rPr>
+                <w:rFonts w:ascii="宋体" w:eastAsia="宋体" w:hAnsi="宋体" w:hint="eastAsia"/>
+                <w:sz w:val="18"/>
+                <w:szCs w:val="18"/>
+              </w:rPr>
+              <w:t>：</w:t>
+            </w:r>
+          </w:p>
+          <w:p>
+            <w:pPr>
+              <w:rPr>
+                <w:rFonts w:ascii="宋体" w:eastAsia="宋体" w:hAnsi="宋体"/>
+                <w:sz w:val="18"/>
+                <w:szCs w:val="18"/>
+              </w:rPr>
+            </w:pPr>
+          </w:p>
+          <w:p>
+            <w:pPr>
+              <w:ind w:firstLineChars="3200" w:firstLine="5760"/>
+              <w:rPr>
+                <w:rFonts w:ascii="宋体" w:eastAsia="宋体" w:hAnsi="宋体"/>
+                <w:sz w:val="18"/>
+                <w:szCs w:val="18"/>
+              </w:rPr>
+            </w:pPr>
+            <w:r>
+              <w:rPr>
+                <w:rFonts w:ascii="宋体" w:eastAsia="宋体" w:hAnsi="宋体" w:hint="eastAsia"/>
+                <w:sz w:val="18"/>
+                <w:szCs w:val="18"/>
+              </w:rPr>
+              <w:t>安装工程师签名：</w:t>
+            </w:r>
+          </w:p>
+          <w:p>
+            <w:pPr>
+              <w:ind w:firstLineChars="3500" w:firstLine="6300"/>
               <w:rPr>
                 <w:rFonts w:ascii="宋体" w:eastAsia="宋体" w:hAnsi="宋体" w:cs="宋体"/>
                 <w:bCs/>
@@ -273,278 +713,56 @@
                 <w:sz w:val="18"/>
                 <w:szCs w:val="18"/>
               </w:rPr>
-              <w:t>型号规格</w:t>
-            </w:r>
-          </w:p>
-        </w:tc>
-        <w:tc>
-          <w:tcPr>
-            <w:tcW w:w="3176" w:type="dxa"/>
-            <w:gridSpan w:val="2"/>
-            <w:vAlign w:val="center"/>
-          </w:tcPr>
-          <w:p>
-            <w:pPr>
-              <w:rPr>
-                <w:rFonts w:ascii="宋体" w:eastAsia="宋体" w:hAnsi="宋体" w:cs="宋体"/>
-                <w:bCs/>
-                <w:sz w:val="18"/>
-                <w:szCs w:val="18"/>
-              </w:rPr>
-            </w:pPr>
-            <w:r>
-              <w:rPr>
-                <w:sz w:val="20"/>
-                <w:szCs w:val="20"/>
-              </w:rPr>
-              <w:t>{{</w:t>
-            </w:r>
-            <w:proofErr w:type="spellStart"/>
-            <w:r>
-              <w:rPr>
-                <w:sz w:val="20"/>
-                <w:szCs w:val="20"/>
-              </w:rPr>
-              <w:t>function_type</w:t>
-            </w:r>
-            <w:proofErr w:type="spellEnd"/>
-            <w:r>
-              <w:rPr>
-                <w:sz w:val="20"/>
-                <w:szCs w:val="20"/>
-              </w:rPr>
-              <w:t>}}</w:t>
-            </w:r>
-          </w:p>
-        </w:tc>
-        <w:tc>
-          <w:tcPr>
-            <w:tcW w:w="1588" w:type="dxa"/>
-            <w:vAlign w:val="center"/>
-          </w:tcPr>
-          <w:p>
-            <w:pPr>
-              <w:rPr>
-                <w:rFonts w:ascii="宋体" w:eastAsia="宋体" w:hAnsi="宋体" w:cs="宋体"/>
-                <w:bCs/>
-                <w:sz w:val="18"/>
-                <w:szCs w:val="18"/>
-              </w:rPr>
-            </w:pPr>
-            <w:r>
-              <w:rPr>
-                <w:rFonts w:ascii="宋体" w:eastAsia="宋体" w:hAnsi="宋体" w:cs="宋体" w:hint="eastAsia"/>
-                <w:bCs/>
-                <w:sz w:val="18"/>
-                <w:szCs w:val="18"/>
-              </w:rPr>
-              <w:t>第三方检查单位</w:t>
-            </w:r>
-          </w:p>
-        </w:tc>
-        <w:tc>
-          <w:tcPr>
-            <w:tcW w:w="3176" w:type="dxa"/>
-            <w:gridSpan w:val="2"/>
-            <w:vAlign w:val="center"/>
-          </w:tcPr>
-          <w:p>
-            <w:pPr>
-              <w:rPr>
-                <w:rFonts w:ascii="宋体" w:eastAsia="宋体" w:hAnsi="宋体" w:cs="宋体"/>
-                <w:bCs/>
-                <w:sz w:val="18"/>
-                <w:szCs w:val="18"/>
-              </w:rPr>
-            </w:pPr>
-            <w:r>
-              <w:rPr>
-                <w:sz w:val="20"/>
-                <w:szCs w:val="20"/>
-              </w:rPr>
-              <w:t>{{</w:t>
-            </w:r>
-            <w:proofErr w:type="spellStart"/>
-            <w:r>
-              <w:rPr>
-                <w:sz w:val="20"/>
-                <w:szCs w:val="20"/>
-              </w:rPr>
-              <w:t>third_party_name</w:t>
-            </w:r>
-            <w:proofErr w:type="spellEnd"/>
-            <w:r>
-              <w:rPr>
-                <w:sz w:val="20"/>
-                <w:szCs w:val="20"/>
-              </w:rPr>
-              <w:t>}}</w:t>
+              <w:t>安装日期：</w:t>
             </w:r>
           </w:p>
         </w:tc>
       </w:tr>
       <w:tr>
         <w:trPr>
-          <w:trHeight w:val="567"/>
+          <w:trHeight w:val="425"/>
         </w:trPr>
         <w:tc>
           <w:tcPr>
-            <w:tcW w:w="1586" w:type="dxa"/>
-            <w:vAlign w:val="center"/>
-          </w:tcPr>
-          <w:p>
-            <w:pPr>
+            <w:tcW w:w="9526" w:type="dxa"/>
+            <w:gridSpan w:val="8"/>
+            <w:vAlign w:val="center"/>
+          </w:tcPr>
+          <w:p>
+            <w:pPr>
+              <w:jc w:val="center"/>
               <w:rPr>
                 <w:rFonts w:ascii="宋体" w:eastAsia="宋体" w:hAnsi="宋体" w:cs="宋体"/>
-                <w:bCs/>
-                <w:sz w:val="18"/>
-                <w:szCs w:val="18"/>
-              </w:rPr>
-            </w:pPr>
-            <w:r>
-              <w:rPr>
-                <w:rFonts w:ascii="宋体" w:eastAsia="宋体" w:hAnsi="宋体" w:cs="宋体" w:hint="eastAsia"/>
-                <w:bCs/>
-                <w:sz w:val="18"/>
-                <w:szCs w:val="18"/>
-              </w:rPr>
-              <w:t>出厂编号</w:t>
-            </w:r>
-          </w:p>
-        </w:tc>
-        <w:tc>
-          <w:tcPr>
-            <w:tcW w:w="3176" w:type="dxa"/>
-            <w:gridSpan w:val="2"/>
-            <w:vAlign w:val="center"/>
-          </w:tcPr>
-          <w:p>
-            <w:pPr>
-              <w:rPr>
-                <w:rFonts w:ascii="宋体" w:eastAsia="宋体" w:hAnsi="宋体" w:cs="宋体"/>
-                <w:bCs/>
-                <w:sz w:val="18"/>
-                <w:szCs w:val="18"/>
-              </w:rPr>
-            </w:pPr>
-            <w:r>
-              <w:rPr>
-                <w:sz w:val="20"/>
-                <w:szCs w:val="20"/>
-              </w:rPr>
-              <w:t>{{</w:t>
-            </w:r>
-            <w:proofErr w:type="spellStart"/>
-            <w:r>
-              <w:rPr>
-                <w:sz w:val="20"/>
-                <w:szCs w:val="20"/>
-              </w:rPr>
-              <w:t>manufact</w:t>
-            </w:r>
-            <w:r>
-              <w:rPr>
-                <w:rFonts w:hint="eastAsia"/>
-                <w:sz w:val="20"/>
-                <w:szCs w:val="20"/>
-              </w:rPr>
-              <w:t>_</w:t>
-            </w:r>
-            <w:r>
-              <w:rPr>
-                <w:sz w:val="20"/>
-                <w:szCs w:val="20"/>
-              </w:rPr>
-              <w:t>num</w:t>
-            </w:r>
-            <w:proofErr w:type="spellEnd"/>
-            <w:r>
-              <w:rPr>
-                <w:sz w:val="20"/>
-                <w:szCs w:val="20"/>
-              </w:rPr>
-              <w:t>}}</w:t>
-            </w:r>
-          </w:p>
-        </w:tc>
-        <w:tc>
-          <w:tcPr>
-            <w:tcW w:w="1588" w:type="dxa"/>
-            <w:vAlign w:val="center"/>
-          </w:tcPr>
-          <w:p>
-            <w:pPr>
-              <w:rPr>
-                <w:rFonts w:ascii="宋体" w:eastAsia="宋体" w:hAnsi="宋体" w:cs="宋体"/>
-                <w:bCs/>
-                <w:sz w:val="18"/>
-                <w:szCs w:val="18"/>
-              </w:rPr>
-            </w:pPr>
-            <w:r>
-              <w:rPr>
-                <w:rFonts w:ascii="宋体" w:eastAsia="宋体" w:hAnsi="宋体" w:cs="宋体" w:hint="eastAsia"/>
-                <w:bCs/>
-                <w:sz w:val="18"/>
-                <w:szCs w:val="18"/>
-              </w:rPr>
-              <w:t>检测日期</w:t>
-            </w:r>
-          </w:p>
-        </w:tc>
-        <w:tc>
-          <w:tcPr>
-            <w:tcW w:w="3176" w:type="dxa"/>
-            <w:gridSpan w:val="2"/>
-            <w:vAlign w:val="center"/>
-          </w:tcPr>
-          <w:p>
-            <w:pPr>
-              <w:rPr>
-                <w:rFonts w:ascii="宋体" w:eastAsia="宋体" w:hAnsi="宋体" w:cs="宋体"/>
-                <w:bCs/>
-                <w:sz w:val="18"/>
-                <w:szCs w:val="18"/>
-              </w:rPr>
-            </w:pPr>
-            <w:r>
-              <w:rPr>
-                <w:sz w:val="20"/>
-                <w:szCs w:val="20"/>
-              </w:rPr>
-              <w:t>{{</w:t>
-            </w:r>
-            <w:proofErr w:type="spellStart"/>
-            <w:r>
-              <w:rPr>
-                <w:rFonts w:hint="eastAsia"/>
-                <w:sz w:val="20"/>
-                <w:szCs w:val="20"/>
-              </w:rPr>
-              <w:t>device_name</w:t>
-            </w:r>
-            <w:proofErr w:type="spellEnd"/>
-            <w:r>
-              <w:rPr>
-                <w:sz w:val="20"/>
-                <w:szCs w:val="20"/>
-              </w:rPr>
-              <w:t>}}</w:t>
+                <w:b/>
+                <w:bCs/>
+                <w:szCs w:val="21"/>
+              </w:rPr>
+            </w:pPr>
+            <w:r>
+              <w:rPr>
+                <w:rFonts w:ascii="宋体" w:eastAsia="宋体" w:hAnsi="宋体" w:cs="宋体" w:hint="eastAsia"/>
+                <w:b/>
+                <w:bCs/>
+                <w:szCs w:val="21"/>
+              </w:rPr>
+              <w:t>机器性能检测</w:t>
             </w:r>
           </w:p>
         </w:tc>
       </w:tr>
       <w:tr>
         <w:trPr>
-          <w:trHeight w:val="567"/>
+          <w:trHeight w:val="425"/>
         </w:trPr>
         <w:tc>
           <w:tcPr>
-            <w:tcW w:w="1586" w:type="dxa"/>
-            <w:vAlign w:val="center"/>
-          </w:tcPr>
-          <w:p>
-            <w:pPr>
+            <w:tcW w:w="703" w:type="dxa"/>
+            <w:gridSpan w:val="2"/>
+            <w:vAlign w:val="center"/>
+          </w:tcPr>
+          <w:p>
+            <w:pPr>
+              <w:jc w:val="center"/>
               <w:rPr>
                 <w:rFonts w:ascii="宋体" w:eastAsia="宋体" w:hAnsi="宋体" w:cs="宋体"/>
                 <w:bCs/>
@@ -559,18 +777,19 @@
                 <w:sz w:val="18"/>
                 <w:szCs w:val="18"/>
               </w:rPr>
-              <w:t>验收人/经办人</w:t>
-            </w:r>
-          </w:p>
-        </w:tc>
-        <w:tc>
-          <w:tcPr>
-            <w:tcW w:w="7940" w:type="dxa"/>
-            <w:gridSpan w:val="5"/>
-            <w:vAlign w:val="center"/>
-          </w:tcPr>
-          <w:p>
-            <w:pPr>
+              <w:t>序号</w:t>
+            </w:r>
+          </w:p>
+        </w:tc>
+        <w:tc>
+          <w:tcPr>
+            <w:tcW w:w="2410" w:type="dxa"/>
+            <w:gridSpan w:val="2"/>
+            <w:vAlign w:val="center"/>
+          </w:tcPr>
+          <w:p>
+            <w:pPr>
+              <w:jc w:val="center"/>
               <w:rPr>
                 <w:rFonts w:ascii="宋体" w:eastAsia="宋体" w:hAnsi="宋体" w:cs="宋体"/>
                 <w:bCs/>
@@ -580,421 +799,1722 @@
             </w:pPr>
             <w:r>
               <w:rPr>
-                <w:sz w:val="20"/>
-                <w:szCs w:val="20"/>
-              </w:rPr>
-              <w:t>{{</w:t>
-            </w:r>
-            <w:proofErr w:type="spellStart"/>
-            <w:r>
-              <w:rPr>
-                <w:sz w:val="20"/>
-                <w:szCs w:val="20"/>
-              </w:rPr>
-              <w:t>technical</w:t>
-            </w:r>
-            <w:r>
-              <w:rPr>
-                <w:sz w:val="20"/>
-                <w:szCs w:val="20"/>
-              </w:rPr>
-              <w:t>_ack</w:t>
-            </w:r>
-            <w:r>
-              <w:rPr>
-                <w:rFonts w:hint="eastAsia"/>
-                <w:sz w:val="20"/>
-                <w:szCs w:val="20"/>
-              </w:rPr>
-              <w:t>_name</w:t>
-            </w:r>
-            <w:proofErr w:type="spellEnd"/>
-            <w:r>
-              <w:rPr>
-                <w:sz w:val="20"/>
-                <w:szCs w:val="20"/>
-              </w:rPr>
-              <w:t>}}</w:t>
+                <w:rFonts w:ascii="宋体" w:eastAsia="宋体" w:hAnsi="宋体" w:cs="宋体" w:hint="eastAsia"/>
+                <w:bCs/>
+                <w:sz w:val="18"/>
+                <w:szCs w:val="18"/>
+              </w:rPr>
+              <w:t>检测项目</w:t>
+            </w:r>
+          </w:p>
+        </w:tc>
+        <w:tc>
+          <w:tcPr>
+            <w:tcW w:w="2268" w:type="dxa"/>
+            <w:gridSpan w:val="2"/>
+            <w:vAlign w:val="center"/>
+          </w:tcPr>
+          <w:p>
+            <w:pPr>
+              <w:jc w:val="center"/>
+              <w:rPr>
+                <w:rFonts w:ascii="宋体" w:eastAsia="宋体" w:hAnsi="宋体" w:cs="宋体"/>
+                <w:bCs/>
+                <w:sz w:val="18"/>
+                <w:szCs w:val="18"/>
+              </w:rPr>
+            </w:pPr>
+            <w:r>
+              <w:rPr>
+                <w:rFonts w:ascii="宋体" w:eastAsia="宋体" w:hAnsi="宋体" w:cs="宋体" w:hint="eastAsia"/>
+                <w:bCs/>
+                <w:sz w:val="18"/>
+                <w:szCs w:val="18"/>
+              </w:rPr>
+              <w:t>要求指标</w:t>
+            </w:r>
+          </w:p>
+        </w:tc>
+        <w:tc>
+          <w:tcPr>
+            <w:tcW w:w="968" w:type="dxa"/>
+            <w:vAlign w:val="center"/>
+          </w:tcPr>
+          <w:p>
+            <w:pPr>
+              <w:jc w:val="center"/>
+              <w:rPr>
+                <w:rFonts w:ascii="宋体" w:eastAsia="宋体" w:hAnsi="宋体" w:cs="宋体"/>
+                <w:bCs/>
+                <w:sz w:val="18"/>
+                <w:szCs w:val="18"/>
+              </w:rPr>
+            </w:pPr>
+            <w:r>
+              <w:rPr>
+                <w:rFonts w:ascii="宋体" w:eastAsia="宋体" w:hAnsi="宋体" w:cs="宋体" w:hint="eastAsia"/>
+                <w:bCs/>
+                <w:sz w:val="18"/>
+                <w:szCs w:val="18"/>
+              </w:rPr>
+              <w:t>实测数据</w:t>
+            </w:r>
+          </w:p>
+        </w:tc>
+        <w:tc>
+          <w:tcPr>
+            <w:tcW w:w="3177" w:type="dxa"/>
+            <w:vAlign w:val="center"/>
+          </w:tcPr>
+          <w:p>
+            <w:pPr>
+              <w:jc w:val="center"/>
+              <w:rPr>
+                <w:rFonts w:ascii="宋体" w:eastAsia="宋体" w:hAnsi="宋体" w:cs="宋体"/>
+                <w:bCs/>
+                <w:sz w:val="18"/>
+                <w:szCs w:val="18"/>
+              </w:rPr>
+            </w:pPr>
+            <w:r>
+              <w:rPr>
+                <w:rFonts w:ascii="宋体" w:eastAsia="宋体" w:hAnsi="宋体" w:cs="宋体" w:hint="eastAsia"/>
+                <w:bCs/>
+                <w:sz w:val="18"/>
+                <w:szCs w:val="18"/>
+              </w:rPr>
+              <w:t>结论</w:t>
             </w:r>
           </w:p>
         </w:tc>
       </w:tr>
       <w:tr>
         <w:trPr>
-          <w:trHeight w:val="567"/>
+          <w:trHeight w:val="425"/>
         </w:trPr>
         <w:tc>
           <w:tcPr>
-            <w:tcW w:w="9526" w:type="dxa"/>
-            <w:gridSpan w:val="6"/>
-            <w:vAlign w:val="center"/>
-          </w:tcPr>
-          <w:p>
-            <w:pPr>
-              <w:rPr>
-                <w:rFonts w:ascii="宋体" w:eastAsia="宋体" w:hAnsi="宋体"/>
-                <w:sz w:val="18"/>
-                <w:szCs w:val="18"/>
-              </w:rPr>
-            </w:pPr>
-            <w:r>
-              <w:rPr>
-                <w:rFonts w:ascii="宋体" w:eastAsia="宋体" w:hAnsi="宋体" w:hint="eastAsia"/>
-                <w:sz w:val="18"/>
-                <w:szCs w:val="18"/>
-              </w:rPr>
-              <w:t>设备安装情况</w:t>
-            </w:r>
-            <w:r>
-              <w:rPr>
-                <w:rFonts w:ascii="宋体" w:eastAsia="宋体" w:hAnsi="宋体" w:hint="eastAsia"/>
-                <w:sz w:val="18"/>
-                <w:szCs w:val="18"/>
-              </w:rPr>
-              <w:t>：</w:t>
-            </w:r>
-          </w:p>
-          <w:p>
-            <w:pPr>
-              <w:rPr>
-                <w:rFonts w:ascii="宋体" w:eastAsia="宋体" w:hAnsi="宋体"/>
-                <w:sz w:val="18"/>
-                <w:szCs w:val="18"/>
-              </w:rPr>
-            </w:pPr>
-          </w:p>
-          <w:p>
-            <w:pPr>
-              <w:rPr>
-                <w:rFonts w:ascii="宋体" w:eastAsia="宋体" w:hAnsi="宋体"/>
-                <w:sz w:val="18"/>
-                <w:szCs w:val="18"/>
-              </w:rPr>
-            </w:pPr>
-          </w:p>
-          <w:p>
-            <w:pPr>
-              <w:ind w:firstLineChars="3200" w:firstLine="5760"/>
-              <w:rPr>
-                <w:rFonts w:ascii="宋体" w:eastAsia="宋体" w:hAnsi="宋体"/>
-                <w:sz w:val="18"/>
-                <w:szCs w:val="18"/>
-              </w:rPr>
-            </w:pPr>
-            <w:r>
-              <w:rPr>
-                <w:rFonts w:ascii="宋体" w:eastAsia="宋体" w:hAnsi="宋体" w:hint="eastAsia"/>
-                <w:sz w:val="18"/>
-                <w:szCs w:val="18"/>
-              </w:rPr>
-              <w:t>安装工程师签名：</w:t>
-            </w:r>
-          </w:p>
-          <w:p>
-            <w:pPr>
-              <w:ind w:firstLineChars="3500" w:firstLine="6300"/>
-              <w:rPr>
-                <w:rFonts w:ascii="宋体" w:eastAsia="宋体" w:hAnsi="宋体" w:cs="宋体"/>
-                <w:bCs/>
-                <w:sz w:val="18"/>
-                <w:szCs w:val="18"/>
-              </w:rPr>
-            </w:pPr>
-            <w:r>
-              <w:rPr>
-                <w:rFonts w:ascii="宋体" w:eastAsia="宋体" w:hAnsi="宋体" w:cs="宋体" w:hint="eastAsia"/>
-                <w:bCs/>
-                <w:sz w:val="18"/>
-                <w:szCs w:val="18"/>
-              </w:rPr>
-              <w:t>安装日期：</w:t>
+            <w:tcW w:w="703" w:type="dxa"/>
+            <w:gridSpan w:val="2"/>
+            <w:vAlign w:val="center"/>
+          </w:tcPr>
+          <w:p>
+            <w:pPr>
+              <w:jc w:val="center"/>
+              <w:rPr>
+                <w:rFonts w:ascii="宋体" w:eastAsia="宋体" w:hAnsi="宋体" w:cs="宋体" w:hint="eastAsia"/>
+                <w:bCs/>
+                <w:sz w:val="18"/>
+                <w:szCs w:val="18"/>
+              </w:rPr>
+            </w:pPr>
+            <w:r>
+              <w:rPr>
+                <w:rFonts w:ascii="宋体" w:eastAsia="宋体" w:hAnsi="宋体" w:cs="宋体" w:hint="eastAsia"/>
+                <w:bCs/>
+                <w:sz w:val="18"/>
+                <w:szCs w:val="18"/>
+              </w:rPr>
+              <w:t>1</w:t>
+            </w:r>
+          </w:p>
+        </w:tc>
+        <w:tc>
+          <w:tcPr>
+            <w:tcW w:w="2410" w:type="dxa"/>
+            <w:gridSpan w:val="2"/>
+            <w:vAlign w:val="center"/>
+          </w:tcPr>
+          <w:p>
+            <w:pPr>
+              <w:widowControl/>
+              <w:jc w:val="center"/>
+              <w:rPr>
+                <w:rFonts w:ascii="宋体" w:eastAsia="宋体" w:hAnsi="宋体" w:cs="宋体" w:hint="eastAsia"/>
+                <w:bCs/>
+                <w:sz w:val="18"/>
+                <w:szCs w:val="18"/>
+              </w:rPr>
+            </w:pPr>
+            <w:r>
+              <w:rPr>
+                <w:rFonts w:ascii="宋体" w:eastAsia="宋体" w:hAnsi="宋体" w:cs="宋体" w:hint="eastAsia"/>
+                <w:bCs/>
+                <w:sz w:val="18"/>
+                <w:szCs w:val="18"/>
+              </w:rPr>
+              <w:t>外观与标签检查</w:t>
+            </w:r>
+          </w:p>
+        </w:tc>
+        <w:tc>
+          <w:tcPr>
+            <w:tcW w:w="2268" w:type="dxa"/>
+            <w:gridSpan w:val="2"/>
+            <w:vAlign w:val="center"/>
+          </w:tcPr>
+          <w:p>
+            <w:pPr>
+              <w:widowControl/>
+              <w:jc w:val="center"/>
+              <w:rPr>
+                <w:rFonts w:ascii="宋体" w:eastAsia="宋体" w:hAnsi="宋体" w:cs="宋体" w:hint="eastAsia"/>
+                <w:bCs/>
+                <w:sz w:val="18"/>
+                <w:szCs w:val="18"/>
+              </w:rPr>
+            </w:pPr>
+            <w:r>
+              <w:rPr>
+                <w:rFonts w:ascii="宋体" w:eastAsia="宋体" w:hAnsi="宋体" w:cs="宋体" w:hint="eastAsia"/>
+                <w:bCs/>
+                <w:sz w:val="18"/>
+                <w:szCs w:val="18"/>
+              </w:rPr>
+              <w:t>要求完好或完整</w:t>
+            </w:r>
+          </w:p>
+        </w:tc>
+        <w:tc>
+          <w:tcPr>
+            <w:tcW w:w="968" w:type="dxa"/>
+            <w:vAlign w:val="center"/>
+          </w:tcPr>
+          <w:p>
+            <w:pPr>
+              <w:jc w:val="center"/>
+              <w:rPr>
+                <w:rFonts w:ascii="宋体" w:eastAsia="宋体" w:hAnsi="宋体" w:cs="宋体" w:hint="eastAsia"/>
+                <w:bCs/>
+                <w:sz w:val="18"/>
+                <w:szCs w:val="18"/>
+              </w:rPr>
+            </w:pPr>
+          </w:p>
+        </w:tc>
+        <w:tc>
+          <w:tcPr>
+            <w:tcW w:w="3177" w:type="dxa"/>
+            <w:vAlign w:val="center"/>
+          </w:tcPr>
+          <w:p>
+            <w:pPr>
+              <w:widowControl/>
+              <w:jc w:val="center"/>
+              <w:rPr>
+                <w:rFonts w:ascii="宋体" w:eastAsia="宋体" w:hAnsi="宋体" w:cs="宋体" w:hint="eastAsia"/>
+                <w:bCs/>
+                <w:sz w:val="18"/>
+                <w:szCs w:val="18"/>
+              </w:rPr>
+            </w:pPr>
+            <w:r>
+              <w:rPr>
+                <w:rFonts w:ascii="宋体" w:eastAsia="宋体" w:hAnsi="宋体" w:cs="宋体" w:hint="eastAsia"/>
+                <w:bCs/>
+                <w:sz w:val="18"/>
+                <w:szCs w:val="18"/>
+              </w:rPr>
+              <w:t>□通过  □失败  □不适用</w:t>
             </w:r>
           </w:p>
         </w:tc>
       </w:tr>
       <w:tr>
         <w:trPr>
-          <w:trHeight w:val="567"/>
+          <w:trHeight w:val="425"/>
         </w:trPr>
         <w:tc>
           <w:tcPr>
-            <w:tcW w:w="9526" w:type="dxa"/>
-            <w:gridSpan w:val="6"/>
-            <w:vAlign w:val="center"/>
-          </w:tcPr>
-          <w:p>
-            <w:pPr>
-              <w:jc w:val="center"/>
-              <w:rPr>
-                <w:rFonts w:ascii="宋体" w:eastAsia="宋体" w:hAnsi="宋体" w:cs="宋体"/>
-                <w:b/>
-                <w:bCs/>
-                <w:szCs w:val="21"/>
-              </w:rPr>
-            </w:pPr>
-            <w:r>
-              <w:rPr>
-                <w:rFonts w:ascii="宋体" w:eastAsia="宋体" w:hAnsi="宋体" w:cs="宋体" w:hint="eastAsia"/>
-                <w:b/>
-                <w:bCs/>
-                <w:szCs w:val="21"/>
-              </w:rPr>
-              <w:t>机器性能检测</w:t>
+            <w:tcW w:w="703" w:type="dxa"/>
+            <w:gridSpan w:val="2"/>
+            <w:vAlign w:val="center"/>
+          </w:tcPr>
+          <w:p>
+            <w:pPr>
+              <w:jc w:val="center"/>
+              <w:rPr>
+                <w:rFonts w:ascii="宋体" w:eastAsia="宋体" w:hAnsi="宋体" w:cs="宋体" w:hint="eastAsia"/>
+                <w:bCs/>
+                <w:sz w:val="18"/>
+                <w:szCs w:val="18"/>
+              </w:rPr>
+            </w:pPr>
+            <w:r>
+              <w:rPr>
+                <w:rFonts w:ascii="宋体" w:eastAsia="宋体" w:hAnsi="宋体" w:cs="宋体" w:hint="eastAsia"/>
+                <w:bCs/>
+                <w:sz w:val="18"/>
+                <w:szCs w:val="18"/>
+              </w:rPr>
+              <w:t>2</w:t>
+            </w:r>
+          </w:p>
+        </w:tc>
+        <w:tc>
+          <w:tcPr>
+            <w:tcW w:w="2410" w:type="dxa"/>
+            <w:gridSpan w:val="2"/>
+            <w:vAlign w:val="center"/>
+          </w:tcPr>
+          <w:p>
+            <w:pPr>
+              <w:widowControl/>
+              <w:jc w:val="center"/>
+              <w:rPr>
+                <w:rFonts w:ascii="宋体" w:eastAsia="宋体" w:hAnsi="宋体" w:cs="宋体" w:hint="eastAsia"/>
+                <w:bCs/>
+                <w:sz w:val="18"/>
+                <w:szCs w:val="18"/>
+              </w:rPr>
+            </w:pPr>
+            <w:r>
+              <w:rPr>
+                <w:rFonts w:ascii="宋体" w:eastAsia="宋体" w:hAnsi="宋体" w:cs="宋体" w:hint="eastAsia"/>
+                <w:bCs/>
+                <w:sz w:val="18"/>
+                <w:szCs w:val="18"/>
+              </w:rPr>
+              <w:t>线缆与附件检查</w:t>
+            </w:r>
+          </w:p>
+        </w:tc>
+        <w:tc>
+          <w:tcPr>
+            <w:tcW w:w="2268" w:type="dxa"/>
+            <w:gridSpan w:val="2"/>
+            <w:vAlign w:val="center"/>
+          </w:tcPr>
+          <w:p>
+            <w:pPr>
+              <w:widowControl/>
+              <w:jc w:val="center"/>
+              <w:rPr>
+                <w:rFonts w:ascii="宋体" w:eastAsia="宋体" w:hAnsi="宋体" w:cs="宋体" w:hint="eastAsia"/>
+                <w:bCs/>
+                <w:sz w:val="18"/>
+                <w:szCs w:val="18"/>
+              </w:rPr>
+            </w:pPr>
+            <w:r>
+              <w:rPr>
+                <w:rFonts w:ascii="宋体" w:eastAsia="宋体" w:hAnsi="宋体" w:cs="宋体" w:hint="eastAsia"/>
+                <w:bCs/>
+                <w:sz w:val="18"/>
+                <w:szCs w:val="18"/>
+              </w:rPr>
+              <w:t>要求完好或完整</w:t>
+            </w:r>
+          </w:p>
+        </w:tc>
+        <w:tc>
+          <w:tcPr>
+            <w:tcW w:w="968" w:type="dxa"/>
+            <w:vAlign w:val="center"/>
+          </w:tcPr>
+          <w:p>
+            <w:pPr>
+              <w:jc w:val="center"/>
+              <w:rPr>
+                <w:rFonts w:ascii="宋体" w:eastAsia="宋体" w:hAnsi="宋体" w:cs="宋体" w:hint="eastAsia"/>
+                <w:bCs/>
+                <w:sz w:val="18"/>
+                <w:szCs w:val="18"/>
+              </w:rPr>
+            </w:pPr>
+          </w:p>
+        </w:tc>
+        <w:tc>
+          <w:tcPr>
+            <w:tcW w:w="3177" w:type="dxa"/>
+            <w:vAlign w:val="center"/>
+          </w:tcPr>
+          <w:p>
+            <w:pPr>
+              <w:widowControl/>
+              <w:jc w:val="center"/>
+              <w:rPr>
+                <w:rFonts w:ascii="宋体" w:eastAsia="宋体" w:hAnsi="宋体" w:cs="宋体" w:hint="eastAsia"/>
+                <w:bCs/>
+                <w:sz w:val="18"/>
+                <w:szCs w:val="18"/>
+              </w:rPr>
+            </w:pPr>
+            <w:r>
+              <w:rPr>
+                <w:rFonts w:ascii="宋体" w:eastAsia="宋体" w:hAnsi="宋体" w:cs="宋体" w:hint="eastAsia"/>
+                <w:bCs/>
+                <w:sz w:val="18"/>
+                <w:szCs w:val="18"/>
+              </w:rPr>
+              <w:t>□通过  □失败  □不适用</w:t>
             </w:r>
           </w:p>
         </w:tc>
       </w:tr>
       <w:tr>
         <w:trPr>
-          <w:trHeight w:val="567"/>
+          <w:trHeight w:val="425"/>
         </w:trPr>
         <w:tc>
           <w:tcPr>
-            <w:tcW w:w="1586" w:type="dxa"/>
-            <w:vAlign w:val="center"/>
-          </w:tcPr>
-          <w:p>
-            <w:pPr>
-              <w:jc w:val="center"/>
-              <w:rPr>
-                <w:rFonts w:ascii="宋体" w:eastAsia="宋体" w:hAnsi="宋体" w:cs="宋体"/>
-                <w:bCs/>
-                <w:sz w:val="18"/>
-                <w:szCs w:val="18"/>
-              </w:rPr>
-            </w:pPr>
-            <w:r>
-              <w:rPr>
-                <w:rFonts w:ascii="宋体" w:eastAsia="宋体" w:hAnsi="宋体" w:cs="宋体" w:hint="eastAsia"/>
-                <w:bCs/>
-                <w:sz w:val="18"/>
-                <w:szCs w:val="18"/>
-              </w:rPr>
-              <w:t>序号</w:t>
-            </w:r>
-          </w:p>
-        </w:tc>
-        <w:tc>
-          <w:tcPr>
-            <w:tcW w:w="1587" w:type="dxa"/>
-            <w:vAlign w:val="center"/>
-          </w:tcPr>
-          <w:p>
-            <w:pPr>
-              <w:jc w:val="center"/>
-              <w:rPr>
-                <w:rFonts w:ascii="宋体" w:eastAsia="宋体" w:hAnsi="宋体" w:cs="宋体"/>
-                <w:bCs/>
-                <w:sz w:val="18"/>
-                <w:szCs w:val="18"/>
-              </w:rPr>
-            </w:pPr>
-            <w:r>
-              <w:rPr>
-                <w:rFonts w:ascii="宋体" w:eastAsia="宋体" w:hAnsi="宋体" w:cs="宋体" w:hint="eastAsia"/>
-                <w:bCs/>
-                <w:sz w:val="18"/>
-                <w:szCs w:val="18"/>
-              </w:rPr>
-              <w:t>检测项目</w:t>
-            </w:r>
-          </w:p>
-        </w:tc>
-        <w:tc>
-          <w:tcPr>
-            <w:tcW w:w="1589" w:type="dxa"/>
-            <w:vAlign w:val="center"/>
-          </w:tcPr>
-          <w:p>
-            <w:pPr>
-              <w:jc w:val="center"/>
-              <w:rPr>
-                <w:rFonts w:ascii="宋体" w:eastAsia="宋体" w:hAnsi="宋体" w:cs="宋体"/>
-                <w:bCs/>
-                <w:sz w:val="18"/>
-                <w:szCs w:val="18"/>
-              </w:rPr>
-            </w:pPr>
-            <w:r>
-              <w:rPr>
-                <w:rFonts w:ascii="宋体" w:eastAsia="宋体" w:hAnsi="宋体" w:cs="宋体" w:hint="eastAsia"/>
-                <w:bCs/>
-                <w:sz w:val="18"/>
-                <w:szCs w:val="18"/>
-              </w:rPr>
-              <w:t>测试条件</w:t>
-            </w:r>
-          </w:p>
-        </w:tc>
-        <w:tc>
-          <w:tcPr>
-            <w:tcW w:w="1588" w:type="dxa"/>
-            <w:vAlign w:val="center"/>
-          </w:tcPr>
-          <w:p>
-            <w:pPr>
-              <w:jc w:val="center"/>
-              <w:rPr>
-                <w:rFonts w:ascii="宋体" w:eastAsia="宋体" w:hAnsi="宋体" w:cs="宋体"/>
-                <w:bCs/>
-                <w:sz w:val="18"/>
-                <w:szCs w:val="18"/>
-              </w:rPr>
-            </w:pPr>
-            <w:r>
-              <w:rPr>
-                <w:rFonts w:ascii="宋体" w:eastAsia="宋体" w:hAnsi="宋体" w:cs="宋体" w:hint="eastAsia"/>
-                <w:bCs/>
-                <w:sz w:val="18"/>
-                <w:szCs w:val="18"/>
-              </w:rPr>
-              <w:t>要求指标</w:t>
-            </w:r>
-          </w:p>
-        </w:tc>
-        <w:tc>
-          <w:tcPr>
-            <w:tcW w:w="1588" w:type="dxa"/>
-            <w:vAlign w:val="center"/>
-          </w:tcPr>
-          <w:p>
-            <w:pPr>
-              <w:jc w:val="center"/>
-              <w:rPr>
-                <w:rFonts w:ascii="宋体" w:eastAsia="宋体" w:hAnsi="宋体" w:cs="宋体"/>
-                <w:bCs/>
-                <w:sz w:val="18"/>
-                <w:szCs w:val="18"/>
-              </w:rPr>
-            </w:pPr>
-            <w:r>
-              <w:rPr>
-                <w:rFonts w:ascii="宋体" w:eastAsia="宋体" w:hAnsi="宋体" w:cs="宋体" w:hint="eastAsia"/>
-                <w:bCs/>
-                <w:sz w:val="18"/>
-                <w:szCs w:val="18"/>
-              </w:rPr>
-              <w:t>实测数据</w:t>
-            </w:r>
-          </w:p>
-        </w:tc>
-        <w:tc>
-          <w:tcPr>
-            <w:tcW w:w="1588" w:type="dxa"/>
-            <w:vAlign w:val="center"/>
-          </w:tcPr>
-          <w:p>
-            <w:pPr>
-              <w:jc w:val="center"/>
-              <w:rPr>
-                <w:rFonts w:ascii="宋体" w:eastAsia="宋体" w:hAnsi="宋体" w:cs="宋体"/>
-                <w:bCs/>
-                <w:sz w:val="18"/>
-                <w:szCs w:val="18"/>
-              </w:rPr>
-            </w:pPr>
-            <w:r>
-              <w:rPr>
-                <w:rFonts w:ascii="宋体" w:eastAsia="宋体" w:hAnsi="宋体" w:cs="宋体" w:hint="eastAsia"/>
-                <w:bCs/>
-                <w:sz w:val="18"/>
-                <w:szCs w:val="18"/>
-              </w:rPr>
-              <w:t>结论</w:t>
+            <w:tcW w:w="703" w:type="dxa"/>
+            <w:gridSpan w:val="2"/>
+            <w:vAlign w:val="center"/>
+          </w:tcPr>
+          <w:p>
+            <w:pPr>
+              <w:jc w:val="center"/>
+              <w:rPr>
+                <w:rFonts w:ascii="宋体" w:eastAsia="宋体" w:hAnsi="宋体" w:cs="宋体" w:hint="eastAsia"/>
+                <w:bCs/>
+                <w:sz w:val="18"/>
+                <w:szCs w:val="18"/>
+              </w:rPr>
+            </w:pPr>
+            <w:r>
+              <w:rPr>
+                <w:rFonts w:ascii="宋体" w:eastAsia="宋体" w:hAnsi="宋体" w:cs="宋体" w:hint="eastAsia"/>
+                <w:bCs/>
+                <w:sz w:val="18"/>
+                <w:szCs w:val="18"/>
+              </w:rPr>
+              <w:t>3</w:t>
+            </w:r>
+          </w:p>
+        </w:tc>
+        <w:tc>
+          <w:tcPr>
+            <w:tcW w:w="2410" w:type="dxa"/>
+            <w:gridSpan w:val="2"/>
+            <w:vAlign w:val="center"/>
+          </w:tcPr>
+          <w:p>
+            <w:pPr>
+              <w:widowControl/>
+              <w:jc w:val="center"/>
+              <w:rPr>
+                <w:rFonts w:ascii="宋体" w:eastAsia="宋体" w:hAnsi="宋体" w:cs="宋体" w:hint="eastAsia"/>
+                <w:bCs/>
+                <w:sz w:val="18"/>
+                <w:szCs w:val="18"/>
+              </w:rPr>
+            </w:pPr>
+            <w:r>
+              <w:rPr>
+                <w:rFonts w:ascii="宋体" w:eastAsia="宋体" w:hAnsi="宋体" w:cs="宋体" w:hint="eastAsia"/>
+                <w:bCs/>
+                <w:sz w:val="18"/>
+                <w:szCs w:val="18"/>
+              </w:rPr>
+              <w:t>按键、手柄或脚闸检查</w:t>
+            </w:r>
+          </w:p>
+        </w:tc>
+        <w:tc>
+          <w:tcPr>
+            <w:tcW w:w="2268" w:type="dxa"/>
+            <w:gridSpan w:val="2"/>
+            <w:vAlign w:val="center"/>
+          </w:tcPr>
+          <w:p>
+            <w:pPr>
+              <w:widowControl/>
+              <w:jc w:val="center"/>
+              <w:rPr>
+                <w:rFonts w:ascii="宋体" w:eastAsia="宋体" w:hAnsi="宋体" w:cs="宋体" w:hint="eastAsia"/>
+                <w:bCs/>
+                <w:sz w:val="18"/>
+                <w:szCs w:val="18"/>
+              </w:rPr>
+            </w:pPr>
+            <w:r>
+              <w:rPr>
+                <w:rFonts w:ascii="宋体" w:eastAsia="宋体" w:hAnsi="宋体" w:cs="宋体" w:hint="eastAsia"/>
+                <w:bCs/>
+                <w:sz w:val="18"/>
+                <w:szCs w:val="18"/>
+              </w:rPr>
+              <w:t>要求操作灵敏</w:t>
+            </w:r>
+          </w:p>
+        </w:tc>
+        <w:tc>
+          <w:tcPr>
+            <w:tcW w:w="968" w:type="dxa"/>
+            <w:vAlign w:val="center"/>
+          </w:tcPr>
+          <w:p>
+            <w:pPr>
+              <w:jc w:val="center"/>
+              <w:rPr>
+                <w:rFonts w:ascii="宋体" w:eastAsia="宋体" w:hAnsi="宋体" w:cs="宋体" w:hint="eastAsia"/>
+                <w:bCs/>
+                <w:sz w:val="18"/>
+                <w:szCs w:val="18"/>
+              </w:rPr>
+            </w:pPr>
+          </w:p>
+        </w:tc>
+        <w:tc>
+          <w:tcPr>
+            <w:tcW w:w="3177" w:type="dxa"/>
+            <w:vAlign w:val="center"/>
+          </w:tcPr>
+          <w:p>
+            <w:pPr>
+              <w:widowControl/>
+              <w:jc w:val="center"/>
+              <w:rPr>
+                <w:rFonts w:ascii="宋体" w:eastAsia="宋体" w:hAnsi="宋体" w:cs="宋体" w:hint="eastAsia"/>
+                <w:bCs/>
+                <w:sz w:val="18"/>
+                <w:szCs w:val="18"/>
+              </w:rPr>
+            </w:pPr>
+            <w:r>
+              <w:rPr>
+                <w:rFonts w:ascii="宋体" w:eastAsia="宋体" w:hAnsi="宋体" w:cs="宋体" w:hint="eastAsia"/>
+                <w:bCs/>
+                <w:sz w:val="18"/>
+                <w:szCs w:val="18"/>
+              </w:rPr>
+              <w:t>□通过  □失败  □不适用</w:t>
             </w:r>
           </w:p>
         </w:tc>
       </w:tr>
       <w:tr>
         <w:trPr>
-          <w:trHeight w:val="6756"/>
+          <w:trHeight w:val="425"/>
         </w:trPr>
         <w:tc>
           <w:tcPr>
-            <w:tcW w:w="1586" w:type="dxa"/>
-          </w:tcPr>
-          <w:p>
-            <w:pPr>
-              <w:rPr>
-                <w:rFonts w:ascii="宋体" w:eastAsia="宋体" w:hAnsi="宋体" w:cs="宋体"/>
-                <w:bCs/>
-                <w:sz w:val="18"/>
-                <w:szCs w:val="18"/>
-              </w:rPr>
-            </w:pPr>
-          </w:p>
-        </w:tc>
-        <w:tc>
-          <w:tcPr>
-            <w:tcW w:w="1587" w:type="dxa"/>
-          </w:tcPr>
-          <w:p>
-            <w:pPr>
-              <w:rPr>
-                <w:rFonts w:ascii="宋体" w:eastAsia="宋体" w:hAnsi="宋体" w:cs="宋体"/>
-                <w:bCs/>
-                <w:sz w:val="18"/>
-                <w:szCs w:val="18"/>
-              </w:rPr>
-            </w:pPr>
-          </w:p>
-        </w:tc>
-        <w:tc>
-          <w:tcPr>
-            <w:tcW w:w="1589" w:type="dxa"/>
-          </w:tcPr>
-          <w:p>
-            <w:pPr>
-              <w:rPr>
-                <w:rFonts w:ascii="宋体" w:eastAsia="宋体" w:hAnsi="宋体" w:cs="宋体"/>
-                <w:bCs/>
-                <w:sz w:val="18"/>
-                <w:szCs w:val="18"/>
-              </w:rPr>
-            </w:pPr>
-          </w:p>
-        </w:tc>
-        <w:tc>
-          <w:tcPr>
-            <w:tcW w:w="1588" w:type="dxa"/>
-          </w:tcPr>
-          <w:p>
-            <w:pPr>
-              <w:rPr>
-                <w:rFonts w:ascii="宋体" w:eastAsia="宋体" w:hAnsi="宋体" w:cs="宋体"/>
-                <w:bCs/>
-                <w:sz w:val="18"/>
-                <w:szCs w:val="18"/>
-              </w:rPr>
-            </w:pPr>
-          </w:p>
-        </w:tc>
-        <w:tc>
-          <w:tcPr>
-            <w:tcW w:w="1588" w:type="dxa"/>
-          </w:tcPr>
-          <w:p>
-            <w:pPr>
-              <w:rPr>
-                <w:rFonts w:ascii="宋体" w:eastAsia="宋体" w:hAnsi="宋体" w:cs="宋体"/>
-                <w:bCs/>
-                <w:sz w:val="18"/>
-                <w:szCs w:val="18"/>
-              </w:rPr>
-            </w:pPr>
-          </w:p>
-        </w:tc>
-        <w:tc>
-          <w:tcPr>
-            <w:tcW w:w="1588" w:type="dxa"/>
-          </w:tcPr>
-          <w:p>
-            <w:pPr>
-              <w:rPr>
-                <w:rFonts w:ascii="宋体" w:eastAsia="宋体" w:hAnsi="宋体" w:cs="宋体"/>
-                <w:bCs/>
-                <w:sz w:val="18"/>
-                <w:szCs w:val="18"/>
+            <w:tcW w:w="703" w:type="dxa"/>
+            <w:gridSpan w:val="2"/>
+            <w:vAlign w:val="center"/>
+          </w:tcPr>
+          <w:p>
+            <w:pPr>
+              <w:jc w:val="center"/>
+              <w:rPr>
+                <w:rFonts w:ascii="宋体" w:eastAsia="宋体" w:hAnsi="宋体" w:cs="宋体" w:hint="eastAsia"/>
+                <w:bCs/>
+                <w:sz w:val="18"/>
+                <w:szCs w:val="18"/>
+              </w:rPr>
+            </w:pPr>
+            <w:r>
+              <w:rPr>
+                <w:rFonts w:ascii="宋体" w:eastAsia="宋体" w:hAnsi="宋体" w:cs="宋体" w:hint="eastAsia"/>
+                <w:bCs/>
+                <w:sz w:val="18"/>
+                <w:szCs w:val="18"/>
+              </w:rPr>
+              <w:t>4</w:t>
+            </w:r>
+          </w:p>
+        </w:tc>
+        <w:tc>
+          <w:tcPr>
+            <w:tcW w:w="2410" w:type="dxa"/>
+            <w:gridSpan w:val="2"/>
+            <w:vAlign w:val="center"/>
+          </w:tcPr>
+          <w:p>
+            <w:pPr>
+              <w:widowControl/>
+              <w:jc w:val="center"/>
+              <w:rPr>
+                <w:rFonts w:ascii="宋体" w:eastAsia="宋体" w:hAnsi="宋体" w:cs="宋体" w:hint="eastAsia"/>
+                <w:bCs/>
+                <w:sz w:val="18"/>
+                <w:szCs w:val="18"/>
+              </w:rPr>
+            </w:pPr>
+            <w:r>
+              <w:rPr>
+                <w:rFonts w:ascii="宋体" w:eastAsia="宋体" w:hAnsi="宋体" w:cs="宋体" w:hint="eastAsia"/>
+                <w:bCs/>
+                <w:sz w:val="18"/>
+                <w:szCs w:val="18"/>
+              </w:rPr>
+              <w:t>运行状态检查</w:t>
+            </w:r>
+          </w:p>
+        </w:tc>
+        <w:tc>
+          <w:tcPr>
+            <w:tcW w:w="2268" w:type="dxa"/>
+            <w:gridSpan w:val="2"/>
+            <w:vAlign w:val="center"/>
+          </w:tcPr>
+          <w:p>
+            <w:pPr>
+              <w:widowControl/>
+              <w:jc w:val="center"/>
+              <w:rPr>
+                <w:rFonts w:ascii="宋体" w:eastAsia="宋体" w:hAnsi="宋体" w:cs="宋体" w:hint="eastAsia"/>
+                <w:bCs/>
+                <w:sz w:val="18"/>
+                <w:szCs w:val="18"/>
+              </w:rPr>
+            </w:pPr>
+            <w:r>
+              <w:rPr>
+                <w:rFonts w:ascii="宋体" w:eastAsia="宋体" w:hAnsi="宋体" w:cs="宋体" w:hint="eastAsia"/>
+                <w:bCs/>
+                <w:sz w:val="18"/>
+                <w:szCs w:val="18"/>
+              </w:rPr>
+              <w:t>要求正常开机或进入系统</w:t>
+            </w:r>
+          </w:p>
+        </w:tc>
+        <w:tc>
+          <w:tcPr>
+            <w:tcW w:w="968" w:type="dxa"/>
+            <w:vAlign w:val="center"/>
+          </w:tcPr>
+          <w:p>
+            <w:pPr>
+              <w:jc w:val="center"/>
+              <w:rPr>
+                <w:rFonts w:ascii="宋体" w:eastAsia="宋体" w:hAnsi="宋体" w:cs="宋体" w:hint="eastAsia"/>
+                <w:bCs/>
+                <w:sz w:val="18"/>
+                <w:szCs w:val="18"/>
+              </w:rPr>
+            </w:pPr>
+          </w:p>
+        </w:tc>
+        <w:tc>
+          <w:tcPr>
+            <w:tcW w:w="3177" w:type="dxa"/>
+            <w:vAlign w:val="center"/>
+          </w:tcPr>
+          <w:p>
+            <w:pPr>
+              <w:widowControl/>
+              <w:jc w:val="center"/>
+              <w:rPr>
+                <w:rFonts w:ascii="宋体" w:eastAsia="宋体" w:hAnsi="宋体" w:cs="宋体" w:hint="eastAsia"/>
+                <w:bCs/>
+                <w:sz w:val="18"/>
+                <w:szCs w:val="18"/>
+              </w:rPr>
+            </w:pPr>
+            <w:r>
+              <w:rPr>
+                <w:rFonts w:ascii="宋体" w:eastAsia="宋体" w:hAnsi="宋体" w:cs="宋体" w:hint="eastAsia"/>
+                <w:bCs/>
+                <w:sz w:val="18"/>
+                <w:szCs w:val="18"/>
+              </w:rPr>
+              <w:t>□通过  □失败  □不适用</w:t>
+            </w:r>
+          </w:p>
+        </w:tc>
+      </w:tr>
+      <w:tr>
+        <w:trPr>
+          <w:trHeight w:val="425"/>
+        </w:trPr>
+        <w:tc>
+          <w:tcPr>
+            <w:tcW w:w="703" w:type="dxa"/>
+            <w:gridSpan w:val="2"/>
+            <w:vAlign w:val="center"/>
+          </w:tcPr>
+          <w:p>
+            <w:pPr>
+              <w:jc w:val="center"/>
+              <w:rPr>
+                <w:rFonts w:ascii="宋体" w:eastAsia="宋体" w:hAnsi="宋体" w:cs="宋体" w:hint="eastAsia"/>
+                <w:bCs/>
+                <w:sz w:val="18"/>
+                <w:szCs w:val="18"/>
+              </w:rPr>
+            </w:pPr>
+            <w:r>
+              <w:rPr>
+                <w:rFonts w:ascii="宋体" w:eastAsia="宋体" w:hAnsi="宋体" w:cs="宋体" w:hint="eastAsia"/>
+                <w:bCs/>
+                <w:sz w:val="18"/>
+                <w:szCs w:val="18"/>
+              </w:rPr>
+              <w:t>5</w:t>
+            </w:r>
+          </w:p>
+        </w:tc>
+        <w:tc>
+          <w:tcPr>
+            <w:tcW w:w="2410" w:type="dxa"/>
+            <w:gridSpan w:val="2"/>
+            <w:vAlign w:val="center"/>
+          </w:tcPr>
+          <w:p>
+            <w:pPr>
+              <w:widowControl/>
+              <w:jc w:val="center"/>
+              <w:rPr>
+                <w:rFonts w:ascii="宋体" w:eastAsia="宋体" w:hAnsi="宋体" w:cs="宋体" w:hint="eastAsia"/>
+                <w:bCs/>
+                <w:sz w:val="18"/>
+                <w:szCs w:val="18"/>
+              </w:rPr>
+            </w:pPr>
+            <w:r>
+              <w:rPr>
+                <w:rFonts w:ascii="宋体" w:eastAsia="宋体" w:hAnsi="宋体" w:cs="宋体" w:hint="eastAsia"/>
+                <w:bCs/>
+                <w:sz w:val="18"/>
+                <w:szCs w:val="18"/>
+              </w:rPr>
+              <w:t>电气安全检测</w:t>
+            </w:r>
+          </w:p>
+        </w:tc>
+        <w:tc>
+          <w:tcPr>
+            <w:tcW w:w="2268" w:type="dxa"/>
+            <w:gridSpan w:val="2"/>
+            <w:vAlign w:val="center"/>
+          </w:tcPr>
+          <w:p>
+            <w:pPr>
+              <w:widowControl/>
+              <w:jc w:val="center"/>
+              <w:rPr>
+                <w:rFonts w:ascii="宋体" w:eastAsia="宋体" w:hAnsi="宋体" w:cs="宋体" w:hint="eastAsia"/>
+                <w:bCs/>
+                <w:sz w:val="18"/>
+                <w:szCs w:val="18"/>
+              </w:rPr>
+            </w:pPr>
+            <w:r>
+              <w:rPr>
+                <w:rFonts w:ascii="宋体" w:eastAsia="宋体" w:hAnsi="宋体" w:cs="宋体" w:hint="eastAsia"/>
+                <w:bCs/>
+                <w:sz w:val="18"/>
+                <w:szCs w:val="18"/>
+              </w:rPr>
+              <w:t>符合YY/T 0841-2011</w:t>
+            </w:r>
+          </w:p>
+        </w:tc>
+        <w:tc>
+          <w:tcPr>
+            <w:tcW w:w="968" w:type="dxa"/>
+            <w:vAlign w:val="center"/>
+          </w:tcPr>
+          <w:p>
+            <w:pPr>
+              <w:jc w:val="center"/>
+              <w:rPr>
+                <w:rFonts w:ascii="宋体" w:eastAsia="宋体" w:hAnsi="宋体" w:cs="宋体" w:hint="eastAsia"/>
+                <w:bCs/>
+                <w:sz w:val="18"/>
+                <w:szCs w:val="18"/>
+              </w:rPr>
+            </w:pPr>
+          </w:p>
+        </w:tc>
+        <w:tc>
+          <w:tcPr>
+            <w:tcW w:w="3177" w:type="dxa"/>
+            <w:vAlign w:val="center"/>
+          </w:tcPr>
+          <w:p>
+            <w:pPr>
+              <w:widowControl/>
+              <w:jc w:val="center"/>
+              <w:rPr>
+                <w:rFonts w:ascii="宋体" w:eastAsia="宋体" w:hAnsi="宋体" w:cs="宋体" w:hint="eastAsia"/>
+                <w:bCs/>
+                <w:sz w:val="18"/>
+                <w:szCs w:val="18"/>
+              </w:rPr>
+            </w:pPr>
+            <w:r>
+              <w:rPr>
+                <w:rFonts w:ascii="宋体" w:eastAsia="宋体" w:hAnsi="宋体" w:cs="宋体" w:hint="eastAsia"/>
+                <w:bCs/>
+                <w:sz w:val="18"/>
+                <w:szCs w:val="18"/>
+              </w:rPr>
+              <w:t>□通过  □失败  □不适用</w:t>
+            </w:r>
+          </w:p>
+        </w:tc>
+      </w:tr>
+      <w:tr>
+        <w:trPr>
+          <w:trHeight w:val="425"/>
+        </w:trPr>
+        <w:tc>
+          <w:tcPr>
+            <w:tcW w:w="703" w:type="dxa"/>
+            <w:gridSpan w:val="2"/>
+            <w:vAlign w:val="center"/>
+          </w:tcPr>
+          <w:p>
+            <w:pPr>
+              <w:jc w:val="center"/>
+              <w:rPr>
+                <w:rFonts w:ascii="宋体" w:eastAsia="宋体" w:hAnsi="宋体" w:cs="宋体" w:hint="eastAsia"/>
+                <w:bCs/>
+                <w:sz w:val="18"/>
+                <w:szCs w:val="18"/>
+              </w:rPr>
+            </w:pPr>
+            <w:r>
+              <w:rPr>
+                <w:rFonts w:ascii="宋体" w:eastAsia="宋体" w:hAnsi="宋体" w:cs="宋体" w:hint="eastAsia"/>
+                <w:bCs/>
+                <w:sz w:val="18"/>
+                <w:szCs w:val="18"/>
+              </w:rPr>
+              <w:t>6</w:t>
+            </w:r>
+          </w:p>
+        </w:tc>
+        <w:tc>
+          <w:tcPr>
+            <w:tcW w:w="2410" w:type="dxa"/>
+            <w:gridSpan w:val="2"/>
+            <w:vAlign w:val="center"/>
+          </w:tcPr>
+          <w:p>
+            <w:pPr>
+              <w:widowControl/>
+              <w:jc w:val="center"/>
+              <w:rPr>
+                <w:rFonts w:ascii="宋体" w:eastAsia="宋体" w:hAnsi="宋体" w:cs="宋体" w:hint="eastAsia"/>
+                <w:bCs/>
+                <w:sz w:val="18"/>
+                <w:szCs w:val="18"/>
+              </w:rPr>
+            </w:pPr>
+            <w:r>
+              <w:rPr>
+                <w:rFonts w:ascii="宋体" w:eastAsia="宋体" w:hAnsi="宋体" w:cs="宋体" w:hint="eastAsia"/>
+                <w:bCs/>
+                <w:sz w:val="18"/>
+                <w:szCs w:val="18"/>
+              </w:rPr>
+              <w:t>性能参数检测</w:t>
+            </w:r>
+          </w:p>
+        </w:tc>
+        <w:tc>
+          <w:tcPr>
+            <w:tcW w:w="2268" w:type="dxa"/>
+            <w:gridSpan w:val="2"/>
+            <w:vAlign w:val="center"/>
+          </w:tcPr>
+          <w:p>
+            <w:pPr>
+              <w:widowControl/>
+              <w:jc w:val="center"/>
+              <w:rPr>
+                <w:rFonts w:ascii="宋体" w:eastAsia="宋体" w:hAnsi="宋体" w:cs="宋体" w:hint="eastAsia"/>
+                <w:bCs/>
+                <w:sz w:val="18"/>
+                <w:szCs w:val="18"/>
+              </w:rPr>
+            </w:pPr>
+            <w:r>
+              <w:rPr>
+                <w:rFonts w:ascii="宋体" w:eastAsia="宋体" w:hAnsi="宋体" w:cs="宋体" w:hint="eastAsia"/>
+                <w:bCs/>
+                <w:sz w:val="18"/>
+                <w:szCs w:val="18"/>
+              </w:rPr>
+              <w:t>符合说明书、规程或标准</w:t>
+            </w:r>
+          </w:p>
+        </w:tc>
+        <w:tc>
+          <w:tcPr>
+            <w:tcW w:w="968" w:type="dxa"/>
+            <w:vAlign w:val="center"/>
+          </w:tcPr>
+          <w:p>
+            <w:pPr>
+              <w:jc w:val="center"/>
+              <w:rPr>
+                <w:rFonts w:ascii="宋体" w:eastAsia="宋体" w:hAnsi="宋体" w:cs="宋体" w:hint="eastAsia"/>
+                <w:bCs/>
+                <w:sz w:val="18"/>
+                <w:szCs w:val="18"/>
+              </w:rPr>
+            </w:pPr>
+          </w:p>
+        </w:tc>
+        <w:tc>
+          <w:tcPr>
+            <w:tcW w:w="3177" w:type="dxa"/>
+            <w:vAlign w:val="center"/>
+          </w:tcPr>
+          <w:p>
+            <w:pPr>
+              <w:widowControl/>
+              <w:jc w:val="center"/>
+              <w:rPr>
+                <w:rFonts w:ascii="宋体" w:eastAsia="宋体" w:hAnsi="宋体" w:cs="宋体" w:hint="eastAsia"/>
+                <w:bCs/>
+                <w:sz w:val="18"/>
+                <w:szCs w:val="18"/>
+              </w:rPr>
+            </w:pPr>
+            <w:r>
+              <w:rPr>
+                <w:rFonts w:ascii="宋体" w:eastAsia="宋体" w:hAnsi="宋体" w:cs="宋体" w:hint="eastAsia"/>
+                <w:bCs/>
+                <w:sz w:val="18"/>
+                <w:szCs w:val="18"/>
+              </w:rPr>
+              <w:t>□通过  □失败  □不适用</w:t>
+            </w:r>
+          </w:p>
+        </w:tc>
+      </w:tr>
+      <w:tr>
+        <w:trPr>
+          <w:trHeight w:val="425"/>
+        </w:trPr>
+        <w:tc>
+          <w:tcPr>
+            <w:tcW w:w="703" w:type="dxa"/>
+            <w:gridSpan w:val="2"/>
+            <w:vAlign w:val="center"/>
+          </w:tcPr>
+          <w:p>
+            <w:pPr>
+              <w:jc w:val="center"/>
+              <w:rPr>
+                <w:rFonts w:ascii="宋体" w:eastAsia="宋体" w:hAnsi="宋体" w:cs="宋体" w:hint="eastAsia"/>
+                <w:bCs/>
+                <w:sz w:val="18"/>
+                <w:szCs w:val="18"/>
+              </w:rPr>
+            </w:pPr>
+          </w:p>
+        </w:tc>
+        <w:tc>
+          <w:tcPr>
+            <w:tcW w:w="2410" w:type="dxa"/>
+            <w:gridSpan w:val="2"/>
+            <w:vAlign w:val="center"/>
+          </w:tcPr>
+          <w:p>
+            <w:pPr>
+              <w:jc w:val="center"/>
+              <w:rPr>
+                <w:rFonts w:ascii="宋体" w:eastAsia="宋体" w:hAnsi="宋体" w:cs="宋体" w:hint="eastAsia"/>
+                <w:bCs/>
+                <w:sz w:val="18"/>
+                <w:szCs w:val="18"/>
+              </w:rPr>
+            </w:pPr>
+          </w:p>
+        </w:tc>
+        <w:tc>
+          <w:tcPr>
+            <w:tcW w:w="2268" w:type="dxa"/>
+            <w:gridSpan w:val="2"/>
+            <w:vAlign w:val="center"/>
+          </w:tcPr>
+          <w:p>
+            <w:pPr>
+              <w:jc w:val="center"/>
+              <w:rPr>
+                <w:rFonts w:ascii="宋体" w:eastAsia="宋体" w:hAnsi="宋体" w:cs="宋体" w:hint="eastAsia"/>
+                <w:bCs/>
+                <w:sz w:val="18"/>
+                <w:szCs w:val="18"/>
+              </w:rPr>
+            </w:pPr>
+          </w:p>
+        </w:tc>
+        <w:tc>
+          <w:tcPr>
+            <w:tcW w:w="968" w:type="dxa"/>
+            <w:vAlign w:val="center"/>
+          </w:tcPr>
+          <w:p>
+            <w:pPr>
+              <w:jc w:val="center"/>
+              <w:rPr>
+                <w:rFonts w:ascii="宋体" w:eastAsia="宋体" w:hAnsi="宋体" w:cs="宋体" w:hint="eastAsia"/>
+                <w:bCs/>
+                <w:sz w:val="18"/>
+                <w:szCs w:val="18"/>
+              </w:rPr>
+            </w:pPr>
+          </w:p>
+        </w:tc>
+        <w:tc>
+          <w:tcPr>
+            <w:tcW w:w="3177" w:type="dxa"/>
+            <w:vAlign w:val="center"/>
+          </w:tcPr>
+          <w:p>
+            <w:pPr>
+              <w:jc w:val="center"/>
+              <w:rPr>
+                <w:rFonts w:ascii="宋体" w:eastAsia="宋体" w:hAnsi="宋体" w:cs="宋体" w:hint="eastAsia"/>
+                <w:bCs/>
+                <w:sz w:val="18"/>
+                <w:szCs w:val="18"/>
+              </w:rPr>
+            </w:pPr>
+          </w:p>
+        </w:tc>
+      </w:tr>
+      <w:tr>
+        <w:trPr>
+          <w:trHeight w:val="425"/>
+        </w:trPr>
+        <w:tc>
+          <w:tcPr>
+            <w:tcW w:w="703" w:type="dxa"/>
+            <w:gridSpan w:val="2"/>
+            <w:vAlign w:val="center"/>
+          </w:tcPr>
+          <w:p>
+            <w:pPr>
+              <w:jc w:val="center"/>
+              <w:rPr>
+                <w:rFonts w:ascii="宋体" w:eastAsia="宋体" w:hAnsi="宋体" w:cs="宋体" w:hint="eastAsia"/>
+                <w:bCs/>
+                <w:sz w:val="18"/>
+                <w:szCs w:val="18"/>
+              </w:rPr>
+            </w:pPr>
+          </w:p>
+        </w:tc>
+        <w:tc>
+          <w:tcPr>
+            <w:tcW w:w="2410" w:type="dxa"/>
+            <w:gridSpan w:val="2"/>
+            <w:vAlign w:val="center"/>
+          </w:tcPr>
+          <w:p>
+            <w:pPr>
+              <w:jc w:val="center"/>
+              <w:rPr>
+                <w:rFonts w:ascii="宋体" w:eastAsia="宋体" w:hAnsi="宋体" w:cs="宋体" w:hint="eastAsia"/>
+                <w:bCs/>
+                <w:sz w:val="18"/>
+                <w:szCs w:val="18"/>
+              </w:rPr>
+            </w:pPr>
+          </w:p>
+        </w:tc>
+        <w:tc>
+          <w:tcPr>
+            <w:tcW w:w="2268" w:type="dxa"/>
+            <w:gridSpan w:val="2"/>
+            <w:vAlign w:val="center"/>
+          </w:tcPr>
+          <w:p>
+            <w:pPr>
+              <w:jc w:val="center"/>
+              <w:rPr>
+                <w:rFonts w:ascii="宋体" w:eastAsia="宋体" w:hAnsi="宋体" w:cs="宋体" w:hint="eastAsia"/>
+                <w:bCs/>
+                <w:sz w:val="18"/>
+                <w:szCs w:val="18"/>
+              </w:rPr>
+            </w:pPr>
+          </w:p>
+        </w:tc>
+        <w:tc>
+          <w:tcPr>
+            <w:tcW w:w="968" w:type="dxa"/>
+            <w:vAlign w:val="center"/>
+          </w:tcPr>
+          <w:p>
+            <w:pPr>
+              <w:jc w:val="center"/>
+              <w:rPr>
+                <w:rFonts w:ascii="宋体" w:eastAsia="宋体" w:hAnsi="宋体" w:cs="宋体" w:hint="eastAsia"/>
+                <w:bCs/>
+                <w:sz w:val="18"/>
+                <w:szCs w:val="18"/>
+              </w:rPr>
+            </w:pPr>
+          </w:p>
+        </w:tc>
+        <w:tc>
+          <w:tcPr>
+            <w:tcW w:w="3177" w:type="dxa"/>
+            <w:vAlign w:val="center"/>
+          </w:tcPr>
+          <w:p>
+            <w:pPr>
+              <w:jc w:val="center"/>
+              <w:rPr>
+                <w:rFonts w:ascii="宋体" w:eastAsia="宋体" w:hAnsi="宋体" w:cs="宋体" w:hint="eastAsia"/>
+                <w:bCs/>
+                <w:sz w:val="18"/>
+                <w:szCs w:val="18"/>
+              </w:rPr>
+            </w:pPr>
+          </w:p>
+        </w:tc>
+      </w:tr>
+      <w:tr>
+        <w:trPr>
+          <w:trHeight w:val="425"/>
+        </w:trPr>
+        <w:tc>
+          <w:tcPr>
+            <w:tcW w:w="9526" w:type="dxa"/>
+            <w:gridSpan w:val="8"/>
+            <w:vAlign w:val="center"/>
+          </w:tcPr>
+          <w:p>
+            <w:pPr>
+              <w:jc w:val="center"/>
+              <w:rPr>
+                <w:rFonts w:ascii="宋体" w:eastAsia="宋体" w:hAnsi="宋体" w:cs="宋体" w:hint="eastAsia"/>
+                <w:b/>
+                <w:bCs/>
+                <w:szCs w:val="21"/>
+              </w:rPr>
+            </w:pPr>
+            <w:r>
+              <w:rPr>
+                <w:rFonts w:ascii="宋体" w:eastAsia="宋体" w:hAnsi="宋体" w:cs="宋体" w:hint="eastAsia"/>
+                <w:b/>
+                <w:bCs/>
+                <w:szCs w:val="21"/>
+              </w:rPr>
+              <w:t>资料收集</w:t>
+            </w:r>
+          </w:p>
+        </w:tc>
+      </w:tr>
+      <w:tr>
+        <w:trPr>
+          <w:trHeight w:val="425"/>
+        </w:trPr>
+        <w:tc>
+          <w:tcPr>
+            <w:tcW w:w="351" w:type="dxa"/>
+            <w:vAlign w:val="center"/>
+          </w:tcPr>
+          <w:p>
+            <w:pPr>
+              <w:jc w:val="center"/>
+              <w:rPr>
+                <w:rFonts w:ascii="宋体" w:eastAsia="宋体" w:hAnsi="宋体" w:cs="宋体" w:hint="eastAsia"/>
+                <w:bCs/>
+                <w:sz w:val="18"/>
+                <w:szCs w:val="18"/>
+              </w:rPr>
+            </w:pPr>
+            <w:r>
+              <w:rPr>
+                <w:rFonts w:ascii="宋体" w:eastAsia="宋体" w:hAnsi="宋体" w:cs="宋体" w:hint="eastAsia"/>
+                <w:bCs/>
+                <w:sz w:val="18"/>
+                <w:szCs w:val="18"/>
+              </w:rPr>
+              <w:t>1</w:t>
+            </w:r>
+          </w:p>
+        </w:tc>
+        <w:tc>
+          <w:tcPr>
+            <w:tcW w:w="4408" w:type="dxa"/>
+            <w:gridSpan w:val="4"/>
+            <w:vAlign w:val="center"/>
+          </w:tcPr>
+          <w:p>
+            <w:pPr>
+              <w:widowControl/>
+              <w:jc w:val="center"/>
+              <w:rPr>
+                <w:rFonts w:ascii="宋体" w:eastAsia="宋体" w:hAnsi="宋体" w:cs="宋体" w:hint="eastAsia"/>
+                <w:bCs/>
+                <w:sz w:val="18"/>
+                <w:szCs w:val="18"/>
+              </w:rPr>
+            </w:pPr>
+            <w:r>
+              <w:rPr>
+                <w:rFonts w:ascii="宋体" w:eastAsia="宋体" w:hAnsi="宋体" w:cs="宋体" w:hint="eastAsia"/>
+                <w:bCs/>
+                <w:sz w:val="18"/>
+                <w:szCs w:val="18"/>
+              </w:rPr>
+              <w:t>中文操作手册(2份)</w:t>
+            </w:r>
+          </w:p>
+        </w:tc>
+        <w:tc>
+          <w:tcPr>
+            <w:tcW w:w="4767" w:type="dxa"/>
+            <w:gridSpan w:val="3"/>
+            <w:vAlign w:val="center"/>
+          </w:tcPr>
+          <w:p>
+            <w:pPr>
+              <w:widowControl/>
+              <w:jc w:val="center"/>
+              <w:rPr>
+                <w:rFonts w:ascii="宋体" w:eastAsia="宋体" w:hAnsi="宋体" w:cs="宋体" w:hint="eastAsia"/>
+                <w:bCs/>
+                <w:sz w:val="18"/>
+                <w:szCs w:val="18"/>
+              </w:rPr>
+            </w:pPr>
+            <w:r>
+              <w:rPr>
+                <w:rFonts w:ascii="宋体" w:eastAsia="宋体" w:hAnsi="宋体" w:cs="宋体" w:hint="eastAsia"/>
+                <w:bCs/>
+                <w:sz w:val="18"/>
+                <w:szCs w:val="18"/>
+              </w:rPr>
+              <w:t>□完成     □未完成     □不适用</w:t>
+            </w:r>
+          </w:p>
+        </w:tc>
+      </w:tr>
+      <w:tr>
+        <w:trPr>
+          <w:trHeight w:val="425"/>
+        </w:trPr>
+        <w:tc>
+          <w:tcPr>
+            <w:tcW w:w="351" w:type="dxa"/>
+            <w:vAlign w:val="center"/>
+          </w:tcPr>
+          <w:p>
+            <w:pPr>
+              <w:jc w:val="center"/>
+              <w:rPr>
+                <w:rFonts w:ascii="宋体" w:eastAsia="宋体" w:hAnsi="宋体" w:cs="宋体" w:hint="eastAsia"/>
+                <w:b/>
+                <w:bCs/>
+                <w:szCs w:val="21"/>
+              </w:rPr>
+            </w:pPr>
+            <w:r>
+              <w:rPr>
+                <w:rFonts w:ascii="宋体" w:eastAsia="宋体" w:hAnsi="宋体" w:cs="宋体" w:hint="eastAsia"/>
+                <w:bCs/>
+                <w:sz w:val="18"/>
+                <w:szCs w:val="18"/>
+              </w:rPr>
+              <w:t>2</w:t>
+            </w:r>
+          </w:p>
+        </w:tc>
+        <w:tc>
+          <w:tcPr>
+            <w:tcW w:w="4408" w:type="dxa"/>
+            <w:gridSpan w:val="4"/>
+            <w:vAlign w:val="center"/>
+          </w:tcPr>
+          <w:p>
+            <w:pPr>
+              <w:widowControl/>
+              <w:jc w:val="center"/>
+              <w:rPr>
+                <w:rFonts w:ascii="宋体" w:eastAsia="宋体" w:hAnsi="宋体" w:cs="宋体" w:hint="eastAsia"/>
+                <w:bCs/>
+                <w:sz w:val="18"/>
+                <w:szCs w:val="18"/>
+              </w:rPr>
+            </w:pPr>
+            <w:r>
+              <w:rPr>
+                <w:rFonts w:ascii="宋体" w:eastAsia="宋体" w:hAnsi="宋体" w:cs="宋体" w:hint="eastAsia"/>
+                <w:bCs/>
+                <w:sz w:val="18"/>
+                <w:szCs w:val="18"/>
+              </w:rPr>
+              <w:t>维修手册或技术说明书(1份)</w:t>
+            </w:r>
+          </w:p>
+        </w:tc>
+        <w:tc>
+          <w:tcPr>
+            <w:tcW w:w="4767" w:type="dxa"/>
+            <w:gridSpan w:val="3"/>
+            <w:vAlign w:val="center"/>
+          </w:tcPr>
+          <w:p>
+            <w:pPr>
+              <w:widowControl/>
+              <w:jc w:val="center"/>
+              <w:rPr>
+                <w:rFonts w:ascii="宋体" w:eastAsia="宋体" w:hAnsi="宋体" w:cs="宋体" w:hint="eastAsia"/>
+                <w:bCs/>
+                <w:sz w:val="18"/>
+                <w:szCs w:val="18"/>
+              </w:rPr>
+            </w:pPr>
+            <w:r>
+              <w:rPr>
+                <w:rFonts w:ascii="宋体" w:eastAsia="宋体" w:hAnsi="宋体" w:cs="宋体" w:hint="eastAsia"/>
+                <w:bCs/>
+                <w:sz w:val="18"/>
+                <w:szCs w:val="18"/>
+              </w:rPr>
+              <w:t>□完成     □未完成     □不适用</w:t>
+            </w:r>
+          </w:p>
+        </w:tc>
+      </w:tr>
+      <w:tr>
+        <w:trPr>
+          <w:trHeight w:val="425"/>
+        </w:trPr>
+        <w:tc>
+          <w:tcPr>
+            <w:tcW w:w="351" w:type="dxa"/>
+            <w:vAlign w:val="center"/>
+          </w:tcPr>
+          <w:p>
+            <w:pPr>
+              <w:jc w:val="center"/>
+              <w:rPr>
+                <w:rFonts w:ascii="宋体" w:eastAsia="宋体" w:hAnsi="宋体" w:cs="宋体" w:hint="eastAsia"/>
+                <w:bCs/>
+                <w:sz w:val="18"/>
+                <w:szCs w:val="18"/>
+              </w:rPr>
+            </w:pPr>
+            <w:r>
+              <w:rPr>
+                <w:rFonts w:ascii="宋体" w:eastAsia="宋体" w:hAnsi="宋体" w:cs="宋体" w:hint="eastAsia"/>
+                <w:bCs/>
+                <w:sz w:val="18"/>
+                <w:szCs w:val="18"/>
+              </w:rPr>
+              <w:t>3</w:t>
+            </w:r>
+          </w:p>
+        </w:tc>
+        <w:tc>
+          <w:tcPr>
+            <w:tcW w:w="4408" w:type="dxa"/>
+            <w:gridSpan w:val="4"/>
+            <w:vAlign w:val="center"/>
+          </w:tcPr>
+          <w:p>
+            <w:pPr>
+              <w:widowControl/>
+              <w:jc w:val="center"/>
+              <w:rPr>
+                <w:rFonts w:ascii="宋体" w:eastAsia="宋体" w:hAnsi="宋体" w:cs="宋体" w:hint="eastAsia"/>
+                <w:bCs/>
+                <w:sz w:val="18"/>
+                <w:szCs w:val="18"/>
+              </w:rPr>
+            </w:pPr>
+            <w:r>
+              <w:rPr>
+                <w:rFonts w:ascii="宋体" w:eastAsia="宋体" w:hAnsi="宋体" w:cs="宋体" w:hint="eastAsia"/>
+                <w:bCs/>
+                <w:sz w:val="18"/>
+                <w:szCs w:val="18"/>
+              </w:rPr>
+              <w:t>产品合格证明(1份)</w:t>
+            </w:r>
+          </w:p>
+        </w:tc>
+        <w:tc>
+          <w:tcPr>
+            <w:tcW w:w="4767" w:type="dxa"/>
+            <w:gridSpan w:val="3"/>
+            <w:vAlign w:val="center"/>
+          </w:tcPr>
+          <w:p>
+            <w:pPr>
+              <w:widowControl/>
+              <w:jc w:val="center"/>
+              <w:rPr>
+                <w:rFonts w:ascii="宋体" w:eastAsia="宋体" w:hAnsi="宋体" w:cs="宋体" w:hint="eastAsia"/>
+                <w:bCs/>
+                <w:sz w:val="18"/>
+                <w:szCs w:val="18"/>
+              </w:rPr>
+            </w:pPr>
+            <w:r>
+              <w:rPr>
+                <w:rFonts w:ascii="宋体" w:eastAsia="宋体" w:hAnsi="宋体" w:cs="宋体" w:hint="eastAsia"/>
+                <w:bCs/>
+                <w:sz w:val="18"/>
+                <w:szCs w:val="18"/>
+              </w:rPr>
+              <w:t>□完成     □未完成     □不适用</w:t>
+            </w:r>
+          </w:p>
+        </w:tc>
+      </w:tr>
+      <w:tr>
+        <w:trPr>
+          <w:trHeight w:val="425"/>
+        </w:trPr>
+        <w:tc>
+          <w:tcPr>
+            <w:tcW w:w="351" w:type="dxa"/>
+            <w:vAlign w:val="center"/>
+          </w:tcPr>
+          <w:p>
+            <w:pPr>
+              <w:jc w:val="center"/>
+              <w:rPr>
+                <w:rFonts w:ascii="宋体" w:eastAsia="宋体" w:hAnsi="宋体" w:cs="宋体" w:hint="eastAsia"/>
+                <w:bCs/>
+                <w:sz w:val="18"/>
+                <w:szCs w:val="18"/>
+              </w:rPr>
+            </w:pPr>
+            <w:r>
+              <w:rPr>
+                <w:rFonts w:ascii="宋体" w:eastAsia="宋体" w:hAnsi="宋体" w:cs="宋体" w:hint="eastAsia"/>
+                <w:bCs/>
+                <w:sz w:val="18"/>
+                <w:szCs w:val="18"/>
+              </w:rPr>
+              <w:t>4</w:t>
+            </w:r>
+          </w:p>
+        </w:tc>
+        <w:tc>
+          <w:tcPr>
+            <w:tcW w:w="4408" w:type="dxa"/>
+            <w:gridSpan w:val="4"/>
+            <w:vAlign w:val="center"/>
+          </w:tcPr>
+          <w:p>
+            <w:pPr>
+              <w:widowControl/>
+              <w:jc w:val="center"/>
+              <w:rPr>
+                <w:rFonts w:ascii="宋体" w:eastAsia="宋体" w:hAnsi="宋体" w:cs="宋体" w:hint="eastAsia"/>
+                <w:bCs/>
+                <w:sz w:val="18"/>
+                <w:szCs w:val="18"/>
+              </w:rPr>
+            </w:pPr>
+            <w:r>
+              <w:rPr>
+                <w:rFonts w:ascii="宋体" w:eastAsia="宋体" w:hAnsi="宋体" w:cs="宋体" w:hint="eastAsia"/>
+                <w:bCs/>
+                <w:sz w:val="18"/>
+                <w:szCs w:val="18"/>
+              </w:rPr>
+              <w:t xml:space="preserve">进口货物报关单(1份)  </w:t>
+            </w:r>
+          </w:p>
+        </w:tc>
+        <w:tc>
+          <w:tcPr>
+            <w:tcW w:w="4767" w:type="dxa"/>
+            <w:gridSpan w:val="3"/>
+            <w:vAlign w:val="center"/>
+          </w:tcPr>
+          <w:p>
+            <w:pPr>
+              <w:widowControl/>
+              <w:jc w:val="center"/>
+              <w:rPr>
+                <w:rFonts w:ascii="宋体" w:eastAsia="宋体" w:hAnsi="宋体" w:cs="宋体" w:hint="eastAsia"/>
+                <w:bCs/>
+                <w:sz w:val="18"/>
+                <w:szCs w:val="18"/>
+              </w:rPr>
+            </w:pPr>
+            <w:r>
+              <w:rPr>
+                <w:rFonts w:ascii="宋体" w:eastAsia="宋体" w:hAnsi="宋体" w:cs="宋体" w:hint="eastAsia"/>
+                <w:bCs/>
+                <w:sz w:val="18"/>
+                <w:szCs w:val="18"/>
+              </w:rPr>
+              <w:t>□完成     □未完成     □不适用</w:t>
+            </w:r>
+          </w:p>
+        </w:tc>
+      </w:tr>
+      <w:tr>
+        <w:trPr>
+          <w:trHeight w:val="425"/>
+        </w:trPr>
+        <w:tc>
+          <w:tcPr>
+            <w:tcW w:w="351" w:type="dxa"/>
+            <w:vAlign w:val="center"/>
+          </w:tcPr>
+          <w:p>
+            <w:pPr>
+              <w:jc w:val="center"/>
+              <w:rPr>
+                <w:rFonts w:ascii="宋体" w:eastAsia="宋体" w:hAnsi="宋体" w:cs="宋体" w:hint="eastAsia"/>
+                <w:bCs/>
+                <w:sz w:val="18"/>
+                <w:szCs w:val="18"/>
+              </w:rPr>
+            </w:pPr>
+            <w:r>
+              <w:rPr>
+                <w:rFonts w:ascii="宋体" w:eastAsia="宋体" w:hAnsi="宋体" w:cs="宋体" w:hint="eastAsia"/>
+                <w:bCs/>
+                <w:sz w:val="18"/>
+                <w:szCs w:val="18"/>
+              </w:rPr>
+              <w:t>5</w:t>
+            </w:r>
+          </w:p>
+        </w:tc>
+        <w:tc>
+          <w:tcPr>
+            <w:tcW w:w="4408" w:type="dxa"/>
+            <w:gridSpan w:val="4"/>
+            <w:vAlign w:val="center"/>
+          </w:tcPr>
+          <w:p>
+            <w:pPr>
+              <w:widowControl/>
+              <w:jc w:val="center"/>
+              <w:rPr>
+                <w:rFonts w:ascii="宋体" w:eastAsia="宋体" w:hAnsi="宋体" w:cs="宋体" w:hint="eastAsia"/>
+                <w:bCs/>
+                <w:sz w:val="18"/>
+                <w:szCs w:val="18"/>
+              </w:rPr>
+            </w:pPr>
+            <w:r>
+              <w:rPr>
+                <w:rFonts w:ascii="宋体" w:eastAsia="宋体" w:hAnsi="宋体" w:cs="宋体" w:hint="eastAsia"/>
+                <w:bCs/>
+                <w:sz w:val="18"/>
+                <w:szCs w:val="18"/>
+              </w:rPr>
+              <w:t>入境货物检验检疫证明(1份)</w:t>
+            </w:r>
+          </w:p>
+        </w:tc>
+        <w:tc>
+          <w:tcPr>
+            <w:tcW w:w="4767" w:type="dxa"/>
+            <w:gridSpan w:val="3"/>
+            <w:vAlign w:val="center"/>
+          </w:tcPr>
+          <w:p>
+            <w:pPr>
+              <w:widowControl/>
+              <w:jc w:val="center"/>
+              <w:rPr>
+                <w:rFonts w:ascii="宋体" w:eastAsia="宋体" w:hAnsi="宋体" w:cs="宋体" w:hint="eastAsia"/>
+                <w:bCs/>
+                <w:sz w:val="18"/>
+                <w:szCs w:val="18"/>
+              </w:rPr>
+            </w:pPr>
+            <w:r>
+              <w:rPr>
+                <w:rFonts w:ascii="宋体" w:eastAsia="宋体" w:hAnsi="宋体" w:cs="宋体" w:hint="eastAsia"/>
+                <w:bCs/>
+                <w:sz w:val="18"/>
+                <w:szCs w:val="18"/>
+              </w:rPr>
+              <w:t>□完成     □未完成     □不适用</w:t>
+            </w:r>
+          </w:p>
+        </w:tc>
+      </w:tr>
+      <w:tr>
+        <w:trPr>
+          <w:trHeight w:val="425"/>
+        </w:trPr>
+        <w:tc>
+          <w:tcPr>
+            <w:tcW w:w="351" w:type="dxa"/>
+            <w:vAlign w:val="center"/>
+          </w:tcPr>
+          <w:p>
+            <w:pPr>
+              <w:jc w:val="center"/>
+              <w:rPr>
+                <w:rFonts w:ascii="宋体" w:eastAsia="宋体" w:hAnsi="宋体" w:cs="宋体" w:hint="eastAsia"/>
+                <w:bCs/>
+                <w:sz w:val="18"/>
+                <w:szCs w:val="18"/>
+              </w:rPr>
+            </w:pPr>
+            <w:r>
+              <w:rPr>
+                <w:rFonts w:ascii="宋体" w:eastAsia="宋体" w:hAnsi="宋体" w:cs="宋体" w:hint="eastAsia"/>
+                <w:bCs/>
+                <w:sz w:val="18"/>
+                <w:szCs w:val="18"/>
+              </w:rPr>
+              <w:t>6</w:t>
+            </w:r>
+          </w:p>
+        </w:tc>
+        <w:tc>
+          <w:tcPr>
+            <w:tcW w:w="4408" w:type="dxa"/>
+            <w:gridSpan w:val="4"/>
+            <w:vAlign w:val="center"/>
+          </w:tcPr>
+          <w:p>
+            <w:pPr>
+              <w:widowControl/>
+              <w:jc w:val="center"/>
+              <w:rPr>
+                <w:rFonts w:ascii="宋体" w:eastAsia="宋体" w:hAnsi="宋体" w:cs="宋体" w:hint="eastAsia"/>
+                <w:bCs/>
+                <w:sz w:val="18"/>
+                <w:szCs w:val="18"/>
+              </w:rPr>
+            </w:pPr>
+            <w:r>
+              <w:rPr>
+                <w:rFonts w:ascii="宋体" w:eastAsia="宋体" w:hAnsi="宋体" w:cs="宋体" w:hint="eastAsia"/>
+                <w:bCs/>
+                <w:sz w:val="18"/>
+                <w:szCs w:val="18"/>
+              </w:rPr>
+              <w:t xml:space="preserve">操作规程(2份)   </w:t>
+            </w:r>
+          </w:p>
+        </w:tc>
+        <w:tc>
+          <w:tcPr>
+            <w:tcW w:w="4767" w:type="dxa"/>
+            <w:gridSpan w:val="3"/>
+            <w:vAlign w:val="center"/>
+          </w:tcPr>
+          <w:p>
+            <w:pPr>
+              <w:widowControl/>
+              <w:jc w:val="center"/>
+              <w:rPr>
+                <w:rFonts w:ascii="宋体" w:eastAsia="宋体" w:hAnsi="宋体" w:cs="宋体" w:hint="eastAsia"/>
+                <w:bCs/>
+                <w:sz w:val="18"/>
+                <w:szCs w:val="18"/>
+              </w:rPr>
+            </w:pPr>
+            <w:r>
+              <w:rPr>
+                <w:rFonts w:ascii="宋体" w:eastAsia="宋体" w:hAnsi="宋体" w:cs="宋体" w:hint="eastAsia"/>
+                <w:bCs/>
+                <w:sz w:val="18"/>
+                <w:szCs w:val="18"/>
+              </w:rPr>
+              <w:t>□完成     □未完成     □不适用</w:t>
+            </w:r>
+          </w:p>
+        </w:tc>
+      </w:tr>
+      <w:tr>
+        <w:trPr>
+          <w:trHeight w:val="425"/>
+        </w:trPr>
+        <w:tc>
+          <w:tcPr>
+            <w:tcW w:w="351" w:type="dxa"/>
+            <w:vAlign w:val="center"/>
+          </w:tcPr>
+          <w:p>
+            <w:pPr>
+              <w:jc w:val="center"/>
+              <w:rPr>
+                <w:rFonts w:ascii="宋体" w:eastAsia="宋体" w:hAnsi="宋体" w:cs="宋体" w:hint="eastAsia"/>
+                <w:bCs/>
+                <w:sz w:val="18"/>
+                <w:szCs w:val="18"/>
+              </w:rPr>
+            </w:pPr>
+            <w:r>
+              <w:rPr>
+                <w:rFonts w:ascii="宋体" w:eastAsia="宋体" w:hAnsi="宋体" w:cs="宋体" w:hint="eastAsia"/>
+                <w:bCs/>
+                <w:sz w:val="18"/>
+                <w:szCs w:val="18"/>
+              </w:rPr>
+              <w:t>7</w:t>
+            </w:r>
+          </w:p>
+        </w:tc>
+        <w:tc>
+          <w:tcPr>
+            <w:tcW w:w="4408" w:type="dxa"/>
+            <w:gridSpan w:val="4"/>
+            <w:vAlign w:val="center"/>
+          </w:tcPr>
+          <w:p>
+            <w:pPr>
+              <w:widowControl/>
+              <w:jc w:val="center"/>
+              <w:rPr>
+                <w:rFonts w:ascii="宋体" w:eastAsia="宋体" w:hAnsi="宋体" w:cs="宋体" w:hint="eastAsia"/>
+                <w:bCs/>
+                <w:sz w:val="18"/>
+                <w:szCs w:val="18"/>
+              </w:rPr>
+            </w:pPr>
+            <w:r>
+              <w:rPr>
+                <w:rFonts w:ascii="宋体" w:eastAsia="宋体" w:hAnsi="宋体" w:cs="宋体" w:hint="eastAsia"/>
+                <w:bCs/>
+                <w:sz w:val="18"/>
+                <w:szCs w:val="18"/>
+              </w:rPr>
+              <w:t>其它</w:t>
+            </w:r>
+          </w:p>
+        </w:tc>
+        <w:tc>
+          <w:tcPr>
+            <w:tcW w:w="4767" w:type="dxa"/>
+            <w:gridSpan w:val="3"/>
+            <w:vAlign w:val="center"/>
+          </w:tcPr>
+          <w:p>
+            <w:pPr>
+              <w:jc w:val="center"/>
+              <w:rPr>
+                <w:rFonts w:ascii="宋体" w:eastAsia="宋体" w:hAnsi="宋体" w:cs="宋体" w:hint="eastAsia"/>
+                <w:b/>
+                <w:bCs/>
+                <w:szCs w:val="21"/>
+              </w:rPr>
+            </w:pPr>
+          </w:p>
+        </w:tc>
+      </w:tr>
+      <w:tr>
+        <w:trPr>
+          <w:trHeight w:val="851"/>
+        </w:trPr>
+        <w:tc>
+          <w:tcPr>
+            <w:tcW w:w="9526" w:type="dxa"/>
+            <w:gridSpan w:val="8"/>
+            <w:vAlign w:val="center"/>
+          </w:tcPr>
+          <w:p>
+            <w:pPr>
+              <w:jc w:val="center"/>
+              <w:rPr>
+                <w:rFonts w:ascii="宋体" w:eastAsia="宋体" w:hAnsi="宋体" w:cs="宋体" w:hint="eastAsia"/>
+                <w:b/>
+                <w:bCs/>
+                <w:szCs w:val="21"/>
               </w:rPr>
             </w:pPr>
           </w:p>
@@ -1004,6 +2524,7 @@
     <w:p>
       <w:pPr>
         <w:spacing w:line="360" w:lineRule="auto"/>
+        <w:ind w:firstLineChars="3350" w:firstLine="6030"/>
         <w:rPr>
           <w:rFonts w:ascii="宋体" w:eastAsia="宋体" w:hAnsi="宋体" w:cs="宋体"/>
           <w:bCs/>
@@ -1011,14 +2532,6 @@
           <w:szCs w:val="18"/>
         </w:rPr>
       </w:pPr>
-      <w:r>
-        <w:rPr>
-          <w:rFonts w:ascii="宋体" w:eastAsia="宋体" w:hAnsi="宋体" w:cs="宋体" w:hint="eastAsia"/>
-          <w:bCs/>
-          <w:szCs w:val="21"/>
-        </w:rPr>
-        <w:t xml:space="preserve">                                                         </w:t>
-      </w:r>
       <w:r>
         <w:rPr>
           <w:rFonts w:ascii="宋体" w:eastAsia="宋体" w:hAnsi="宋体" w:cs="宋体" w:hint="eastAsia"/>
@@ -1066,6 +2579,2364 @@
         </w:rPr>
         <w:t>验收日期：</w:t>
       </w:r>
+    </w:p>
+    <w:p>
+      <w:pPr>
+        <w:spacing w:line="360" w:lineRule="auto"/>
+        <w:rPr>
+          <w:rFonts w:ascii="宋体" w:eastAsia="宋体" w:hAnsi="宋体" w:cs="宋体"/>
+          <w:bCs/>
+          <w:sz w:val="18"/>
+          <w:szCs w:val="18"/>
+        </w:rPr>
+      </w:pPr>
+    </w:p>
+    <w:tbl>
+      <w:tblPr>
+        <w:tblW w:w="10020" w:type="dxa"/>
+        <w:tblLook w:val="04A0" w:firstRow="1" w:lastRow="0" w:firstColumn="1" w:lastColumn="0" w:noHBand="0" w:noVBand="1"/>
+      </w:tblPr>
+      <w:tblGrid>
+        <w:gridCol w:w="321"/>
+        <w:gridCol w:w="4363"/>
+        <w:gridCol w:w="5470"/>
+      </w:tblGrid>
+      <w:tr>
+        <w:trPr>
+          <w:trHeight w:val="499"/>
+        </w:trPr>
+        <w:tc>
+          <w:tcPr>
+            <w:tcW w:w="10020" w:type="dxa"/>
+            <w:gridSpan w:val="3"/>
+            <w:tcBorders>
+              <w:top w:val="single" w:sz="4" w:space="0" w:color="auto"/>
+              <w:left w:val="single" w:sz="4" w:space="0" w:color="auto"/>
+              <w:bottom w:val="single" w:sz="4" w:space="0" w:color="auto"/>
+              <w:right w:val="single" w:sz="4" w:space="0" w:color="auto"/>
+            </w:tcBorders>
+            <w:shd w:val="clear" w:color="auto" w:fill="auto"/>
+            <w:noWrap/>
+            <w:vAlign w:val="center"/>
+            <w:hideMark/>
+          </w:tcPr>
+          <w:p>
+            <w:pPr>
+              <w:widowControl/>
+              <w:jc w:val="center"/>
+              <w:rPr>
+                <w:rFonts w:ascii="宋体" w:eastAsia="宋体" w:hAnsi="宋体" w:cs="宋体"/>
+                <w:b/>
+                <w:bCs/>
+                <w:color w:val="000000"/>
+                <w:kern w:val="0"/>
+                <w:sz w:val="32"/>
+                <w:szCs w:val="32"/>
+              </w:rPr>
+            </w:pPr>
+            <w:r>
+              <w:rPr>
+                <w:rFonts w:ascii="宋体" w:eastAsia="宋体" w:hAnsi="宋体" w:cs="宋体" w:hint="eastAsia"/>
+                <w:b/>
+                <w:bCs/>
+                <w:color w:val="000000"/>
+                <w:kern w:val="0"/>
+                <w:sz w:val="32"/>
+                <w:szCs w:val="32"/>
+              </w:rPr>
+              <w:t>资料收集</w:t>
+            </w:r>
+          </w:p>
+        </w:tc>
+      </w:tr>
+      <w:tr>
+        <w:trPr>
+          <w:trHeight w:val="499"/>
+        </w:trPr>
+        <w:tc>
+          <w:tcPr>
+            <w:tcW w:w="187" w:type="dxa"/>
+            <w:tcBorders>
+              <w:top w:val="nil"/>
+              <w:left w:val="single" w:sz="4" w:space="0" w:color="auto"/>
+              <w:bottom w:val="single" w:sz="4" w:space="0" w:color="auto"/>
+              <w:right w:val="single" w:sz="4" w:space="0" w:color="auto"/>
+            </w:tcBorders>
+            <w:shd w:val="clear" w:color="auto" w:fill="auto"/>
+            <w:noWrap/>
+            <w:vAlign w:val="center"/>
+            <w:hideMark/>
+          </w:tcPr>
+          <w:p>
+            <w:pPr>
+              <w:widowControl/>
+              <w:jc w:val="center"/>
+              <w:rPr>
+                <w:rFonts w:ascii="宋体" w:eastAsia="宋体" w:hAnsi="宋体" w:cs="宋体" w:hint="eastAsia"/>
+                <w:color w:val="000000"/>
+                <w:kern w:val="0"/>
+                <w:szCs w:val="21"/>
+              </w:rPr>
+            </w:pPr>
+            <w:r>
+              <w:rPr>
+                <w:rFonts w:ascii="宋体" w:eastAsia="宋体" w:hAnsi="宋体" w:cs="宋体" w:hint="eastAsia"/>
+                <w:color w:val="000000"/>
+                <w:kern w:val="0"/>
+                <w:szCs w:val="21"/>
+              </w:rPr>
+              <w:t>1</w:t>
+            </w:r>
+          </w:p>
+        </w:tc>
+        <w:tc>
+          <w:tcPr>
+            <w:tcW w:w="4363" w:type="dxa"/>
+            <w:tcBorders>
+              <w:top w:val="single" w:sz="4" w:space="0" w:color="auto"/>
+              <w:left w:val="nil"/>
+              <w:bottom w:val="single" w:sz="4" w:space="0" w:color="auto"/>
+              <w:right w:val="single" w:sz="4" w:space="0" w:color="auto"/>
+            </w:tcBorders>
+            <w:shd w:val="clear" w:color="auto" w:fill="auto"/>
+            <w:noWrap/>
+            <w:vAlign w:val="center"/>
+            <w:hideMark/>
+          </w:tcPr>
+          <w:p>
+            <w:pPr>
+              <w:widowControl/>
+              <w:jc w:val="center"/>
+              <w:rPr>
+                <w:rFonts w:ascii="宋体" w:eastAsia="宋体" w:hAnsi="宋体" w:cs="宋体" w:hint="eastAsia"/>
+                <w:bCs/>
+                <w:sz w:val="18"/>
+                <w:szCs w:val="18"/>
+              </w:rPr>
+            </w:pPr>
+            <w:r>
+              <w:rPr>
+                <w:rFonts w:ascii="宋体" w:eastAsia="宋体" w:hAnsi="宋体" w:cs="宋体" w:hint="eastAsia"/>
+                <w:bCs/>
+                <w:sz w:val="18"/>
+                <w:szCs w:val="18"/>
+              </w:rPr>
+              <w:t>中文操作手册(2份)</w:t>
+            </w:r>
+          </w:p>
+        </w:tc>
+        <w:tc>
+          <w:tcPr>
+            <w:tcW w:w="5470" w:type="dxa"/>
+            <w:tcBorders>
+              <w:top w:val="single" w:sz="4" w:space="0" w:color="auto"/>
+              <w:left w:val="nil"/>
+              <w:bottom w:val="single" w:sz="4" w:space="0" w:color="auto"/>
+              <w:right w:val="single" w:sz="4" w:space="0" w:color="auto"/>
+            </w:tcBorders>
+            <w:shd w:val="clear" w:color="auto" w:fill="auto"/>
+            <w:noWrap/>
+            <w:vAlign w:val="center"/>
+            <w:hideMark/>
+          </w:tcPr>
+          <w:p>
+            <w:pPr>
+              <w:widowControl/>
+              <w:jc w:val="center"/>
+              <w:rPr>
+                <w:rFonts w:ascii="宋体" w:eastAsia="宋体" w:hAnsi="宋体" w:cs="宋体" w:hint="eastAsia"/>
+                <w:bCs/>
+                <w:sz w:val="18"/>
+                <w:szCs w:val="18"/>
+              </w:rPr>
+            </w:pPr>
+            <w:r>
+              <w:rPr>
+                <w:rFonts w:ascii="宋体" w:eastAsia="宋体" w:hAnsi="宋体" w:cs="宋体" w:hint="eastAsia"/>
+                <w:bCs/>
+                <w:sz w:val="18"/>
+                <w:szCs w:val="18"/>
+              </w:rPr>
+              <w:t>□完成     □未完成     □不适用</w:t>
+            </w:r>
+          </w:p>
+        </w:tc>
+      </w:tr>
+      <w:tr>
+        <w:trPr>
+          <w:trHeight w:val="499"/>
+        </w:trPr>
+        <w:tc>
+          <w:tcPr>
+            <w:tcW w:w="187" w:type="dxa"/>
+            <w:tcBorders>
+              <w:top w:val="nil"/>
+              <w:left w:val="single" w:sz="4" w:space="0" w:color="auto"/>
+              <w:bottom w:val="single" w:sz="4" w:space="0" w:color="auto"/>
+              <w:right w:val="single" w:sz="4" w:space="0" w:color="auto"/>
+            </w:tcBorders>
+            <w:shd w:val="clear" w:color="auto" w:fill="auto"/>
+            <w:noWrap/>
+            <w:vAlign w:val="center"/>
+            <w:hideMark/>
+          </w:tcPr>
+          <w:p>
+            <w:pPr>
+              <w:widowControl/>
+              <w:jc w:val="center"/>
+              <w:rPr>
+                <w:rFonts w:ascii="宋体" w:eastAsia="宋体" w:hAnsi="宋体" w:cs="宋体" w:hint="eastAsia"/>
+                <w:color w:val="000000"/>
+                <w:kern w:val="0"/>
+                <w:szCs w:val="21"/>
+              </w:rPr>
+            </w:pPr>
+            <w:r>
+              <w:rPr>
+                <w:rFonts w:ascii="宋体" w:eastAsia="宋体" w:hAnsi="宋体" w:cs="宋体" w:hint="eastAsia"/>
+                <w:color w:val="000000"/>
+                <w:kern w:val="0"/>
+                <w:szCs w:val="21"/>
+              </w:rPr>
+              <w:t>2</w:t>
+            </w:r>
+          </w:p>
+        </w:tc>
+        <w:tc>
+          <w:tcPr>
+            <w:tcW w:w="4363" w:type="dxa"/>
+            <w:tcBorders>
+              <w:top w:val="single" w:sz="4" w:space="0" w:color="auto"/>
+              <w:left w:val="nil"/>
+              <w:bottom w:val="single" w:sz="4" w:space="0" w:color="auto"/>
+              <w:right w:val="single" w:sz="4" w:space="0" w:color="auto"/>
+            </w:tcBorders>
+            <w:shd w:val="clear" w:color="auto" w:fill="auto"/>
+            <w:noWrap/>
+            <w:vAlign w:val="center"/>
+            <w:hideMark/>
+          </w:tcPr>
+          <w:p>
+            <w:pPr>
+              <w:widowControl/>
+              <w:jc w:val="center"/>
+              <w:rPr>
+                <w:rFonts w:ascii="宋体" w:eastAsia="宋体" w:hAnsi="宋体" w:cs="宋体" w:hint="eastAsia"/>
+                <w:bCs/>
+                <w:sz w:val="18"/>
+                <w:szCs w:val="18"/>
+              </w:rPr>
+            </w:pPr>
+            <w:r>
+              <w:rPr>
+                <w:rFonts w:ascii="宋体" w:eastAsia="宋体" w:hAnsi="宋体" w:cs="宋体" w:hint="eastAsia"/>
+                <w:bCs/>
+                <w:sz w:val="18"/>
+                <w:szCs w:val="18"/>
+              </w:rPr>
+              <w:t>维修手册或技术说明书(1份)</w:t>
+            </w:r>
+          </w:p>
+        </w:tc>
+        <w:tc>
+          <w:tcPr>
+            <w:tcW w:w="5470" w:type="dxa"/>
+            <w:tcBorders>
+              <w:top w:val="single" w:sz="4" w:space="0" w:color="auto"/>
+              <w:left w:val="nil"/>
+              <w:bottom w:val="single" w:sz="4" w:space="0" w:color="auto"/>
+              <w:right w:val="single" w:sz="4" w:space="0" w:color="auto"/>
+            </w:tcBorders>
+            <w:shd w:val="clear" w:color="auto" w:fill="auto"/>
+            <w:noWrap/>
+            <w:vAlign w:val="center"/>
+            <w:hideMark/>
+          </w:tcPr>
+          <w:p>
+            <w:pPr>
+              <w:widowControl/>
+              <w:jc w:val="center"/>
+              <w:rPr>
+                <w:rFonts w:ascii="宋体" w:eastAsia="宋体" w:hAnsi="宋体" w:cs="宋体" w:hint="eastAsia"/>
+                <w:bCs/>
+                <w:sz w:val="18"/>
+                <w:szCs w:val="18"/>
+              </w:rPr>
+            </w:pPr>
+            <w:r>
+              <w:rPr>
+                <w:rFonts w:ascii="宋体" w:eastAsia="宋体" w:hAnsi="宋体" w:cs="宋体" w:hint="eastAsia"/>
+                <w:bCs/>
+                <w:sz w:val="18"/>
+                <w:szCs w:val="18"/>
+              </w:rPr>
+              <w:t>□完成     □未完成     □不适用</w:t>
+            </w:r>
+          </w:p>
+        </w:tc>
+      </w:tr>
+      <w:tr>
+        <w:trPr>
+          <w:trHeight w:val="499"/>
+        </w:trPr>
+        <w:tc>
+          <w:tcPr>
+            <w:tcW w:w="187" w:type="dxa"/>
+            <w:tcBorders>
+              <w:top w:val="nil"/>
+              <w:left w:val="single" w:sz="4" w:space="0" w:color="auto"/>
+              <w:bottom w:val="single" w:sz="4" w:space="0" w:color="auto"/>
+              <w:right w:val="single" w:sz="4" w:space="0" w:color="auto"/>
+            </w:tcBorders>
+            <w:shd w:val="clear" w:color="auto" w:fill="auto"/>
+            <w:noWrap/>
+            <w:vAlign w:val="center"/>
+            <w:hideMark/>
+          </w:tcPr>
+          <w:p>
+            <w:pPr>
+              <w:widowControl/>
+              <w:jc w:val="center"/>
+              <w:rPr>
+                <w:rFonts w:ascii="宋体" w:eastAsia="宋体" w:hAnsi="宋体" w:cs="宋体" w:hint="eastAsia"/>
+                <w:color w:val="000000"/>
+                <w:kern w:val="0"/>
+                <w:szCs w:val="21"/>
+              </w:rPr>
+            </w:pPr>
+            <w:r>
+              <w:rPr>
+                <w:rFonts w:ascii="宋体" w:eastAsia="宋体" w:hAnsi="宋体" w:cs="宋体" w:hint="eastAsia"/>
+                <w:color w:val="000000"/>
+                <w:kern w:val="0"/>
+                <w:szCs w:val="21"/>
+              </w:rPr>
+              <w:t>3</w:t>
+            </w:r>
+          </w:p>
+        </w:tc>
+        <w:tc>
+          <w:tcPr>
+            <w:tcW w:w="4363" w:type="dxa"/>
+            <w:tcBorders>
+              <w:top w:val="single" w:sz="4" w:space="0" w:color="auto"/>
+              <w:left w:val="nil"/>
+              <w:bottom w:val="single" w:sz="4" w:space="0" w:color="auto"/>
+              <w:right w:val="single" w:sz="4" w:space="0" w:color="auto"/>
+            </w:tcBorders>
+            <w:shd w:val="clear" w:color="auto" w:fill="auto"/>
+            <w:noWrap/>
+            <w:vAlign w:val="center"/>
+            <w:hideMark/>
+          </w:tcPr>
+          <w:p>
+            <w:pPr>
+              <w:widowControl/>
+              <w:jc w:val="center"/>
+              <w:rPr>
+                <w:rFonts w:ascii="宋体" w:eastAsia="宋体" w:hAnsi="宋体" w:cs="宋体" w:hint="eastAsia"/>
+                <w:bCs/>
+                <w:sz w:val="18"/>
+                <w:szCs w:val="18"/>
+              </w:rPr>
+            </w:pPr>
+            <w:r>
+              <w:rPr>
+                <w:rFonts w:ascii="宋体" w:eastAsia="宋体" w:hAnsi="宋体" w:cs="宋体" w:hint="eastAsia"/>
+                <w:bCs/>
+                <w:sz w:val="18"/>
+                <w:szCs w:val="18"/>
+              </w:rPr>
+              <w:t>产品合格证明(1份)</w:t>
+            </w:r>
+          </w:p>
+        </w:tc>
+        <w:tc>
+          <w:tcPr>
+            <w:tcW w:w="5470" w:type="dxa"/>
+            <w:tcBorders>
+              <w:top w:val="single" w:sz="4" w:space="0" w:color="auto"/>
+              <w:left w:val="nil"/>
+              <w:bottom w:val="single" w:sz="4" w:space="0" w:color="auto"/>
+              <w:right w:val="single" w:sz="4" w:space="0" w:color="auto"/>
+            </w:tcBorders>
+            <w:shd w:val="clear" w:color="auto" w:fill="auto"/>
+            <w:noWrap/>
+            <w:vAlign w:val="center"/>
+            <w:hideMark/>
+          </w:tcPr>
+          <w:p>
+            <w:pPr>
+              <w:widowControl/>
+              <w:jc w:val="center"/>
+              <w:rPr>
+                <w:rFonts w:ascii="宋体" w:eastAsia="宋体" w:hAnsi="宋体" w:cs="宋体" w:hint="eastAsia"/>
+                <w:bCs/>
+                <w:sz w:val="18"/>
+                <w:szCs w:val="18"/>
+              </w:rPr>
+            </w:pPr>
+            <w:r>
+              <w:rPr>
+                <w:rFonts w:ascii="宋体" w:eastAsia="宋体" w:hAnsi="宋体" w:cs="宋体" w:hint="eastAsia"/>
+                <w:bCs/>
+                <w:sz w:val="18"/>
+                <w:szCs w:val="18"/>
+              </w:rPr>
+              <w:t>□完成     □未完成     □不适用</w:t>
+            </w:r>
+          </w:p>
+        </w:tc>
+      </w:tr>
+      <w:tr>
+        <w:trPr>
+          <w:trHeight w:val="499"/>
+        </w:trPr>
+        <w:tc>
+          <w:tcPr>
+            <w:tcW w:w="187" w:type="dxa"/>
+            <w:tcBorders>
+              <w:top w:val="nil"/>
+              <w:left w:val="single" w:sz="4" w:space="0" w:color="auto"/>
+              <w:bottom w:val="single" w:sz="4" w:space="0" w:color="auto"/>
+              <w:right w:val="single" w:sz="4" w:space="0" w:color="auto"/>
+            </w:tcBorders>
+            <w:shd w:val="clear" w:color="auto" w:fill="auto"/>
+            <w:noWrap/>
+            <w:vAlign w:val="center"/>
+            <w:hideMark/>
+          </w:tcPr>
+          <w:p>
+            <w:pPr>
+              <w:widowControl/>
+              <w:jc w:val="center"/>
+              <w:rPr>
+                <w:rFonts w:ascii="宋体" w:eastAsia="宋体" w:hAnsi="宋体" w:cs="宋体" w:hint="eastAsia"/>
+                <w:color w:val="000000"/>
+                <w:kern w:val="0"/>
+                <w:szCs w:val="21"/>
+              </w:rPr>
+            </w:pPr>
+            <w:r>
+              <w:rPr>
+                <w:rFonts w:ascii="宋体" w:eastAsia="宋体" w:hAnsi="宋体" w:cs="宋体" w:hint="eastAsia"/>
+                <w:color w:val="000000"/>
+                <w:kern w:val="0"/>
+                <w:szCs w:val="21"/>
+              </w:rPr>
+              <w:t>4</w:t>
+            </w:r>
+          </w:p>
+        </w:tc>
+        <w:tc>
+          <w:tcPr>
+            <w:tcW w:w="4363" w:type="dxa"/>
+            <w:tcBorders>
+              <w:top w:val="single" w:sz="4" w:space="0" w:color="auto"/>
+              <w:left w:val="nil"/>
+              <w:bottom w:val="single" w:sz="4" w:space="0" w:color="auto"/>
+              <w:right w:val="single" w:sz="4" w:space="0" w:color="auto"/>
+            </w:tcBorders>
+            <w:shd w:val="clear" w:color="auto" w:fill="auto"/>
+            <w:noWrap/>
+            <w:vAlign w:val="center"/>
+            <w:hideMark/>
+          </w:tcPr>
+          <w:p>
+            <w:pPr>
+              <w:widowControl/>
+              <w:jc w:val="center"/>
+              <w:rPr>
+                <w:rFonts w:ascii="宋体" w:eastAsia="宋体" w:hAnsi="宋体" w:cs="宋体" w:hint="eastAsia"/>
+                <w:bCs/>
+                <w:sz w:val="18"/>
+                <w:szCs w:val="18"/>
+              </w:rPr>
+            </w:pPr>
+            <w:r>
+              <w:rPr>
+                <w:rFonts w:ascii="宋体" w:eastAsia="宋体" w:hAnsi="宋体" w:cs="宋体" w:hint="eastAsia"/>
+                <w:bCs/>
+                <w:sz w:val="18"/>
+                <w:szCs w:val="18"/>
+              </w:rPr>
+              <w:t xml:space="preserve">进口货物报关单(1份)  </w:t>
+            </w:r>
+          </w:p>
+        </w:tc>
+        <w:tc>
+          <w:tcPr>
+            <w:tcW w:w="5470" w:type="dxa"/>
+            <w:tcBorders>
+              <w:top w:val="single" w:sz="4" w:space="0" w:color="auto"/>
+              <w:left w:val="nil"/>
+              <w:bottom w:val="single" w:sz="4" w:space="0" w:color="auto"/>
+              <w:right w:val="single" w:sz="4" w:space="0" w:color="auto"/>
+            </w:tcBorders>
+            <w:shd w:val="clear" w:color="auto" w:fill="auto"/>
+            <w:noWrap/>
+            <w:vAlign w:val="center"/>
+            <w:hideMark/>
+          </w:tcPr>
+          <w:p>
+            <w:pPr>
+              <w:widowControl/>
+              <w:jc w:val="center"/>
+              <w:rPr>
+                <w:rFonts w:ascii="宋体" w:eastAsia="宋体" w:hAnsi="宋体" w:cs="宋体" w:hint="eastAsia"/>
+                <w:bCs/>
+                <w:sz w:val="18"/>
+                <w:szCs w:val="18"/>
+              </w:rPr>
+            </w:pPr>
+            <w:r>
+              <w:rPr>
+                <w:rFonts w:ascii="宋体" w:eastAsia="宋体" w:hAnsi="宋体" w:cs="宋体" w:hint="eastAsia"/>
+                <w:bCs/>
+                <w:sz w:val="18"/>
+                <w:szCs w:val="18"/>
+              </w:rPr>
+              <w:t>□完成     □未完成     □不适用</w:t>
+            </w:r>
+          </w:p>
+        </w:tc>
+      </w:tr>
+      <w:tr>
+        <w:trPr>
+          <w:trHeight w:val="499"/>
+        </w:trPr>
+        <w:tc>
+          <w:tcPr>
+            <w:tcW w:w="187" w:type="dxa"/>
+            <w:tcBorders>
+              <w:top w:val="nil"/>
+              <w:left w:val="single" w:sz="4" w:space="0" w:color="auto"/>
+              <w:bottom w:val="single" w:sz="4" w:space="0" w:color="auto"/>
+              <w:right w:val="single" w:sz="4" w:space="0" w:color="auto"/>
+            </w:tcBorders>
+            <w:shd w:val="clear" w:color="auto" w:fill="auto"/>
+            <w:noWrap/>
+            <w:vAlign w:val="center"/>
+            <w:hideMark/>
+          </w:tcPr>
+          <w:p>
+            <w:pPr>
+              <w:widowControl/>
+              <w:jc w:val="center"/>
+              <w:rPr>
+                <w:rFonts w:ascii="宋体" w:eastAsia="宋体" w:hAnsi="宋体" w:cs="宋体" w:hint="eastAsia"/>
+                <w:color w:val="000000"/>
+                <w:kern w:val="0"/>
+                <w:szCs w:val="21"/>
+              </w:rPr>
+            </w:pPr>
+            <w:r>
+              <w:rPr>
+                <w:rFonts w:ascii="宋体" w:eastAsia="宋体" w:hAnsi="宋体" w:cs="宋体" w:hint="eastAsia"/>
+                <w:color w:val="000000"/>
+                <w:kern w:val="0"/>
+                <w:szCs w:val="21"/>
+              </w:rPr>
+              <w:t>5</w:t>
+            </w:r>
+          </w:p>
+        </w:tc>
+        <w:tc>
+          <w:tcPr>
+            <w:tcW w:w="4363" w:type="dxa"/>
+            <w:tcBorders>
+              <w:top w:val="single" w:sz="4" w:space="0" w:color="auto"/>
+              <w:left w:val="nil"/>
+              <w:bottom w:val="single" w:sz="4" w:space="0" w:color="auto"/>
+              <w:right w:val="single" w:sz="4" w:space="0" w:color="auto"/>
+            </w:tcBorders>
+            <w:shd w:val="clear" w:color="auto" w:fill="auto"/>
+            <w:noWrap/>
+            <w:vAlign w:val="center"/>
+            <w:hideMark/>
+          </w:tcPr>
+          <w:p>
+            <w:pPr>
+              <w:widowControl/>
+              <w:jc w:val="center"/>
+              <w:rPr>
+                <w:rFonts w:ascii="宋体" w:eastAsia="宋体" w:hAnsi="宋体" w:cs="宋体" w:hint="eastAsia"/>
+                <w:bCs/>
+                <w:sz w:val="18"/>
+                <w:szCs w:val="18"/>
+              </w:rPr>
+            </w:pPr>
+            <w:r>
+              <w:rPr>
+                <w:rFonts w:ascii="宋体" w:eastAsia="宋体" w:hAnsi="宋体" w:cs="宋体" w:hint="eastAsia"/>
+                <w:bCs/>
+                <w:sz w:val="18"/>
+                <w:szCs w:val="18"/>
+              </w:rPr>
+              <w:t>入境货物检验检疫证明(1份)</w:t>
+            </w:r>
+          </w:p>
+        </w:tc>
+        <w:tc>
+          <w:tcPr>
+            <w:tcW w:w="5470" w:type="dxa"/>
+            <w:tcBorders>
+              <w:top w:val="single" w:sz="4" w:space="0" w:color="auto"/>
+              <w:left w:val="nil"/>
+              <w:bottom w:val="single" w:sz="4" w:space="0" w:color="auto"/>
+              <w:right w:val="single" w:sz="4" w:space="0" w:color="auto"/>
+            </w:tcBorders>
+            <w:shd w:val="clear" w:color="auto" w:fill="auto"/>
+            <w:noWrap/>
+            <w:vAlign w:val="center"/>
+            <w:hideMark/>
+          </w:tcPr>
+          <w:p>
+            <w:pPr>
+              <w:widowControl/>
+              <w:jc w:val="center"/>
+              <w:rPr>
+                <w:rFonts w:ascii="宋体" w:eastAsia="宋体" w:hAnsi="宋体" w:cs="宋体" w:hint="eastAsia"/>
+                <w:bCs/>
+                <w:sz w:val="18"/>
+                <w:szCs w:val="18"/>
+              </w:rPr>
+            </w:pPr>
+            <w:r>
+              <w:rPr>
+                <w:rFonts w:ascii="宋体" w:eastAsia="宋体" w:hAnsi="宋体" w:cs="宋体" w:hint="eastAsia"/>
+                <w:bCs/>
+                <w:sz w:val="18"/>
+                <w:szCs w:val="18"/>
+              </w:rPr>
+              <w:t>□完成     □未完成     □不适用</w:t>
+            </w:r>
+          </w:p>
+        </w:tc>
+      </w:tr>
+      <w:tr>
+        <w:trPr>
+          <w:trHeight w:val="499"/>
+        </w:trPr>
+        <w:tc>
+          <w:tcPr>
+            <w:tcW w:w="187" w:type="dxa"/>
+            <w:tcBorders>
+              <w:top w:val="nil"/>
+              <w:left w:val="single" w:sz="4" w:space="0" w:color="auto"/>
+              <w:bottom w:val="single" w:sz="4" w:space="0" w:color="auto"/>
+              <w:right w:val="single" w:sz="4" w:space="0" w:color="auto"/>
+            </w:tcBorders>
+            <w:shd w:val="clear" w:color="auto" w:fill="auto"/>
+            <w:noWrap/>
+            <w:vAlign w:val="center"/>
+            <w:hideMark/>
+          </w:tcPr>
+          <w:p>
+            <w:pPr>
+              <w:widowControl/>
+              <w:jc w:val="center"/>
+              <w:rPr>
+                <w:rFonts w:ascii="宋体" w:eastAsia="宋体" w:hAnsi="宋体" w:cs="宋体" w:hint="eastAsia"/>
+                <w:color w:val="000000"/>
+                <w:kern w:val="0"/>
+                <w:szCs w:val="21"/>
+              </w:rPr>
+            </w:pPr>
+            <w:r>
+              <w:rPr>
+                <w:rFonts w:ascii="宋体" w:eastAsia="宋体" w:hAnsi="宋体" w:cs="宋体" w:hint="eastAsia"/>
+                <w:color w:val="000000"/>
+                <w:kern w:val="0"/>
+                <w:szCs w:val="21"/>
+              </w:rPr>
+              <w:t>6</w:t>
+            </w:r>
+          </w:p>
+        </w:tc>
+        <w:tc>
+          <w:tcPr>
+            <w:tcW w:w="4363" w:type="dxa"/>
+            <w:tcBorders>
+              <w:top w:val="single" w:sz="4" w:space="0" w:color="auto"/>
+              <w:left w:val="nil"/>
+              <w:bottom w:val="single" w:sz="4" w:space="0" w:color="auto"/>
+              <w:right w:val="single" w:sz="4" w:space="0" w:color="auto"/>
+            </w:tcBorders>
+            <w:shd w:val="clear" w:color="auto" w:fill="auto"/>
+            <w:noWrap/>
+            <w:vAlign w:val="center"/>
+            <w:hideMark/>
+          </w:tcPr>
+          <w:p>
+            <w:pPr>
+              <w:widowControl/>
+              <w:jc w:val="center"/>
+              <w:rPr>
+                <w:rFonts w:ascii="宋体" w:eastAsia="宋体" w:hAnsi="宋体" w:cs="宋体" w:hint="eastAsia"/>
+                <w:bCs/>
+                <w:sz w:val="18"/>
+                <w:szCs w:val="18"/>
+              </w:rPr>
+            </w:pPr>
+            <w:r>
+              <w:rPr>
+                <w:rFonts w:ascii="宋体" w:eastAsia="宋体" w:hAnsi="宋体" w:cs="宋体" w:hint="eastAsia"/>
+                <w:bCs/>
+                <w:sz w:val="18"/>
+                <w:szCs w:val="18"/>
+              </w:rPr>
+              <w:t xml:space="preserve">操作规程(2份)   </w:t>
+            </w:r>
+          </w:p>
+        </w:tc>
+        <w:tc>
+          <w:tcPr>
+            <w:tcW w:w="5470" w:type="dxa"/>
+            <w:tcBorders>
+              <w:top w:val="single" w:sz="4" w:space="0" w:color="auto"/>
+              <w:left w:val="nil"/>
+              <w:bottom w:val="single" w:sz="4" w:space="0" w:color="auto"/>
+              <w:right w:val="single" w:sz="4" w:space="0" w:color="auto"/>
+            </w:tcBorders>
+            <w:shd w:val="clear" w:color="auto" w:fill="auto"/>
+            <w:noWrap/>
+            <w:vAlign w:val="center"/>
+            <w:hideMark/>
+          </w:tcPr>
+          <w:p>
+            <w:pPr>
+              <w:widowControl/>
+              <w:jc w:val="center"/>
+              <w:rPr>
+                <w:rFonts w:ascii="宋体" w:eastAsia="宋体" w:hAnsi="宋体" w:cs="宋体" w:hint="eastAsia"/>
+                <w:bCs/>
+                <w:sz w:val="18"/>
+                <w:szCs w:val="18"/>
+              </w:rPr>
+            </w:pPr>
+            <w:r>
+              <w:rPr>
+                <w:rFonts w:ascii="宋体" w:eastAsia="宋体" w:hAnsi="宋体" w:cs="宋体" w:hint="eastAsia"/>
+                <w:bCs/>
+                <w:sz w:val="18"/>
+                <w:szCs w:val="18"/>
+              </w:rPr>
+              <w:t>□完成     □未完成     □不适用</w:t>
+            </w:r>
+          </w:p>
+        </w:tc>
+      </w:tr>
+      <w:tr>
+        <w:trPr>
+          <w:trHeight w:val="499"/>
+        </w:trPr>
+        <w:tc>
+          <w:tcPr>
+            <w:tcW w:w="187" w:type="dxa"/>
+            <w:tcBorders>
+              <w:top w:val="nil"/>
+              <w:left w:val="single" w:sz="4" w:space="0" w:color="auto"/>
+              <w:bottom w:val="single" w:sz="4" w:space="0" w:color="auto"/>
+              <w:right w:val="single" w:sz="4" w:space="0" w:color="auto"/>
+            </w:tcBorders>
+            <w:shd w:val="clear" w:color="auto" w:fill="auto"/>
+            <w:noWrap/>
+            <w:vAlign w:val="center"/>
+            <w:hideMark/>
+          </w:tcPr>
+          <w:p>
+            <w:pPr>
+              <w:widowControl/>
+              <w:jc w:val="center"/>
+              <w:rPr>
+                <w:rFonts w:ascii="宋体" w:eastAsia="宋体" w:hAnsi="宋体" w:cs="宋体" w:hint="eastAsia"/>
+                <w:color w:val="000000"/>
+                <w:kern w:val="0"/>
+                <w:szCs w:val="21"/>
+              </w:rPr>
+            </w:pPr>
+            <w:r>
+              <w:rPr>
+                <w:rFonts w:ascii="宋体" w:eastAsia="宋体" w:hAnsi="宋体" w:cs="宋体" w:hint="eastAsia"/>
+                <w:color w:val="000000"/>
+                <w:kern w:val="0"/>
+                <w:szCs w:val="21"/>
+              </w:rPr>
+              <w:t>7</w:t>
+            </w:r>
+          </w:p>
+        </w:tc>
+        <w:tc>
+          <w:tcPr>
+            <w:tcW w:w="4363" w:type="dxa"/>
+            <w:tcBorders>
+              <w:top w:val="single" w:sz="4" w:space="0" w:color="auto"/>
+              <w:left w:val="nil"/>
+              <w:bottom w:val="single" w:sz="4" w:space="0" w:color="auto"/>
+              <w:right w:val="single" w:sz="4" w:space="0" w:color="auto"/>
+            </w:tcBorders>
+            <w:shd w:val="clear" w:color="auto" w:fill="auto"/>
+            <w:noWrap/>
+            <w:vAlign w:val="center"/>
+            <w:hideMark/>
+          </w:tcPr>
+          <w:p>
+            <w:pPr>
+              <w:widowControl/>
+              <w:jc w:val="center"/>
+              <w:rPr>
+                <w:rFonts w:ascii="宋体" w:eastAsia="宋体" w:hAnsi="宋体" w:cs="宋体" w:hint="eastAsia"/>
+                <w:bCs/>
+                <w:sz w:val="18"/>
+                <w:szCs w:val="18"/>
+              </w:rPr>
+            </w:pPr>
+            <w:r>
+              <w:rPr>
+                <w:rFonts w:ascii="宋体" w:eastAsia="宋体" w:hAnsi="宋体" w:cs="宋体" w:hint="eastAsia"/>
+                <w:bCs/>
+                <w:sz w:val="18"/>
+                <w:szCs w:val="18"/>
+              </w:rPr>
+              <w:t>其它</w:t>
+            </w:r>
+          </w:p>
+        </w:tc>
+        <w:tc>
+          <w:tcPr>
+            <w:tcW w:w="5470" w:type="dxa"/>
+            <w:tcBorders>
+              <w:top w:val="single" w:sz="4" w:space="0" w:color="auto"/>
+              <w:left w:val="nil"/>
+              <w:bottom w:val="single" w:sz="4" w:space="0" w:color="auto"/>
+              <w:right w:val="single" w:sz="4" w:space="0" w:color="auto"/>
+            </w:tcBorders>
+            <w:shd w:val="clear" w:color="auto" w:fill="auto"/>
+            <w:noWrap/>
+            <w:vAlign w:val="center"/>
+            <w:hideMark/>
+          </w:tcPr>
+          <w:p>
+            <w:pPr>
+              <w:widowControl/>
+              <w:jc w:val="center"/>
+              <w:rPr>
+                <w:rFonts w:ascii="宋体" w:eastAsia="宋体" w:hAnsi="宋体" w:cs="宋体" w:hint="eastAsia"/>
+                <w:color w:val="000000"/>
+                <w:kern w:val="0"/>
+                <w:szCs w:val="21"/>
+              </w:rPr>
+            </w:pPr>
+            <w:r>
+              <w:rPr>
+                <w:rFonts w:ascii="宋体" w:eastAsia="宋体" w:hAnsi="宋体" w:cs="宋体" w:hint="eastAsia"/>
+                <w:color w:val="000000"/>
+                <w:kern w:val="0"/>
+                <w:szCs w:val="21"/>
+              </w:rPr>
+              <w:t xml:space="preserve">　</w:t>
+            </w:r>
+          </w:p>
+        </w:tc>
+      </w:tr>
+    </w:tbl>
+    <w:p>
+      <w:pPr>
+        <w:spacing w:line="360" w:lineRule="auto"/>
+        <w:rPr>
+          <w:rFonts w:ascii="宋体" w:eastAsia="宋体" w:hAnsi="宋体" w:cs="宋体"/>
+          <w:bCs/>
+          <w:sz w:val="18"/>
+          <w:szCs w:val="18"/>
+        </w:rPr>
+      </w:pPr>
+    </w:p>
+    <w:p>
+      <w:pPr>
+        <w:spacing w:line="360" w:lineRule="auto"/>
+        <w:rPr>
+          <w:rFonts w:ascii="宋体" w:eastAsia="宋体" w:hAnsi="宋体" w:cs="宋体"/>
+          <w:bCs/>
+          <w:sz w:val="18"/>
+          <w:szCs w:val="18"/>
+        </w:rPr>
+      </w:pPr>
+    </w:p>
+    <w:p>
+      <w:pPr>
+        <w:spacing w:line="360" w:lineRule="auto"/>
+        <w:rPr>
+          <w:rFonts w:ascii="宋体" w:eastAsia="宋体" w:hAnsi="宋体" w:cs="宋体"/>
+          <w:bCs/>
+          <w:sz w:val="18"/>
+          <w:szCs w:val="18"/>
+        </w:rPr>
+      </w:pPr>
+    </w:p>
+    <w:p>
+      <w:pPr>
+        <w:spacing w:line="360" w:lineRule="auto"/>
+        <w:rPr>
+          <w:rFonts w:ascii="宋体" w:eastAsia="宋体" w:hAnsi="宋体" w:cs="宋体"/>
+          <w:bCs/>
+          <w:sz w:val="18"/>
+          <w:szCs w:val="18"/>
+        </w:rPr>
+      </w:pPr>
+    </w:p>
+    <w:p>
+      <w:pPr>
+        <w:spacing w:line="360" w:lineRule="auto"/>
+        <w:rPr>
+          <w:rFonts w:ascii="宋体" w:eastAsia="宋体" w:hAnsi="宋体" w:cs="宋体"/>
+          <w:bCs/>
+          <w:sz w:val="18"/>
+          <w:szCs w:val="18"/>
+        </w:rPr>
+      </w:pPr>
+    </w:p>
+    <w:p>
+      <w:pPr>
+        <w:spacing w:line="360" w:lineRule="auto"/>
+        <w:rPr>
+          <w:rFonts w:ascii="宋体" w:eastAsia="宋体" w:hAnsi="宋体" w:cs="宋体"/>
+          <w:bCs/>
+          <w:sz w:val="18"/>
+          <w:szCs w:val="18"/>
+        </w:rPr>
+      </w:pPr>
+    </w:p>
+    <w:p>
+      <w:pPr>
+        <w:spacing w:line="360" w:lineRule="auto"/>
+        <w:rPr>
+          <w:rFonts w:ascii="宋体" w:eastAsia="宋体" w:hAnsi="宋体" w:cs="宋体"/>
+          <w:bCs/>
+          <w:sz w:val="18"/>
+          <w:szCs w:val="18"/>
+        </w:rPr>
+      </w:pPr>
+    </w:p>
+    <w:p>
+      <w:pPr>
+        <w:spacing w:line="360" w:lineRule="auto"/>
+        <w:rPr>
+          <w:rFonts w:ascii="宋体" w:eastAsia="宋体" w:hAnsi="宋体" w:cs="宋体" w:hint="eastAsia"/>
+          <w:bCs/>
+          <w:sz w:val="18"/>
+          <w:szCs w:val="18"/>
+        </w:rPr>
+      </w:pPr>
+    </w:p>
+    <w:tbl>
+      <w:tblPr>
+        <w:tblW w:w="10020" w:type="dxa"/>
+        <w:tblLook w:val="04A0" w:firstRow="1" w:lastRow="0" w:firstColumn="1" w:lastColumn="0" w:noHBand="0" w:noVBand="1"/>
+      </w:tblPr>
+      <w:tblGrid>
+        <w:gridCol w:w="600"/>
+        <w:gridCol w:w="2560"/>
+        <w:gridCol w:w="2880"/>
+        <w:gridCol w:w="1020"/>
+        <w:gridCol w:w="2960"/>
+      </w:tblGrid>
+      <w:tr>
+        <w:trPr>
+          <w:trHeight w:val="499"/>
+        </w:trPr>
+        <w:tc>
+          <w:tcPr>
+            <w:tcW w:w="600" w:type="dxa"/>
+            <w:tcBorders>
+              <w:top w:val="single" w:sz="4" w:space="0" w:color="auto"/>
+              <w:left w:val="single" w:sz="4" w:space="0" w:color="auto"/>
+              <w:bottom w:val="single" w:sz="4" w:space="0" w:color="auto"/>
+              <w:right w:val="single" w:sz="4" w:space="0" w:color="auto"/>
+            </w:tcBorders>
+            <w:shd w:val="clear" w:color="auto" w:fill="auto"/>
+            <w:noWrap/>
+            <w:vAlign w:val="center"/>
+            <w:hideMark/>
+          </w:tcPr>
+          <w:p>
+            <w:pPr>
+              <w:widowControl/>
+              <w:jc w:val="center"/>
+              <w:rPr>
+                <w:rFonts w:ascii="宋体" w:eastAsia="宋体" w:hAnsi="宋体" w:cs="宋体"/>
+                <w:bCs/>
+                <w:sz w:val="18"/>
+                <w:szCs w:val="18"/>
+              </w:rPr>
+            </w:pPr>
+            <w:r>
+              <w:rPr>
+                <w:rFonts w:ascii="宋体" w:eastAsia="宋体" w:hAnsi="宋体" w:cs="宋体" w:hint="eastAsia"/>
+                <w:bCs/>
+                <w:sz w:val="18"/>
+                <w:szCs w:val="18"/>
+              </w:rPr>
+              <w:t>序号</w:t>
+            </w:r>
+          </w:p>
+        </w:tc>
+        <w:tc>
+          <w:tcPr>
+            <w:tcW w:w="2560" w:type="dxa"/>
+            <w:tcBorders>
+              <w:top w:val="single" w:sz="4" w:space="0" w:color="auto"/>
+              <w:left w:val="nil"/>
+              <w:bottom w:val="single" w:sz="4" w:space="0" w:color="auto"/>
+              <w:right w:val="single" w:sz="4" w:space="0" w:color="000000"/>
+            </w:tcBorders>
+            <w:shd w:val="clear" w:color="auto" w:fill="auto"/>
+            <w:noWrap/>
+            <w:vAlign w:val="center"/>
+            <w:hideMark/>
+          </w:tcPr>
+          <w:p>
+            <w:pPr>
+              <w:widowControl/>
+              <w:jc w:val="center"/>
+              <w:rPr>
+                <w:rFonts w:ascii="宋体" w:eastAsia="宋体" w:hAnsi="宋体" w:cs="宋体" w:hint="eastAsia"/>
+                <w:bCs/>
+                <w:sz w:val="18"/>
+                <w:szCs w:val="18"/>
+              </w:rPr>
+            </w:pPr>
+            <w:r>
+              <w:rPr>
+                <w:rFonts w:ascii="宋体" w:eastAsia="宋体" w:hAnsi="宋体" w:cs="宋体" w:hint="eastAsia"/>
+                <w:bCs/>
+                <w:sz w:val="18"/>
+                <w:szCs w:val="18"/>
+              </w:rPr>
+              <w:t>检测项目</w:t>
+            </w:r>
+          </w:p>
+        </w:tc>
+        <w:tc>
+          <w:tcPr>
+            <w:tcW w:w="2880" w:type="dxa"/>
+            <w:tcBorders>
+              <w:top w:val="single" w:sz="4" w:space="0" w:color="auto"/>
+              <w:left w:val="nil"/>
+              <w:bottom w:val="single" w:sz="4" w:space="0" w:color="auto"/>
+              <w:right w:val="single" w:sz="4" w:space="0" w:color="000000"/>
+            </w:tcBorders>
+            <w:shd w:val="clear" w:color="auto" w:fill="auto"/>
+            <w:noWrap/>
+            <w:vAlign w:val="center"/>
+            <w:hideMark/>
+          </w:tcPr>
+          <w:p>
+            <w:pPr>
+              <w:widowControl/>
+              <w:jc w:val="center"/>
+              <w:rPr>
+                <w:rFonts w:ascii="宋体" w:eastAsia="宋体" w:hAnsi="宋体" w:cs="宋体" w:hint="eastAsia"/>
+                <w:bCs/>
+                <w:sz w:val="18"/>
+                <w:szCs w:val="18"/>
+              </w:rPr>
+            </w:pPr>
+            <w:r>
+              <w:rPr>
+                <w:rFonts w:ascii="宋体" w:eastAsia="宋体" w:hAnsi="宋体" w:cs="宋体" w:hint="eastAsia"/>
+                <w:bCs/>
+                <w:sz w:val="18"/>
+                <w:szCs w:val="18"/>
+              </w:rPr>
+              <w:t>要求指标</w:t>
+            </w:r>
+          </w:p>
+        </w:tc>
+        <w:tc>
+          <w:tcPr>
+            <w:tcW w:w="1020" w:type="dxa"/>
+            <w:tcBorders>
+              <w:top w:val="single" w:sz="4" w:space="0" w:color="auto"/>
+              <w:left w:val="nil"/>
+              <w:bottom w:val="single" w:sz="4" w:space="0" w:color="auto"/>
+              <w:right w:val="single" w:sz="4" w:space="0" w:color="auto"/>
+            </w:tcBorders>
+            <w:shd w:val="clear" w:color="auto" w:fill="auto"/>
+            <w:vAlign w:val="center"/>
+            <w:hideMark/>
+          </w:tcPr>
+          <w:p>
+            <w:pPr>
+              <w:widowControl/>
+              <w:jc w:val="center"/>
+              <w:rPr>
+                <w:rFonts w:ascii="宋体" w:eastAsia="宋体" w:hAnsi="宋体" w:cs="宋体" w:hint="eastAsia"/>
+                <w:bCs/>
+                <w:sz w:val="18"/>
+                <w:szCs w:val="18"/>
+              </w:rPr>
+            </w:pPr>
+            <w:r>
+              <w:rPr>
+                <w:rFonts w:ascii="宋体" w:eastAsia="宋体" w:hAnsi="宋体" w:cs="宋体" w:hint="eastAsia"/>
+                <w:bCs/>
+                <w:sz w:val="18"/>
+                <w:szCs w:val="18"/>
+              </w:rPr>
+              <w:t>实测数据</w:t>
+            </w:r>
+          </w:p>
+        </w:tc>
+        <w:tc>
+          <w:tcPr>
+            <w:tcW w:w="2960" w:type="dxa"/>
+            <w:tcBorders>
+              <w:top w:val="single" w:sz="4" w:space="0" w:color="auto"/>
+              <w:left w:val="nil"/>
+              <w:bottom w:val="single" w:sz="4" w:space="0" w:color="auto"/>
+              <w:right w:val="single" w:sz="4" w:space="0" w:color="000000"/>
+            </w:tcBorders>
+            <w:shd w:val="clear" w:color="auto" w:fill="auto"/>
+            <w:noWrap/>
+            <w:vAlign w:val="center"/>
+            <w:hideMark/>
+          </w:tcPr>
+          <w:p>
+            <w:pPr>
+              <w:widowControl/>
+              <w:jc w:val="center"/>
+              <w:rPr>
+                <w:rFonts w:ascii="宋体" w:eastAsia="宋体" w:hAnsi="宋体" w:cs="宋体" w:hint="eastAsia"/>
+                <w:bCs/>
+                <w:sz w:val="18"/>
+                <w:szCs w:val="18"/>
+              </w:rPr>
+            </w:pPr>
+            <w:r>
+              <w:rPr>
+                <w:rFonts w:ascii="宋体" w:eastAsia="宋体" w:hAnsi="宋体" w:cs="宋体" w:hint="eastAsia"/>
+                <w:bCs/>
+                <w:sz w:val="18"/>
+                <w:szCs w:val="18"/>
+              </w:rPr>
+              <w:t>结论</w:t>
+            </w:r>
+          </w:p>
+        </w:tc>
+      </w:tr>
+      <w:tr>
+        <w:trPr>
+          <w:trHeight w:val="402"/>
+        </w:trPr>
+        <w:tc>
+          <w:tcPr>
+            <w:tcW w:w="600" w:type="dxa"/>
+            <w:tcBorders>
+              <w:top w:val="nil"/>
+              <w:left w:val="single" w:sz="4" w:space="0" w:color="auto"/>
+              <w:bottom w:val="single" w:sz="4" w:space="0" w:color="auto"/>
+              <w:right w:val="single" w:sz="4" w:space="0" w:color="auto"/>
+            </w:tcBorders>
+            <w:shd w:val="clear" w:color="auto" w:fill="auto"/>
+            <w:noWrap/>
+            <w:vAlign w:val="center"/>
+            <w:hideMark/>
+          </w:tcPr>
+          <w:p>
+            <w:pPr>
+              <w:widowControl/>
+              <w:jc w:val="center"/>
+              <w:rPr>
+                <w:rFonts w:ascii="宋体" w:eastAsia="宋体" w:hAnsi="宋体" w:cs="宋体" w:hint="eastAsia"/>
+                <w:bCs/>
+                <w:sz w:val="18"/>
+                <w:szCs w:val="18"/>
+              </w:rPr>
+            </w:pPr>
+            <w:r>
+              <w:rPr>
+                <w:rFonts w:ascii="宋体" w:eastAsia="宋体" w:hAnsi="宋体" w:cs="宋体" w:hint="eastAsia"/>
+                <w:bCs/>
+                <w:sz w:val="18"/>
+                <w:szCs w:val="18"/>
+              </w:rPr>
+              <w:t>1</w:t>
+            </w:r>
+          </w:p>
+        </w:tc>
+        <w:tc>
+          <w:tcPr>
+            <w:tcW w:w="2560" w:type="dxa"/>
+            <w:tcBorders>
+              <w:top w:val="single" w:sz="4" w:space="0" w:color="auto"/>
+              <w:left w:val="nil"/>
+              <w:bottom w:val="single" w:sz="4" w:space="0" w:color="auto"/>
+              <w:right w:val="single" w:sz="4" w:space="0" w:color="000000"/>
+            </w:tcBorders>
+            <w:shd w:val="clear" w:color="auto" w:fill="auto"/>
+            <w:noWrap/>
+            <w:vAlign w:val="center"/>
+            <w:hideMark/>
+          </w:tcPr>
+          <w:p>
+            <w:pPr>
+              <w:widowControl/>
+              <w:jc w:val="center"/>
+              <w:rPr>
+                <w:rFonts w:ascii="宋体" w:eastAsia="宋体" w:hAnsi="宋体" w:cs="宋体" w:hint="eastAsia"/>
+                <w:bCs/>
+                <w:sz w:val="18"/>
+                <w:szCs w:val="18"/>
+              </w:rPr>
+            </w:pPr>
+            <w:r>
+              <w:rPr>
+                <w:rFonts w:ascii="宋体" w:eastAsia="宋体" w:hAnsi="宋体" w:cs="宋体" w:hint="eastAsia"/>
+                <w:bCs/>
+                <w:sz w:val="18"/>
+                <w:szCs w:val="18"/>
+              </w:rPr>
+              <w:t>外观与标签检查</w:t>
+            </w:r>
+          </w:p>
+        </w:tc>
+        <w:tc>
+          <w:tcPr>
+            <w:tcW w:w="2880" w:type="dxa"/>
+            <w:tcBorders>
+              <w:top w:val="single" w:sz="4" w:space="0" w:color="auto"/>
+              <w:left w:val="nil"/>
+              <w:bottom w:val="single" w:sz="4" w:space="0" w:color="auto"/>
+              <w:right w:val="single" w:sz="4" w:space="0" w:color="000000"/>
+            </w:tcBorders>
+            <w:shd w:val="clear" w:color="auto" w:fill="auto"/>
+            <w:noWrap/>
+            <w:vAlign w:val="center"/>
+            <w:hideMark/>
+          </w:tcPr>
+          <w:p>
+            <w:pPr>
+              <w:widowControl/>
+              <w:jc w:val="center"/>
+              <w:rPr>
+                <w:rFonts w:ascii="宋体" w:eastAsia="宋体" w:hAnsi="宋体" w:cs="宋体" w:hint="eastAsia"/>
+                <w:bCs/>
+                <w:sz w:val="18"/>
+                <w:szCs w:val="18"/>
+              </w:rPr>
+            </w:pPr>
+            <w:r>
+              <w:rPr>
+                <w:rFonts w:ascii="宋体" w:eastAsia="宋体" w:hAnsi="宋体" w:cs="宋体" w:hint="eastAsia"/>
+                <w:bCs/>
+                <w:sz w:val="18"/>
+                <w:szCs w:val="18"/>
+              </w:rPr>
+              <w:t>要求完好或完整</w:t>
+            </w:r>
+          </w:p>
+        </w:tc>
+        <w:tc>
+          <w:tcPr>
+            <w:tcW w:w="1020" w:type="dxa"/>
+            <w:tcBorders>
+              <w:top w:val="nil"/>
+              <w:left w:val="nil"/>
+              <w:bottom w:val="single" w:sz="4" w:space="0" w:color="auto"/>
+              <w:right w:val="single" w:sz="4" w:space="0" w:color="auto"/>
+            </w:tcBorders>
+            <w:shd w:val="clear" w:color="auto" w:fill="auto"/>
+            <w:noWrap/>
+            <w:vAlign w:val="center"/>
+            <w:hideMark/>
+          </w:tcPr>
+          <w:p>
+            <w:pPr>
+              <w:widowControl/>
+              <w:jc w:val="center"/>
+              <w:rPr>
+                <w:rFonts w:ascii="宋体" w:eastAsia="宋体" w:hAnsi="宋体" w:cs="宋体" w:hint="eastAsia"/>
+                <w:bCs/>
+                <w:sz w:val="18"/>
+                <w:szCs w:val="18"/>
+              </w:rPr>
+            </w:pPr>
+            <w:r>
+              <w:rPr>
+                <w:rFonts w:ascii="宋体" w:eastAsia="宋体" w:hAnsi="宋体" w:cs="宋体" w:hint="eastAsia"/>
+                <w:bCs/>
+                <w:sz w:val="18"/>
+                <w:szCs w:val="18"/>
+              </w:rPr>
+              <w:t xml:space="preserve">　</w:t>
+            </w:r>
+          </w:p>
+        </w:tc>
+        <w:tc>
+          <w:tcPr>
+            <w:tcW w:w="2960" w:type="dxa"/>
+            <w:tcBorders>
+              <w:top w:val="single" w:sz="4" w:space="0" w:color="auto"/>
+              <w:left w:val="nil"/>
+              <w:bottom w:val="single" w:sz="4" w:space="0" w:color="auto"/>
+              <w:right w:val="single" w:sz="4" w:space="0" w:color="000000"/>
+            </w:tcBorders>
+            <w:shd w:val="clear" w:color="auto" w:fill="auto"/>
+            <w:noWrap/>
+            <w:vAlign w:val="center"/>
+            <w:hideMark/>
+          </w:tcPr>
+          <w:p>
+            <w:pPr>
+              <w:widowControl/>
+              <w:jc w:val="center"/>
+              <w:rPr>
+                <w:rFonts w:ascii="宋体" w:eastAsia="宋体" w:hAnsi="宋体" w:cs="宋体" w:hint="eastAsia"/>
+                <w:bCs/>
+                <w:sz w:val="18"/>
+                <w:szCs w:val="18"/>
+              </w:rPr>
+            </w:pPr>
+            <w:r>
+              <w:rPr>
+                <w:rFonts w:ascii="宋体" w:eastAsia="宋体" w:hAnsi="宋体" w:cs="宋体" w:hint="eastAsia"/>
+                <w:bCs/>
+                <w:sz w:val="18"/>
+                <w:szCs w:val="18"/>
+              </w:rPr>
+              <w:t>□通过  □失败  □不适用</w:t>
+            </w:r>
+          </w:p>
+        </w:tc>
+      </w:tr>
+      <w:tr>
+        <w:trPr>
+          <w:trHeight w:val="402"/>
+        </w:trPr>
+        <w:tc>
+          <w:tcPr>
+            <w:tcW w:w="600" w:type="dxa"/>
+            <w:tcBorders>
+              <w:top w:val="nil"/>
+              <w:left w:val="single" w:sz="4" w:space="0" w:color="auto"/>
+              <w:bottom w:val="single" w:sz="4" w:space="0" w:color="auto"/>
+              <w:right w:val="single" w:sz="4" w:space="0" w:color="auto"/>
+            </w:tcBorders>
+            <w:shd w:val="clear" w:color="auto" w:fill="auto"/>
+            <w:noWrap/>
+            <w:vAlign w:val="center"/>
+            <w:hideMark/>
+          </w:tcPr>
+          <w:p>
+            <w:pPr>
+              <w:widowControl/>
+              <w:jc w:val="center"/>
+              <w:rPr>
+                <w:rFonts w:ascii="宋体" w:eastAsia="宋体" w:hAnsi="宋体" w:cs="宋体" w:hint="eastAsia"/>
+                <w:bCs/>
+                <w:sz w:val="18"/>
+                <w:szCs w:val="18"/>
+              </w:rPr>
+            </w:pPr>
+            <w:r>
+              <w:rPr>
+                <w:rFonts w:ascii="宋体" w:eastAsia="宋体" w:hAnsi="宋体" w:cs="宋体" w:hint="eastAsia"/>
+                <w:bCs/>
+                <w:sz w:val="18"/>
+                <w:szCs w:val="18"/>
+              </w:rPr>
+              <w:t>2</w:t>
+            </w:r>
+          </w:p>
+        </w:tc>
+        <w:tc>
+          <w:tcPr>
+            <w:tcW w:w="2560" w:type="dxa"/>
+            <w:tcBorders>
+              <w:top w:val="single" w:sz="4" w:space="0" w:color="auto"/>
+              <w:left w:val="nil"/>
+              <w:bottom w:val="single" w:sz="4" w:space="0" w:color="auto"/>
+              <w:right w:val="single" w:sz="4" w:space="0" w:color="000000"/>
+            </w:tcBorders>
+            <w:shd w:val="clear" w:color="auto" w:fill="auto"/>
+            <w:noWrap/>
+            <w:vAlign w:val="center"/>
+            <w:hideMark/>
+          </w:tcPr>
+          <w:p>
+            <w:pPr>
+              <w:widowControl/>
+              <w:jc w:val="center"/>
+              <w:rPr>
+                <w:rFonts w:ascii="宋体" w:eastAsia="宋体" w:hAnsi="宋体" w:cs="宋体" w:hint="eastAsia"/>
+                <w:bCs/>
+                <w:sz w:val="18"/>
+                <w:szCs w:val="18"/>
+              </w:rPr>
+            </w:pPr>
+            <w:r>
+              <w:rPr>
+                <w:rFonts w:ascii="宋体" w:eastAsia="宋体" w:hAnsi="宋体" w:cs="宋体" w:hint="eastAsia"/>
+                <w:bCs/>
+                <w:sz w:val="18"/>
+                <w:szCs w:val="18"/>
+              </w:rPr>
+              <w:t>线缆与附件检查</w:t>
+            </w:r>
+          </w:p>
+        </w:tc>
+        <w:tc>
+          <w:tcPr>
+            <w:tcW w:w="2880" w:type="dxa"/>
+            <w:tcBorders>
+              <w:top w:val="single" w:sz="4" w:space="0" w:color="auto"/>
+              <w:left w:val="nil"/>
+              <w:bottom w:val="single" w:sz="4" w:space="0" w:color="auto"/>
+              <w:right w:val="single" w:sz="4" w:space="0" w:color="000000"/>
+            </w:tcBorders>
+            <w:shd w:val="clear" w:color="auto" w:fill="auto"/>
+            <w:noWrap/>
+            <w:vAlign w:val="center"/>
+            <w:hideMark/>
+          </w:tcPr>
+          <w:p>
+            <w:pPr>
+              <w:widowControl/>
+              <w:jc w:val="center"/>
+              <w:rPr>
+                <w:rFonts w:ascii="宋体" w:eastAsia="宋体" w:hAnsi="宋体" w:cs="宋体" w:hint="eastAsia"/>
+                <w:bCs/>
+                <w:sz w:val="18"/>
+                <w:szCs w:val="18"/>
+              </w:rPr>
+            </w:pPr>
+            <w:r>
+              <w:rPr>
+                <w:rFonts w:ascii="宋体" w:eastAsia="宋体" w:hAnsi="宋体" w:cs="宋体" w:hint="eastAsia"/>
+                <w:bCs/>
+                <w:sz w:val="18"/>
+                <w:szCs w:val="18"/>
+              </w:rPr>
+              <w:t>要求完好或完整</w:t>
+            </w:r>
+          </w:p>
+        </w:tc>
+        <w:tc>
+          <w:tcPr>
+            <w:tcW w:w="1020" w:type="dxa"/>
+            <w:tcBorders>
+              <w:top w:val="nil"/>
+              <w:left w:val="nil"/>
+              <w:bottom w:val="single" w:sz="4" w:space="0" w:color="auto"/>
+              <w:right w:val="single" w:sz="4" w:space="0" w:color="auto"/>
+            </w:tcBorders>
+            <w:shd w:val="clear" w:color="auto" w:fill="auto"/>
+            <w:noWrap/>
+            <w:vAlign w:val="center"/>
+            <w:hideMark/>
+          </w:tcPr>
+          <w:p>
+            <w:pPr>
+              <w:widowControl/>
+              <w:jc w:val="center"/>
+              <w:rPr>
+                <w:rFonts w:ascii="宋体" w:eastAsia="宋体" w:hAnsi="宋体" w:cs="宋体" w:hint="eastAsia"/>
+                <w:bCs/>
+                <w:sz w:val="18"/>
+                <w:szCs w:val="18"/>
+              </w:rPr>
+            </w:pPr>
+            <w:r>
+              <w:rPr>
+                <w:rFonts w:ascii="宋体" w:eastAsia="宋体" w:hAnsi="宋体" w:cs="宋体" w:hint="eastAsia"/>
+                <w:bCs/>
+                <w:sz w:val="18"/>
+                <w:szCs w:val="18"/>
+              </w:rPr>
+              <w:t xml:space="preserve">　</w:t>
+            </w:r>
+          </w:p>
+        </w:tc>
+        <w:tc>
+          <w:tcPr>
+            <w:tcW w:w="2960" w:type="dxa"/>
+            <w:tcBorders>
+              <w:top w:val="single" w:sz="4" w:space="0" w:color="auto"/>
+              <w:left w:val="nil"/>
+              <w:bottom w:val="single" w:sz="4" w:space="0" w:color="auto"/>
+              <w:right w:val="single" w:sz="4" w:space="0" w:color="000000"/>
+            </w:tcBorders>
+            <w:shd w:val="clear" w:color="auto" w:fill="auto"/>
+            <w:noWrap/>
+            <w:vAlign w:val="center"/>
+            <w:hideMark/>
+          </w:tcPr>
+          <w:p>
+            <w:pPr>
+              <w:widowControl/>
+              <w:jc w:val="center"/>
+              <w:rPr>
+                <w:rFonts w:ascii="宋体" w:eastAsia="宋体" w:hAnsi="宋体" w:cs="宋体" w:hint="eastAsia"/>
+                <w:bCs/>
+                <w:sz w:val="18"/>
+                <w:szCs w:val="18"/>
+              </w:rPr>
+            </w:pPr>
+            <w:r>
+              <w:rPr>
+                <w:rFonts w:ascii="宋体" w:eastAsia="宋体" w:hAnsi="宋体" w:cs="宋体" w:hint="eastAsia"/>
+                <w:bCs/>
+                <w:sz w:val="18"/>
+                <w:szCs w:val="18"/>
+              </w:rPr>
+              <w:t>□通过  □失败  □不适用</w:t>
+            </w:r>
+          </w:p>
+        </w:tc>
+      </w:tr>
+      <w:tr>
+        <w:trPr>
+          <w:trHeight w:val="402"/>
+        </w:trPr>
+        <w:tc>
+          <w:tcPr>
+            <w:tcW w:w="600" w:type="dxa"/>
+            <w:tcBorders>
+              <w:top w:val="nil"/>
+              <w:left w:val="single" w:sz="4" w:space="0" w:color="auto"/>
+              <w:bottom w:val="single" w:sz="4" w:space="0" w:color="auto"/>
+              <w:right w:val="single" w:sz="4" w:space="0" w:color="auto"/>
+            </w:tcBorders>
+            <w:shd w:val="clear" w:color="auto" w:fill="auto"/>
+            <w:noWrap/>
+            <w:vAlign w:val="center"/>
+            <w:hideMark/>
+          </w:tcPr>
+          <w:p>
+            <w:pPr>
+              <w:widowControl/>
+              <w:jc w:val="center"/>
+              <w:rPr>
+                <w:rFonts w:ascii="宋体" w:eastAsia="宋体" w:hAnsi="宋体" w:cs="宋体" w:hint="eastAsia"/>
+                <w:bCs/>
+                <w:sz w:val="18"/>
+                <w:szCs w:val="18"/>
+              </w:rPr>
+            </w:pPr>
+            <w:r>
+              <w:rPr>
+                <w:rFonts w:ascii="宋体" w:eastAsia="宋体" w:hAnsi="宋体" w:cs="宋体" w:hint="eastAsia"/>
+                <w:bCs/>
+                <w:sz w:val="18"/>
+                <w:szCs w:val="18"/>
+              </w:rPr>
+              <w:t>3</w:t>
+            </w:r>
+          </w:p>
+        </w:tc>
+        <w:tc>
+          <w:tcPr>
+            <w:tcW w:w="2560" w:type="dxa"/>
+            <w:tcBorders>
+              <w:top w:val="single" w:sz="4" w:space="0" w:color="auto"/>
+              <w:left w:val="nil"/>
+              <w:bottom w:val="single" w:sz="4" w:space="0" w:color="auto"/>
+              <w:right w:val="single" w:sz="4" w:space="0" w:color="000000"/>
+            </w:tcBorders>
+            <w:shd w:val="clear" w:color="auto" w:fill="auto"/>
+            <w:noWrap/>
+            <w:vAlign w:val="center"/>
+            <w:hideMark/>
+          </w:tcPr>
+          <w:p>
+            <w:pPr>
+              <w:widowControl/>
+              <w:jc w:val="center"/>
+              <w:rPr>
+                <w:rFonts w:ascii="宋体" w:eastAsia="宋体" w:hAnsi="宋体" w:cs="宋体" w:hint="eastAsia"/>
+                <w:bCs/>
+                <w:sz w:val="18"/>
+                <w:szCs w:val="18"/>
+              </w:rPr>
+            </w:pPr>
+            <w:r>
+              <w:rPr>
+                <w:rFonts w:ascii="宋体" w:eastAsia="宋体" w:hAnsi="宋体" w:cs="宋体" w:hint="eastAsia"/>
+                <w:bCs/>
+                <w:sz w:val="18"/>
+                <w:szCs w:val="18"/>
+              </w:rPr>
+              <w:t>按键、手柄或脚闸检查</w:t>
+            </w:r>
+          </w:p>
+        </w:tc>
+        <w:tc>
+          <w:tcPr>
+            <w:tcW w:w="2880" w:type="dxa"/>
+            <w:tcBorders>
+              <w:top w:val="single" w:sz="4" w:space="0" w:color="auto"/>
+              <w:left w:val="nil"/>
+              <w:bottom w:val="single" w:sz="4" w:space="0" w:color="auto"/>
+              <w:right w:val="single" w:sz="4" w:space="0" w:color="000000"/>
+            </w:tcBorders>
+            <w:shd w:val="clear" w:color="auto" w:fill="auto"/>
+            <w:noWrap/>
+            <w:vAlign w:val="center"/>
+            <w:hideMark/>
+          </w:tcPr>
+          <w:p>
+            <w:pPr>
+              <w:widowControl/>
+              <w:jc w:val="center"/>
+              <w:rPr>
+                <w:rFonts w:ascii="宋体" w:eastAsia="宋体" w:hAnsi="宋体" w:cs="宋体" w:hint="eastAsia"/>
+                <w:bCs/>
+                <w:sz w:val="18"/>
+                <w:szCs w:val="18"/>
+              </w:rPr>
+            </w:pPr>
+            <w:r>
+              <w:rPr>
+                <w:rFonts w:ascii="宋体" w:eastAsia="宋体" w:hAnsi="宋体" w:cs="宋体" w:hint="eastAsia"/>
+                <w:bCs/>
+                <w:sz w:val="18"/>
+                <w:szCs w:val="18"/>
+              </w:rPr>
+              <w:t>要求操作灵敏</w:t>
+            </w:r>
+          </w:p>
+        </w:tc>
+        <w:tc>
+          <w:tcPr>
+            <w:tcW w:w="1020" w:type="dxa"/>
+            <w:tcBorders>
+              <w:top w:val="nil"/>
+              <w:left w:val="nil"/>
+              <w:bottom w:val="single" w:sz="4" w:space="0" w:color="auto"/>
+              <w:right w:val="single" w:sz="4" w:space="0" w:color="auto"/>
+            </w:tcBorders>
+            <w:shd w:val="clear" w:color="auto" w:fill="auto"/>
+            <w:noWrap/>
+            <w:vAlign w:val="center"/>
+            <w:hideMark/>
+          </w:tcPr>
+          <w:p>
+            <w:pPr>
+              <w:widowControl/>
+              <w:jc w:val="center"/>
+              <w:rPr>
+                <w:rFonts w:ascii="宋体" w:eastAsia="宋体" w:hAnsi="宋体" w:cs="宋体" w:hint="eastAsia"/>
+                <w:bCs/>
+                <w:sz w:val="18"/>
+                <w:szCs w:val="18"/>
+              </w:rPr>
+            </w:pPr>
+            <w:r>
+              <w:rPr>
+                <w:rFonts w:ascii="宋体" w:eastAsia="宋体" w:hAnsi="宋体" w:cs="宋体" w:hint="eastAsia"/>
+                <w:bCs/>
+                <w:sz w:val="18"/>
+                <w:szCs w:val="18"/>
+              </w:rPr>
+              <w:t xml:space="preserve">　</w:t>
+            </w:r>
+          </w:p>
+        </w:tc>
+        <w:tc>
+          <w:tcPr>
+            <w:tcW w:w="2960" w:type="dxa"/>
+            <w:tcBorders>
+              <w:top w:val="single" w:sz="4" w:space="0" w:color="auto"/>
+              <w:left w:val="nil"/>
+              <w:bottom w:val="single" w:sz="4" w:space="0" w:color="auto"/>
+              <w:right w:val="single" w:sz="4" w:space="0" w:color="000000"/>
+            </w:tcBorders>
+            <w:shd w:val="clear" w:color="auto" w:fill="auto"/>
+            <w:noWrap/>
+            <w:vAlign w:val="center"/>
+            <w:hideMark/>
+          </w:tcPr>
+          <w:p>
+            <w:pPr>
+              <w:widowControl/>
+              <w:jc w:val="center"/>
+              <w:rPr>
+                <w:rFonts w:ascii="宋体" w:eastAsia="宋体" w:hAnsi="宋体" w:cs="宋体" w:hint="eastAsia"/>
+                <w:bCs/>
+                <w:sz w:val="18"/>
+                <w:szCs w:val="18"/>
+              </w:rPr>
+            </w:pPr>
+            <w:r>
+              <w:rPr>
+                <w:rFonts w:ascii="宋体" w:eastAsia="宋体" w:hAnsi="宋体" w:cs="宋体" w:hint="eastAsia"/>
+                <w:bCs/>
+                <w:sz w:val="18"/>
+                <w:szCs w:val="18"/>
+              </w:rPr>
+              <w:t>□通过  □失败  □不适用</w:t>
+            </w:r>
+          </w:p>
+        </w:tc>
+      </w:tr>
+      <w:tr>
+        <w:trPr>
+          <w:trHeight w:val="402"/>
+        </w:trPr>
+        <w:tc>
+          <w:tcPr>
+            <w:tcW w:w="600" w:type="dxa"/>
+            <w:tcBorders>
+              <w:top w:val="nil"/>
+              <w:left w:val="single" w:sz="4" w:space="0" w:color="auto"/>
+              <w:bottom w:val="single" w:sz="4" w:space="0" w:color="auto"/>
+              <w:right w:val="single" w:sz="4" w:space="0" w:color="auto"/>
+            </w:tcBorders>
+            <w:shd w:val="clear" w:color="auto" w:fill="auto"/>
+            <w:noWrap/>
+            <w:vAlign w:val="center"/>
+            <w:hideMark/>
+          </w:tcPr>
+          <w:p>
+            <w:pPr>
+              <w:widowControl/>
+              <w:jc w:val="center"/>
+              <w:rPr>
+                <w:rFonts w:ascii="宋体" w:eastAsia="宋体" w:hAnsi="宋体" w:cs="宋体" w:hint="eastAsia"/>
+                <w:bCs/>
+                <w:sz w:val="18"/>
+                <w:szCs w:val="18"/>
+              </w:rPr>
+            </w:pPr>
+            <w:r>
+              <w:rPr>
+                <w:rFonts w:ascii="宋体" w:eastAsia="宋体" w:hAnsi="宋体" w:cs="宋体" w:hint="eastAsia"/>
+                <w:bCs/>
+                <w:sz w:val="18"/>
+                <w:szCs w:val="18"/>
+              </w:rPr>
+              <w:t>4</w:t>
+            </w:r>
+          </w:p>
+        </w:tc>
+        <w:tc>
+          <w:tcPr>
+            <w:tcW w:w="2560" w:type="dxa"/>
+            <w:tcBorders>
+              <w:top w:val="single" w:sz="4" w:space="0" w:color="auto"/>
+              <w:left w:val="nil"/>
+              <w:bottom w:val="single" w:sz="4" w:space="0" w:color="auto"/>
+              <w:right w:val="single" w:sz="4" w:space="0" w:color="000000"/>
+            </w:tcBorders>
+            <w:shd w:val="clear" w:color="auto" w:fill="auto"/>
+            <w:noWrap/>
+            <w:vAlign w:val="center"/>
+            <w:hideMark/>
+          </w:tcPr>
+          <w:p>
+            <w:pPr>
+              <w:widowControl/>
+              <w:jc w:val="center"/>
+              <w:rPr>
+                <w:rFonts w:ascii="宋体" w:eastAsia="宋体" w:hAnsi="宋体" w:cs="宋体" w:hint="eastAsia"/>
+                <w:bCs/>
+                <w:sz w:val="18"/>
+                <w:szCs w:val="18"/>
+              </w:rPr>
+            </w:pPr>
+            <w:r>
+              <w:rPr>
+                <w:rFonts w:ascii="宋体" w:eastAsia="宋体" w:hAnsi="宋体" w:cs="宋体" w:hint="eastAsia"/>
+                <w:bCs/>
+                <w:sz w:val="18"/>
+                <w:szCs w:val="18"/>
+              </w:rPr>
+              <w:t>运行状态检查</w:t>
+            </w:r>
+          </w:p>
+        </w:tc>
+        <w:tc>
+          <w:tcPr>
+            <w:tcW w:w="2880" w:type="dxa"/>
+            <w:tcBorders>
+              <w:top w:val="single" w:sz="4" w:space="0" w:color="auto"/>
+              <w:left w:val="nil"/>
+              <w:bottom w:val="single" w:sz="4" w:space="0" w:color="auto"/>
+              <w:right w:val="single" w:sz="4" w:space="0" w:color="000000"/>
+            </w:tcBorders>
+            <w:shd w:val="clear" w:color="auto" w:fill="auto"/>
+            <w:noWrap/>
+            <w:vAlign w:val="center"/>
+            <w:hideMark/>
+          </w:tcPr>
+          <w:p>
+            <w:pPr>
+              <w:widowControl/>
+              <w:jc w:val="center"/>
+              <w:rPr>
+                <w:rFonts w:ascii="宋体" w:eastAsia="宋体" w:hAnsi="宋体" w:cs="宋体" w:hint="eastAsia"/>
+                <w:bCs/>
+                <w:sz w:val="18"/>
+                <w:szCs w:val="18"/>
+              </w:rPr>
+            </w:pPr>
+            <w:r>
+              <w:rPr>
+                <w:rFonts w:ascii="宋体" w:eastAsia="宋体" w:hAnsi="宋体" w:cs="宋体" w:hint="eastAsia"/>
+                <w:bCs/>
+                <w:sz w:val="18"/>
+                <w:szCs w:val="18"/>
+              </w:rPr>
+              <w:t>要求正常开机或进入系统</w:t>
+            </w:r>
+          </w:p>
+        </w:tc>
+        <w:tc>
+          <w:tcPr>
+            <w:tcW w:w="1020" w:type="dxa"/>
+            <w:tcBorders>
+              <w:top w:val="nil"/>
+              <w:left w:val="nil"/>
+              <w:bottom w:val="single" w:sz="4" w:space="0" w:color="auto"/>
+              <w:right w:val="single" w:sz="4" w:space="0" w:color="auto"/>
+            </w:tcBorders>
+            <w:shd w:val="clear" w:color="auto" w:fill="auto"/>
+            <w:noWrap/>
+            <w:vAlign w:val="center"/>
+            <w:hideMark/>
+          </w:tcPr>
+          <w:p>
+            <w:pPr>
+              <w:widowControl/>
+              <w:jc w:val="center"/>
+              <w:rPr>
+                <w:rFonts w:ascii="宋体" w:eastAsia="宋体" w:hAnsi="宋体" w:cs="宋体" w:hint="eastAsia"/>
+                <w:bCs/>
+                <w:sz w:val="18"/>
+                <w:szCs w:val="18"/>
+              </w:rPr>
+            </w:pPr>
+            <w:r>
+              <w:rPr>
+                <w:rFonts w:ascii="宋体" w:eastAsia="宋体" w:hAnsi="宋体" w:cs="宋体" w:hint="eastAsia"/>
+                <w:bCs/>
+                <w:sz w:val="18"/>
+                <w:szCs w:val="18"/>
+              </w:rPr>
+              <w:t xml:space="preserve">　</w:t>
+            </w:r>
+          </w:p>
+        </w:tc>
+        <w:tc>
+          <w:tcPr>
+            <w:tcW w:w="2960" w:type="dxa"/>
+            <w:tcBorders>
+              <w:top w:val="single" w:sz="4" w:space="0" w:color="auto"/>
+              <w:left w:val="nil"/>
+              <w:bottom w:val="single" w:sz="4" w:space="0" w:color="auto"/>
+              <w:right w:val="single" w:sz="4" w:space="0" w:color="000000"/>
+            </w:tcBorders>
+            <w:shd w:val="clear" w:color="auto" w:fill="auto"/>
+            <w:noWrap/>
+            <w:vAlign w:val="center"/>
+            <w:hideMark/>
+          </w:tcPr>
+          <w:p>
+            <w:pPr>
+              <w:widowControl/>
+              <w:jc w:val="center"/>
+              <w:rPr>
+                <w:rFonts w:ascii="宋体" w:eastAsia="宋体" w:hAnsi="宋体" w:cs="宋体" w:hint="eastAsia"/>
+                <w:bCs/>
+                <w:sz w:val="18"/>
+                <w:szCs w:val="18"/>
+              </w:rPr>
+            </w:pPr>
+            <w:r>
+              <w:rPr>
+                <w:rFonts w:ascii="宋体" w:eastAsia="宋体" w:hAnsi="宋体" w:cs="宋体" w:hint="eastAsia"/>
+                <w:bCs/>
+                <w:sz w:val="18"/>
+                <w:szCs w:val="18"/>
+              </w:rPr>
+              <w:t>□通过  □失败  □不适用</w:t>
+            </w:r>
+          </w:p>
+        </w:tc>
+      </w:tr>
+      <w:tr>
+        <w:trPr>
+          <w:trHeight w:val="402"/>
+        </w:trPr>
+        <w:tc>
+          <w:tcPr>
+            <w:tcW w:w="600" w:type="dxa"/>
+            <w:tcBorders>
+              <w:top w:val="nil"/>
+              <w:left w:val="single" w:sz="4" w:space="0" w:color="auto"/>
+              <w:bottom w:val="nil"/>
+              <w:right w:val="single" w:sz="4" w:space="0" w:color="auto"/>
+            </w:tcBorders>
+            <w:shd w:val="clear" w:color="auto" w:fill="auto"/>
+            <w:noWrap/>
+            <w:vAlign w:val="center"/>
+            <w:hideMark/>
+          </w:tcPr>
+          <w:p>
+            <w:pPr>
+              <w:widowControl/>
+              <w:jc w:val="center"/>
+              <w:rPr>
+                <w:rFonts w:ascii="宋体" w:eastAsia="宋体" w:hAnsi="宋体" w:cs="宋体" w:hint="eastAsia"/>
+                <w:bCs/>
+                <w:sz w:val="18"/>
+                <w:szCs w:val="18"/>
+              </w:rPr>
+            </w:pPr>
+            <w:r>
+              <w:rPr>
+                <w:rFonts w:ascii="宋体" w:eastAsia="宋体" w:hAnsi="宋体" w:cs="宋体" w:hint="eastAsia"/>
+                <w:bCs/>
+                <w:sz w:val="18"/>
+                <w:szCs w:val="18"/>
+              </w:rPr>
+              <w:t>5</w:t>
+            </w:r>
+          </w:p>
+        </w:tc>
+        <w:tc>
+          <w:tcPr>
+            <w:tcW w:w="2560" w:type="dxa"/>
+            <w:tcBorders>
+              <w:top w:val="single" w:sz="4" w:space="0" w:color="auto"/>
+              <w:left w:val="nil"/>
+              <w:bottom w:val="single" w:sz="4" w:space="0" w:color="auto"/>
+              <w:right w:val="single" w:sz="4" w:space="0" w:color="000000"/>
+            </w:tcBorders>
+            <w:shd w:val="clear" w:color="auto" w:fill="auto"/>
+            <w:noWrap/>
+            <w:vAlign w:val="center"/>
+            <w:hideMark/>
+          </w:tcPr>
+          <w:p>
+            <w:pPr>
+              <w:widowControl/>
+              <w:jc w:val="center"/>
+              <w:rPr>
+                <w:rFonts w:ascii="宋体" w:eastAsia="宋体" w:hAnsi="宋体" w:cs="宋体" w:hint="eastAsia"/>
+                <w:bCs/>
+                <w:sz w:val="18"/>
+                <w:szCs w:val="18"/>
+              </w:rPr>
+            </w:pPr>
+            <w:r>
+              <w:rPr>
+                <w:rFonts w:ascii="宋体" w:eastAsia="宋体" w:hAnsi="宋体" w:cs="宋体" w:hint="eastAsia"/>
+                <w:bCs/>
+                <w:sz w:val="18"/>
+                <w:szCs w:val="18"/>
+              </w:rPr>
+              <w:t>电气安全检测</w:t>
+            </w:r>
+          </w:p>
+        </w:tc>
+        <w:tc>
+          <w:tcPr>
+            <w:tcW w:w="2880" w:type="dxa"/>
+            <w:tcBorders>
+              <w:top w:val="single" w:sz="4" w:space="0" w:color="auto"/>
+              <w:left w:val="nil"/>
+              <w:bottom w:val="single" w:sz="4" w:space="0" w:color="auto"/>
+              <w:right w:val="single" w:sz="4" w:space="0" w:color="000000"/>
+            </w:tcBorders>
+            <w:shd w:val="clear" w:color="auto" w:fill="auto"/>
+            <w:noWrap/>
+            <w:vAlign w:val="center"/>
+            <w:hideMark/>
+          </w:tcPr>
+          <w:p>
+            <w:pPr>
+              <w:widowControl/>
+              <w:jc w:val="center"/>
+              <w:rPr>
+                <w:rFonts w:ascii="宋体" w:eastAsia="宋体" w:hAnsi="宋体" w:cs="宋体" w:hint="eastAsia"/>
+                <w:bCs/>
+                <w:sz w:val="18"/>
+                <w:szCs w:val="18"/>
+              </w:rPr>
+            </w:pPr>
+            <w:r>
+              <w:rPr>
+                <w:rFonts w:ascii="宋体" w:eastAsia="宋体" w:hAnsi="宋体" w:cs="宋体" w:hint="eastAsia"/>
+                <w:bCs/>
+                <w:sz w:val="18"/>
+                <w:szCs w:val="18"/>
+              </w:rPr>
+              <w:t>符合YY/T 0841-2011</w:t>
+            </w:r>
+          </w:p>
+        </w:tc>
+        <w:tc>
+          <w:tcPr>
+            <w:tcW w:w="1020" w:type="dxa"/>
+            <w:tcBorders>
+              <w:top w:val="nil"/>
+              <w:left w:val="nil"/>
+              <w:bottom w:val="single" w:sz="4" w:space="0" w:color="auto"/>
+              <w:right w:val="single" w:sz="4" w:space="0" w:color="auto"/>
+            </w:tcBorders>
+            <w:shd w:val="clear" w:color="auto" w:fill="auto"/>
+            <w:noWrap/>
+            <w:vAlign w:val="center"/>
+            <w:hideMark/>
+          </w:tcPr>
+          <w:p>
+            <w:pPr>
+              <w:widowControl/>
+              <w:jc w:val="center"/>
+              <w:rPr>
+                <w:rFonts w:ascii="宋体" w:eastAsia="宋体" w:hAnsi="宋体" w:cs="宋体" w:hint="eastAsia"/>
+                <w:bCs/>
+                <w:sz w:val="18"/>
+                <w:szCs w:val="18"/>
+              </w:rPr>
+            </w:pPr>
+            <w:r>
+              <w:rPr>
+                <w:rFonts w:ascii="宋体" w:eastAsia="宋体" w:hAnsi="宋体" w:cs="宋体" w:hint="eastAsia"/>
+                <w:bCs/>
+                <w:sz w:val="18"/>
+                <w:szCs w:val="18"/>
+              </w:rPr>
+              <w:t xml:space="preserve">　</w:t>
+            </w:r>
+          </w:p>
+        </w:tc>
+        <w:tc>
+          <w:tcPr>
+            <w:tcW w:w="2960" w:type="dxa"/>
+            <w:tcBorders>
+              <w:top w:val="single" w:sz="4" w:space="0" w:color="auto"/>
+              <w:left w:val="nil"/>
+              <w:bottom w:val="single" w:sz="4" w:space="0" w:color="auto"/>
+              <w:right w:val="single" w:sz="4" w:space="0" w:color="000000"/>
+            </w:tcBorders>
+            <w:shd w:val="clear" w:color="auto" w:fill="auto"/>
+            <w:noWrap/>
+            <w:vAlign w:val="center"/>
+            <w:hideMark/>
+          </w:tcPr>
+          <w:p>
+            <w:pPr>
+              <w:widowControl/>
+              <w:jc w:val="center"/>
+              <w:rPr>
+                <w:rFonts w:ascii="宋体" w:eastAsia="宋体" w:hAnsi="宋体" w:cs="宋体" w:hint="eastAsia"/>
+                <w:bCs/>
+                <w:sz w:val="18"/>
+                <w:szCs w:val="18"/>
+              </w:rPr>
+            </w:pPr>
+            <w:r>
+              <w:rPr>
+                <w:rFonts w:ascii="宋体" w:eastAsia="宋体" w:hAnsi="宋体" w:cs="宋体" w:hint="eastAsia"/>
+                <w:bCs/>
+                <w:sz w:val="18"/>
+                <w:szCs w:val="18"/>
+              </w:rPr>
+              <w:t>□通过  □失败  □不适用</w:t>
+            </w:r>
+          </w:p>
+        </w:tc>
+      </w:tr>
+      <w:tr>
+        <w:trPr>
+          <w:trHeight w:val="402"/>
+        </w:trPr>
+        <w:tc>
+          <w:tcPr>
+            <w:tcW w:w="600" w:type="dxa"/>
+            <w:tcBorders>
+              <w:top w:val="single" w:sz="4" w:space="0" w:color="auto"/>
+              <w:left w:val="single" w:sz="4" w:space="0" w:color="auto"/>
+              <w:bottom w:val="single" w:sz="4" w:space="0" w:color="auto"/>
+              <w:right w:val="single" w:sz="4" w:space="0" w:color="auto"/>
+            </w:tcBorders>
+            <w:shd w:val="clear" w:color="auto" w:fill="auto"/>
+            <w:noWrap/>
+            <w:vAlign w:val="center"/>
+            <w:hideMark/>
+          </w:tcPr>
+          <w:p>
+            <w:pPr>
+              <w:widowControl/>
+              <w:jc w:val="center"/>
+              <w:rPr>
+                <w:rFonts w:ascii="宋体" w:eastAsia="宋体" w:hAnsi="宋体" w:cs="宋体" w:hint="eastAsia"/>
+                <w:bCs/>
+                <w:sz w:val="18"/>
+                <w:szCs w:val="18"/>
+              </w:rPr>
+            </w:pPr>
+            <w:r>
+              <w:rPr>
+                <w:rFonts w:ascii="宋体" w:eastAsia="宋体" w:hAnsi="宋体" w:cs="宋体" w:hint="eastAsia"/>
+                <w:bCs/>
+                <w:sz w:val="18"/>
+                <w:szCs w:val="18"/>
+              </w:rPr>
+              <w:t>6</w:t>
+            </w:r>
+          </w:p>
+        </w:tc>
+        <w:tc>
+          <w:tcPr>
+            <w:tcW w:w="2560" w:type="dxa"/>
+            <w:tcBorders>
+              <w:top w:val="single" w:sz="4" w:space="0" w:color="auto"/>
+              <w:left w:val="nil"/>
+              <w:bottom w:val="single" w:sz="4" w:space="0" w:color="auto"/>
+              <w:right w:val="single" w:sz="4" w:space="0" w:color="000000"/>
+            </w:tcBorders>
+            <w:shd w:val="clear" w:color="auto" w:fill="auto"/>
+            <w:noWrap/>
+            <w:vAlign w:val="center"/>
+            <w:hideMark/>
+          </w:tcPr>
+          <w:p>
+            <w:pPr>
+              <w:widowControl/>
+              <w:jc w:val="center"/>
+              <w:rPr>
+                <w:rFonts w:ascii="宋体" w:eastAsia="宋体" w:hAnsi="宋体" w:cs="宋体" w:hint="eastAsia"/>
+                <w:bCs/>
+                <w:sz w:val="18"/>
+                <w:szCs w:val="18"/>
+              </w:rPr>
+            </w:pPr>
+            <w:r>
+              <w:rPr>
+                <w:rFonts w:ascii="宋体" w:eastAsia="宋体" w:hAnsi="宋体" w:cs="宋体" w:hint="eastAsia"/>
+                <w:bCs/>
+                <w:sz w:val="18"/>
+                <w:szCs w:val="18"/>
+              </w:rPr>
+              <w:t>性能参数检测</w:t>
+            </w:r>
+          </w:p>
+        </w:tc>
+        <w:tc>
+          <w:tcPr>
+            <w:tcW w:w="2880" w:type="dxa"/>
+            <w:tcBorders>
+              <w:top w:val="single" w:sz="4" w:space="0" w:color="auto"/>
+              <w:left w:val="nil"/>
+              <w:bottom w:val="single" w:sz="4" w:space="0" w:color="auto"/>
+              <w:right w:val="single" w:sz="4" w:space="0" w:color="000000"/>
+            </w:tcBorders>
+            <w:shd w:val="clear" w:color="auto" w:fill="auto"/>
+            <w:noWrap/>
+            <w:vAlign w:val="center"/>
+            <w:hideMark/>
+          </w:tcPr>
+          <w:p>
+            <w:pPr>
+              <w:widowControl/>
+              <w:jc w:val="center"/>
+              <w:rPr>
+                <w:rFonts w:ascii="宋体" w:eastAsia="宋体" w:hAnsi="宋体" w:cs="宋体" w:hint="eastAsia"/>
+                <w:bCs/>
+                <w:sz w:val="18"/>
+                <w:szCs w:val="18"/>
+              </w:rPr>
+            </w:pPr>
+            <w:r>
+              <w:rPr>
+                <w:rFonts w:ascii="宋体" w:eastAsia="宋体" w:hAnsi="宋体" w:cs="宋体" w:hint="eastAsia"/>
+                <w:bCs/>
+                <w:sz w:val="18"/>
+                <w:szCs w:val="18"/>
+              </w:rPr>
+              <w:t>符合说明书、规程或标准</w:t>
+            </w:r>
+          </w:p>
+        </w:tc>
+        <w:tc>
+          <w:tcPr>
+            <w:tcW w:w="1020" w:type="dxa"/>
+            <w:tcBorders>
+              <w:top w:val="nil"/>
+              <w:left w:val="nil"/>
+              <w:bottom w:val="single" w:sz="4" w:space="0" w:color="auto"/>
+              <w:right w:val="single" w:sz="4" w:space="0" w:color="auto"/>
+            </w:tcBorders>
+            <w:shd w:val="clear" w:color="auto" w:fill="auto"/>
+            <w:noWrap/>
+            <w:vAlign w:val="bottom"/>
+            <w:hideMark/>
+          </w:tcPr>
+          <w:p>
+            <w:pPr>
+              <w:widowControl/>
+              <w:jc w:val="center"/>
+              <w:rPr>
+                <w:rFonts w:ascii="宋体" w:eastAsia="宋体" w:hAnsi="宋体" w:cs="宋体" w:hint="eastAsia"/>
+                <w:bCs/>
+                <w:sz w:val="18"/>
+                <w:szCs w:val="18"/>
+              </w:rPr>
+            </w:pPr>
+            <w:r>
+              <w:rPr>
+                <w:rFonts w:ascii="宋体" w:eastAsia="宋体" w:hAnsi="宋体" w:cs="宋体" w:hint="eastAsia"/>
+                <w:bCs/>
+                <w:sz w:val="18"/>
+                <w:szCs w:val="18"/>
+              </w:rPr>
+              <w:t xml:space="preserve">　</w:t>
+            </w:r>
+          </w:p>
+        </w:tc>
+        <w:tc>
+          <w:tcPr>
+            <w:tcW w:w="2960" w:type="dxa"/>
+            <w:tcBorders>
+              <w:top w:val="single" w:sz="4" w:space="0" w:color="auto"/>
+              <w:left w:val="nil"/>
+              <w:bottom w:val="single" w:sz="4" w:space="0" w:color="auto"/>
+              <w:right w:val="single" w:sz="4" w:space="0" w:color="000000"/>
+            </w:tcBorders>
+            <w:shd w:val="clear" w:color="auto" w:fill="auto"/>
+            <w:noWrap/>
+            <w:vAlign w:val="center"/>
+            <w:hideMark/>
+          </w:tcPr>
+          <w:p>
+            <w:pPr>
+              <w:widowControl/>
+              <w:jc w:val="center"/>
+              <w:rPr>
+                <w:rFonts w:ascii="宋体" w:eastAsia="宋体" w:hAnsi="宋体" w:cs="宋体" w:hint="eastAsia"/>
+                <w:bCs/>
+                <w:sz w:val="18"/>
+                <w:szCs w:val="18"/>
+              </w:rPr>
+            </w:pPr>
+            <w:r>
+              <w:rPr>
+                <w:rFonts w:ascii="宋体" w:eastAsia="宋体" w:hAnsi="宋体" w:cs="宋体" w:hint="eastAsia"/>
+                <w:bCs/>
+                <w:sz w:val="18"/>
+                <w:szCs w:val="18"/>
+              </w:rPr>
+              <w:t>□通过  □失败  □不适用</w:t>
+            </w:r>
+          </w:p>
+        </w:tc>
+      </w:tr>
+    </w:tbl>
+    <w:p>
+      <w:pPr>
+        <w:spacing w:line="360" w:lineRule="auto"/>
+        <w:rPr>
+          <w:rFonts w:ascii="宋体" w:eastAsia="宋体" w:hAnsi="宋体" w:cs="宋体"/>
+          <w:bCs/>
+          <w:sz w:val="18"/>
+          <w:szCs w:val="18"/>
+        </w:rPr>
+      </w:pPr>
+    </w:p>
+    <w:p>
+      <w:pPr>
+        <w:spacing w:line="360" w:lineRule="auto"/>
+        <w:rPr>
+          <w:rFonts w:ascii="宋体" w:eastAsia="宋体" w:hAnsi="宋体" w:cs="宋体"/>
+          <w:bCs/>
+          <w:sz w:val="18"/>
+          <w:szCs w:val="18"/>
+        </w:rPr>
+      </w:pPr>
+    </w:p>
+    <w:p>
+      <w:pPr>
+        <w:spacing w:line="360" w:lineRule="auto"/>
+        <w:rPr>
+          <w:rFonts w:ascii="宋体" w:eastAsia="宋体" w:hAnsi="宋体" w:cs="宋体"/>
+          <w:bCs/>
+          <w:sz w:val="18"/>
+          <w:szCs w:val="18"/>
+        </w:rPr>
+      </w:pPr>
+    </w:p>
+    <w:p>
+      <w:pPr>
+        <w:spacing w:line="360" w:lineRule="auto"/>
+        <w:rPr>
+          <w:rFonts w:ascii="宋体" w:eastAsia="宋体" w:hAnsi="宋体" w:cs="宋体"/>
+          <w:bCs/>
+          <w:sz w:val="18"/>
+          <w:szCs w:val="18"/>
+        </w:rPr>
+      </w:pPr>
+      <w:r>
+        <w:rPr>
+          <w:rFonts w:ascii="宋体" w:eastAsia="宋体" w:hAnsi="宋体" w:cs="宋体" w:hint="eastAsia"/>
+          <w:bCs/>
+          <w:sz w:val="18"/>
+          <w:szCs w:val="18"/>
+        </w:rPr>
+        <w:t>验收人签名：</w:t>
+      </w:r>
+    </w:p>
+    <w:p>
+      <w:pPr>
+        <w:spacing w:line="360" w:lineRule="auto"/>
+        <w:rPr>
+          <w:rFonts w:ascii="宋体" w:eastAsia="宋体" w:hAnsi="宋体" w:cs="宋体"/>
+          <w:bCs/>
+          <w:sz w:val="18"/>
+          <w:szCs w:val="18"/>
+        </w:rPr>
+      </w:pPr>
+      <w:r>
+        <w:rPr>
+          <w:rFonts w:ascii="宋体" w:eastAsia="宋体" w:hAnsi="宋体" w:cs="宋体"/>
+          <w:bCs/>
+          <w:sz w:val="18"/>
+          <w:szCs w:val="18"/>
+        </w:rPr>
+        <w:t xml:space="preserve">                                                           </w:t>
+      </w:r>
+      <w:r>
+        <w:rPr>
+          <w:rFonts w:ascii="宋体" w:eastAsia="宋体" w:hAnsi="宋体" w:cs="宋体"/>
+          <w:bCs/>
+          <w:sz w:val="18"/>
+          <w:szCs w:val="18"/>
+        </w:rPr>
+        <w:t xml:space="preserve">          </w:t>
+      </w:r>
+      <w:r>
+        <w:rPr>
+          <w:rFonts w:ascii="宋体" w:eastAsia="宋体" w:hAnsi="宋体" w:cs="宋体" w:hint="eastAsia"/>
+          <w:bCs/>
+          <w:sz w:val="18"/>
+          <w:szCs w:val="18"/>
+        </w:rPr>
+        <w:t>验收日期：</w:t>
+      </w:r>
+    </w:p>
+    <w:p>
+      <w:pPr>
+        <w:spacing w:line="360" w:lineRule="auto"/>
+        <w:rPr>
+          <w:rFonts w:ascii="宋体" w:eastAsia="宋体" w:hAnsi="宋体" w:cs="宋体" w:hint="eastAsia"/>
+          <w:bCs/>
+          <w:sz w:val="18"/>
+          <w:szCs w:val="18"/>
+        </w:rPr>
+      </w:pPr>
     </w:p>
     <w:sectPr>
       <w:pgSz w:w="11906" w:h="16838"/>

--- a/src/src/main/webapp/portal/asset/arrived/reportTemplate/TechnologyReportTemplate.docx
+++ b/src/src/main/webapp/portal/asset/arrived/reportTemplate/TechnologyReportTemplate.docx
@@ -4,13 +4,22 @@
   <w:body>
     <w:p>
       <w:pPr>
-        <w:spacing w:line="720" w:lineRule="auto"/>
-        <w:ind w:firstLineChars="350" w:firstLine="1265"/>
         <w:rPr>
-          <w:rStyle w:val="TitleChar"/>
           <w:rFonts w:ascii="宋体" w:eastAsia="宋体" w:hAnsi="宋体" w:cs="宋体"/>
+          <w:bCs/>
+          <w:sz w:val="18"/>
+          <w:szCs w:val="18"/>
         </w:rPr>
       </w:pPr>
+      <w:r>
+        <w:rPr>
+          <w:rFonts w:ascii="宋体" w:eastAsia="宋体" w:hAnsi="宋体" w:cs="宋体"/>
+          <w:bCs/>
+          <w:sz w:val="18"/>
+          <w:szCs w:val="18"/>
+        </w:rPr>
+        <w:t xml:space="preserve">                          </w:t>
+      </w:r>
       <w:r>
         <w:rPr>
           <w:rStyle w:val="TitleChar"/>
@@ -42,11 +51,31 @@
         <w:t>）</w:t>
       </w:r>
     </w:p>
+    <w:p>
+      <w:pPr>
+        <w:ind w:firstLineChars="3200" w:firstLine="5760"/>
+        <w:rPr>
+          <w:rFonts w:ascii="宋体" w:eastAsia="宋体" w:hAnsi="宋体" w:cs="宋体"/>
+          <w:sz w:val="18"/>
+          <w:szCs w:val="18"/>
+        </w:rPr>
+      </w:pPr>
+      <w:bookmarkStart w:id="0" w:name="_GoBack"/>
+      <w:bookmarkEnd w:id="0"/>
+      <w:r>
+        <w:rPr>
+          <w:rFonts w:ascii="宋体" w:eastAsia="宋体" w:hAnsi="宋体" w:cs="宋体" w:hint="eastAsia"/>
+          <w:sz w:val="18"/>
+          <w:szCs w:val="18"/>
+        </w:rPr>
+        <w:t>填表日期：</w:t>
+      </w:r>
+    </w:p>
     <w:tbl>
       <w:tblPr>
         <w:tblStyle w:val="TableGrid"/>
-        <w:tblpPr w:leftFromText="180" w:rightFromText="180" w:vertAnchor="text" w:horzAnchor="margin" w:tblpXSpec="center" w:tblpY="221"/>
         <w:tblW w:w="9526" w:type="dxa"/>
+        <w:jc w:val="center"/>
         <w:tblLook w:val="04A0" w:firstRow="1" w:lastRow="0" w:firstColumn="1" w:lastColumn="0" w:noHBand="0" w:noVBand="1"/>
       </w:tblPr>
       <w:tblGrid>
@@ -62,6 +91,7 @@
       <w:tr>
         <w:trPr>
           <w:trHeight w:val="425"/>
+          <w:jc w:val="center"/>
         </w:trPr>
         <w:tc>
           <w:tcPr>
@@ -206,6 +236,7 @@
       <w:tr>
         <w:trPr>
           <w:trHeight w:val="425"/>
+          <w:jc w:val="center"/>
         </w:trPr>
         <w:tc>
           <w:tcPr>
@@ -342,6 +373,7 @@
       <w:tr>
         <w:trPr>
           <w:trHeight w:val="425"/>
+          <w:jc w:val="center"/>
         </w:trPr>
         <w:tc>
           <w:tcPr>
@@ -494,6 +526,7 @@
       <w:tr>
         <w:trPr>
           <w:trHeight w:val="425"/>
+          <w:jc w:val="center"/>
         </w:trPr>
         <w:tc>
           <w:tcPr>
@@ -580,6 +613,7 @@
       <w:tr>
         <w:trPr>
           <w:trHeight w:val="567"/>
+          <w:jc w:val="center"/>
         </w:trPr>
         <w:tc>
           <w:tcPr>
@@ -664,6 +698,7 @@
       <w:tr>
         <w:trPr>
           <w:trHeight w:val="425"/>
+          <w:jc w:val="center"/>
         </w:trPr>
         <w:tc>
           <w:tcPr>
@@ -696,6 +731,7 @@
       <w:tr>
         <w:trPr>
           <w:trHeight w:val="425"/>
+          <w:jc w:val="center"/>
         </w:trPr>
         <w:tc>
           <w:tcPr>
@@ -834,6 +870,7 @@
       <w:tr>
         <w:trPr>
           <w:trHeight w:val="425"/>
+          <w:jc w:val="center"/>
         </w:trPr>
         <w:tc>
           <w:tcPr>
@@ -966,6 +1003,7 @@
       <w:tr>
         <w:trPr>
           <w:trHeight w:val="425"/>
+          <w:jc w:val="center"/>
         </w:trPr>
         <w:tc>
           <w:tcPr>
@@ -1098,6 +1136,7 @@
       <w:tr>
         <w:trPr>
           <w:trHeight w:val="425"/>
+          <w:jc w:val="center"/>
         </w:trPr>
         <w:tc>
           <w:tcPr>
@@ -1230,6 +1269,7 @@
       <w:tr>
         <w:trPr>
           <w:trHeight w:val="425"/>
+          <w:jc w:val="center"/>
         </w:trPr>
         <w:tc>
           <w:tcPr>
@@ -1362,6 +1402,7 @@
       <w:tr>
         <w:trPr>
           <w:trHeight w:val="425"/>
+          <w:jc w:val="center"/>
         </w:trPr>
         <w:tc>
           <w:tcPr>
@@ -1494,6 +1535,7 @@
       <w:tr>
         <w:trPr>
           <w:trHeight w:val="425"/>
+          <w:jc w:val="center"/>
         </w:trPr>
         <w:tc>
           <w:tcPr>
@@ -1626,6 +1668,7 @@
       <w:tr>
         <w:trPr>
           <w:trHeight w:val="425"/>
+          <w:jc w:val="center"/>
         </w:trPr>
         <w:tc>
           <w:tcPr>
@@ -1719,6 +1762,7 @@
       <w:tr>
         <w:trPr>
           <w:trHeight w:val="425"/>
+          <w:jc w:val="center"/>
         </w:trPr>
         <w:tc>
           <w:tcPr>
@@ -1812,6 +1856,7 @@
       <w:tr>
         <w:trPr>
           <w:trHeight w:val="425"/>
+          <w:jc w:val="center"/>
         </w:trPr>
         <w:tc>
           <w:tcPr>
@@ -1844,6 +1889,7 @@
       <w:tr>
         <w:trPr>
           <w:trHeight w:val="425"/>
+          <w:jc w:val="center"/>
         </w:trPr>
         <w:tc>
           <w:tcPr>
@@ -1931,6 +1977,7 @@
       <w:tr>
         <w:trPr>
           <w:trHeight w:val="425"/>
+          <w:jc w:val="center"/>
         </w:trPr>
         <w:tc>
           <w:tcPr>
@@ -2018,6 +2065,7 @@
       <w:tr>
         <w:trPr>
           <w:trHeight w:val="425"/>
+          <w:jc w:val="center"/>
         </w:trPr>
         <w:tc>
           <w:tcPr>
@@ -2105,6 +2153,7 @@
       <w:tr>
         <w:trPr>
           <w:trHeight w:val="425"/>
+          <w:jc w:val="center"/>
         </w:trPr>
         <w:tc>
           <w:tcPr>
@@ -2192,6 +2241,7 @@
       <w:tr>
         <w:trPr>
           <w:trHeight w:val="425"/>
+          <w:jc w:val="center"/>
         </w:trPr>
         <w:tc>
           <w:tcPr>
@@ -2279,6 +2329,7 @@
       <w:tr>
         <w:trPr>
           <w:trHeight w:val="425"/>
+          <w:jc w:val="center"/>
         </w:trPr>
         <w:tc>
           <w:tcPr>
@@ -2366,6 +2417,7 @@
       <w:tr>
         <w:trPr>
           <w:trHeight w:val="425"/>
+          <w:jc w:val="center"/>
         </w:trPr>
         <w:tc>
           <w:tcPr>
@@ -2443,16 +2495,16 @@
       <w:tr>
         <w:trPr>
           <w:trHeight w:val="851"/>
+          <w:jc w:val="center"/>
         </w:trPr>
         <w:tc>
           <w:tcPr>
             <w:tcW w:w="9526" w:type="dxa"/>
             <w:gridSpan w:val="8"/>
-            <w:vAlign w:val="center"/>
-          </w:tcPr>
-          <w:p>
-            <w:pPr>
-              <w:jc w:val="center"/>
+          </w:tcPr>
+          <w:p>
+            <w:pPr>
+              <w:widowControl/>
               <w:rPr>
                 <w:rFonts w:ascii="宋体" w:eastAsia="宋体" w:hAnsi="宋体" w:cs="宋体"/>
                 <w:b/>
@@ -2460,6 +2512,14 @@
                 <w:szCs w:val="21"/>
               </w:rPr>
             </w:pPr>
+            <w:r>
+              <w:rPr>
+                <w:rFonts w:ascii="宋体" w:eastAsia="宋体" w:hAnsi="宋体" w:cs="宋体" w:hint="eastAsia"/>
+                <w:sz w:val="18"/>
+                <w:szCs w:val="18"/>
+              </w:rPr>
+              <w:t>备注：</w:t>
+            </w:r>
           </w:p>
         </w:tc>
       </w:tr>
@@ -2476,19 +2536,20 @@
       </w:pPr>
       <w:r>
         <w:rPr>
+          <w:rFonts w:ascii="宋体" w:eastAsia="宋体" w:hAnsi="宋体" w:cs="宋体"/>
+          <w:sz w:val="18"/>
+          <w:szCs w:val="18"/>
+        </w:rPr>
+        <w:tab/>
+        <w:t xml:space="preserve">                                                               </w:t>
+      </w:r>
+      <w:r>
+        <w:rPr>
           <w:rFonts w:ascii="宋体" w:eastAsia="宋体" w:hAnsi="宋体" w:cs="宋体" w:hint="eastAsia"/>
           <w:sz w:val="18"/>
           <w:szCs w:val="18"/>
         </w:rPr>
-        <w:t xml:space="preserve">                                                     </w:t>
-      </w:r>
-      <w:r>
-        <w:rPr>
-          <w:rFonts w:ascii="宋体" w:eastAsia="宋体" w:hAnsi="宋体" w:cs="宋体"/>
-          <w:sz w:val="18"/>
-          <w:szCs w:val="18"/>
-        </w:rPr>
-        <w:t xml:space="preserve">                  </w:t>
+        <w:t>验收</w:t>
       </w:r>
       <w:r>
         <w:rPr>
@@ -2498,7 +2559,7 @@
           <w:sz w:val="18"/>
           <w:szCs w:val="18"/>
         </w:rPr>
-        <w:t>填表日期</w:t>
+        <w:t>日期</w:t>
       </w:r>
       <w:r>
         <w:rPr>
@@ -2514,29 +2575,7 @@
     <w:p>
       <w:pPr>
         <w:spacing w:line="360" w:lineRule="auto"/>
-        <w:ind w:firstLineChars="3450" w:firstLine="6210"/>
-        <w:rPr>
-          <w:rFonts w:ascii="宋体" w:eastAsia="宋体" w:hAnsi="宋体" w:cs="宋体"/>
-          <w:bCs/>
-          <w:sz w:val="18"/>
-          <w:szCs w:val="18"/>
-        </w:rPr>
-      </w:pPr>
-      <w:bookmarkStart w:id="0" w:name="_GoBack"/>
-      <w:bookmarkEnd w:id="0"/>
-      <w:r>
-        <w:rPr>
-          <w:rFonts w:ascii="宋体" w:eastAsia="宋体" w:hAnsi="宋体" w:cs="宋体" w:hint="eastAsia"/>
-          <w:bCs/>
-          <w:sz w:val="18"/>
-          <w:szCs w:val="18"/>
-        </w:rPr>
-        <w:t>验收人签名：</w:t>
-      </w:r>
-    </w:p>
-    <w:p>
-      <w:pPr>
-        <w:spacing w:line="360" w:lineRule="auto"/>
+        <w:ind w:firstLineChars="3300" w:firstLine="5940"/>
         <w:rPr>
           <w:rFonts w:ascii="宋体" w:eastAsia="宋体" w:hAnsi="宋体" w:cs="宋体"/>
           <w:bCs/>
@@ -2546,13 +2585,12 @@
       </w:pPr>
       <w:r>
         <w:rPr>
-          <w:rFonts w:ascii="宋体" w:eastAsia="宋体" w:hAnsi="宋体" w:cs="宋体"/>
+          <w:rFonts w:ascii="宋体" w:eastAsia="宋体" w:hAnsi="宋体" w:cs="宋体" w:hint="eastAsia"/>
           <w:bCs/>
           <w:sz w:val="18"/>
           <w:szCs w:val="18"/>
         </w:rPr>
-        <w:lastRenderedPageBreak/>
-        <w:t xml:space="preserve">                                                </w:t>
+        <w:t>验收人签名：</w:t>
       </w:r>
     </w:p>
     <w:sectPr>

--- a/src/src/main/webapp/portal/asset/arrived/reportTemplate/TechnologyReportTemplate.docx
+++ b/src/src/main/webapp/portal/asset/arrived/reportTemplate/TechnologyReportTemplate.docx
@@ -60,8 +60,6 @@
           <w:szCs w:val="18"/>
         </w:rPr>
       </w:pPr>
-      <w:bookmarkStart w:id="0" w:name="_GoBack"/>
-      <w:bookmarkEnd w:id="0"/>
       <w:r>
         <w:rPr>
           <w:rFonts w:ascii="宋体" w:eastAsia="宋体" w:hAnsi="宋体" w:cs="宋体" w:hint="eastAsia"/>
@@ -2526,6 +2524,27 @@
     </w:tbl>
     <w:p>
       <w:pPr>
+        <w:spacing w:line="360" w:lineRule="auto"/>
+        <w:ind w:firstLineChars="3300" w:firstLine="5940"/>
+        <w:rPr>
+          <w:rFonts w:ascii="宋体" w:eastAsia="宋体" w:hAnsi="宋体" w:cs="宋体"/>
+          <w:bCs/>
+          <w:sz w:val="18"/>
+          <w:szCs w:val="18"/>
+        </w:rPr>
+      </w:pPr>
+      <w:r>
+        <w:rPr>
+          <w:rFonts w:ascii="宋体" w:eastAsia="宋体" w:hAnsi="宋体" w:cs="宋体" w:hint="eastAsia"/>
+          <w:bCs/>
+          <w:sz w:val="18"/>
+          <w:szCs w:val="18"/>
+        </w:rPr>
+        <w:t>验收人签名：</w:t>
+      </w:r>
+    </w:p>
+    <w:p>
+      <w:pPr>
         <w:rPr>
           <w:rStyle w:val="TitleChar"/>
           <w:rFonts w:ascii="宋体" w:eastAsia="宋体" w:hAnsi="宋体" w:cs="宋体"/>
@@ -2541,7 +2560,17 @@
           <w:szCs w:val="18"/>
         </w:rPr>
         <w:tab/>
-        <w:t xml:space="preserve">                                                               </w:t>
+        <w:t xml:space="preserve">                                                             </w:t>
+      </w:r>
+      <w:bookmarkStart w:id="0" w:name="_GoBack"/>
+      <w:bookmarkEnd w:id="0"/>
+      <w:r>
+        <w:rPr>
+          <w:rFonts w:ascii="宋体" w:eastAsia="宋体" w:hAnsi="宋体" w:cs="宋体"/>
+          <w:sz w:val="18"/>
+          <w:szCs w:val="18"/>
+        </w:rPr>
+        <w:t xml:space="preserve">  </w:t>
       </w:r>
       <w:r>
         <w:rPr>
@@ -2570,27 +2599,6 @@
           <w:szCs w:val="18"/>
         </w:rPr>
         <w:t>：</w:t>
-      </w:r>
-    </w:p>
-    <w:p>
-      <w:pPr>
-        <w:spacing w:line="360" w:lineRule="auto"/>
-        <w:ind w:firstLineChars="3300" w:firstLine="5940"/>
-        <w:rPr>
-          <w:rFonts w:ascii="宋体" w:eastAsia="宋体" w:hAnsi="宋体" w:cs="宋体"/>
-          <w:bCs/>
-          <w:sz w:val="18"/>
-          <w:szCs w:val="18"/>
-        </w:rPr>
-      </w:pPr>
-      <w:r>
-        <w:rPr>
-          <w:rFonts w:ascii="宋体" w:eastAsia="宋体" w:hAnsi="宋体" w:cs="宋体" w:hint="eastAsia"/>
-          <w:bCs/>
-          <w:sz w:val="18"/>
-          <w:szCs w:val="18"/>
-        </w:rPr>
-        <w:t>验收人签名：</w:t>
       </w:r>
     </w:p>
     <w:sectPr>
